--- a/docs/Risk_Management_Report.docx
+++ b/docs/Risk_Management_Report.docx
@@ -2,360 +2,11 @@
 <file path=word/document.xml><?xml version="1.0" encoding="utf-8"?>
 <w:document xmlns:wpc="http://schemas.microsoft.com/office/word/2010/wordprocessingCanvas" xmlns:cx="http://schemas.microsoft.com/office/drawing/2014/chartex" xmlns:cx1="http://schemas.microsoft.com/office/drawing/2015/9/8/chartex" xmlns:cx2="http://schemas.microsoft.com/office/drawing/2015/10/21/chartex" xmlns:cx3="http://schemas.microsoft.com/office/drawing/2016/5/9/chartex" xmlns:cx4="http://schemas.microsoft.com/office/drawing/2016/5/10/chartex" xmlns:cx5="http://schemas.microsoft.com/office/drawing/2016/5/11/chartex" xmlns:cx6="http://schemas.microsoft.com/office/drawing/2016/5/12/chartex" xmlns:cx7="http://schemas.microsoft.com/office/drawing/2016/5/13/chartex" xmlns:cx8="http://schemas.microsoft.com/office/drawing/2016/5/14/chartex" xmlns:mc="http://schemas.openxmlformats.org/markup-compatibility/2006" xmlns:m="http://schemas.openxmlformats.org/officeDocument/2006/math" xmlns:aink="http://schemas.microsoft.com/office/drawing/2016/ink" xmlns:am3d="http://schemas.microsoft.com/office/drawing/2017/model3d" xmlns:oel="http://schemas.microsoft.com/office/2019/extlst" xmlns:r="http://schemas.openxmlformats.org/officeDocument/2006/relationships" xmlns:wp14="http://schemas.microsoft.com/office/word/2010/wordprocessingDrawing" xmlns:wp="http://schemas.openxmlformats.org/drawingml/2006/wordprocessingDrawing" xmlns:wpg="http://schemas.microsoft.com/office/word/2010/wordprocessingGroup" xmlns:wpi="http://schemas.microsoft.com/office/word/2010/wordprocessingInk" xmlns:wps="http://schemas.microsoft.com/office/word/2010/wordprocessingShape" xmlns:o="urn:schemas-microsoft-com:office:office" xmlns:v="urn:schemas-microsoft-com:vml" xmlns:w10="urn:schemas-microsoft-com:office:word" xmlns:w="http://schemas.openxmlformats.org/wordprocessingml/2006/main" xmlns:w14="http://schemas.microsoft.com/office/word/2010/wordml" xmlns:w15="http://schemas.microsoft.com/office/word/2012/wordml" xmlns:w16cex="http://schemas.microsoft.com/office/word/2018/wordml/cex" xmlns:w16cid="http://schemas.microsoft.com/office/word/2016/wordml/cid" xmlns:w16="http://schemas.microsoft.com/office/word/2018/wordml" xmlns:w16sdtdh="http://schemas.microsoft.com/office/word/2020/wordml/sdtdatahash" xmlns:w16sdtfl="http://schemas.microsoft.com/office/word/2024/wordml/sdtformatlock" xmlns:w16se="http://schemas.microsoft.com/office/word/2015/wordml/symex" xmlns:w16du="http://schemas.microsoft.com/office/word/2023/wordml/word16du" xmlns:wne="http://schemas.microsoft.com/office/word/2006/wordml" mc:Ignorable="w14 w15 w16se w16cid w16 w16cex w16sdtdh w16sdtfl w16du wp14">
   <w:body>
-    <w:p/>
-    <w:p/>
-    <w:p/>
-    <w:p/>
-    <w:p/>
-    <w:p>
-      <w:pPr>
-        <w:spacing w:after="80"/>
-        <w:rPr>
-          <w:b/>
-          <w:bCs/>
-          <w:color w:val="1F4E79"/>
-          <w:sz w:val="40"/>
-          <w:szCs w:val="40"/>
-        </w:rPr>
-      </w:pPr>
-    </w:p>
-    <w:p>
-      <w:pPr>
-        <w:spacing w:after="80"/>
-        <w:jc w:val="center"/>
-        <w:rPr>
-          <w:b/>
-          <w:bCs/>
-          <w:color w:val="1F4E79"/>
-          <w:sz w:val="40"/>
-          <w:szCs w:val="40"/>
-        </w:rPr>
-      </w:pPr>
-    </w:p>
-    <w:p>
-      <w:pPr>
-        <w:spacing w:after="80"/>
-        <w:jc w:val="center"/>
-        <w:rPr>
-          <w:b/>
-          <w:bCs/>
-          <w:color w:val="1F4E79"/>
-          <w:sz w:val="48"/>
-          <w:szCs w:val="48"/>
-        </w:rPr>
-      </w:pPr>
-      <w:r>
-        <w:rPr>
-          <w:rFonts w:hint="cs"/>
-          <w:b/>
-          <w:bCs/>
-          <w:color w:val="1F4E79"/>
-          <w:sz w:val="48"/>
-          <w:szCs w:val="48"/>
-        </w:rPr>
-        <w:t>CISC 594: Software Testing Prin &amp; Techniques</w:t>
-      </w:r>
-    </w:p>
-    <w:p>
-      <w:pPr>
-        <w:spacing w:after="80"/>
-        <w:jc w:val="center"/>
-        <w:rPr>
-          <w:b/>
-          <w:bCs/>
-          <w:color w:val="1F4E79"/>
-          <w:sz w:val="36"/>
-          <w:szCs w:val="36"/>
-        </w:rPr>
-      </w:pPr>
-    </w:p>
-    <w:p>
-      <w:pPr>
-        <w:spacing w:after="80"/>
-        <w:jc w:val="center"/>
-        <w:rPr>
-          <w:b/>
-          <w:bCs/>
-          <w:color w:val="1F4E79"/>
-          <w:sz w:val="36"/>
-          <w:szCs w:val="36"/>
-        </w:rPr>
-      </w:pPr>
-    </w:p>
-    <w:p>
-      <w:pPr>
-        <w:spacing w:after="80"/>
-        <w:jc w:val="center"/>
-      </w:pPr>
-    </w:p>
-    <w:p>
-      <w:pPr>
-        <w:spacing w:after="120"/>
-        <w:jc w:val="center"/>
-        <w:rPr>
-          <w:color w:val="4C94D8" w:themeColor="text2" w:themeTint="80"/>
-        </w:rPr>
-      </w:pPr>
-      <w:r>
-        <w:rPr>
-          <w:b/>
-          <w:bCs/>
-          <w:color w:val="4C94D8" w:themeColor="text2" w:themeTint="80"/>
-          <w:sz w:val="28"/>
-          <w:szCs w:val="28"/>
-        </w:rPr>
-        <w:t>Risk Management Report</w:t>
-      </w:r>
-    </w:p>
-    <w:p>
-      <w:pPr>
-        <w:spacing w:after="80"/>
-        <w:jc w:val="center"/>
-        <w:rPr>
-          <w:b/>
-          <w:bCs/>
-          <w:color w:val="2E75B6"/>
-          <w:sz w:val="36"/>
-          <w:szCs w:val="36"/>
-        </w:rPr>
-      </w:pPr>
-      <w:r>
-        <w:rPr>
-          <w:rFonts w:hint="cs"/>
-          <w:b/>
-          <w:bCs/>
-          <w:color w:val="2E75B6"/>
-          <w:sz w:val="36"/>
-          <w:szCs w:val="36"/>
-        </w:rPr>
-        <w:t xml:space="preserve"> </w:t>
-      </w:r>
-    </w:p>
-    <w:p>
-      <w:pPr>
-        <w:spacing w:after="80"/>
-        <w:jc w:val="center"/>
-      </w:pPr>
-    </w:p>
-    <w:p>
-      <w:pPr>
-        <w:spacing w:before="80"/>
-      </w:pPr>
-    </w:p>
-    <w:p>
-      <w:pPr>
-        <w:spacing w:after="60"/>
-        <w:jc w:val="center"/>
-        <w:rPr>
-          <w:color w:val="404040"/>
-          <w:sz w:val="32"/>
-          <w:szCs w:val="32"/>
-        </w:rPr>
-      </w:pPr>
-      <w:r>
-        <w:rPr>
-          <w:rFonts w:hint="cs"/>
-          <w:b/>
-          <w:bCs/>
-          <w:color w:val="404040"/>
-          <w:sz w:val="32"/>
-          <w:szCs w:val="32"/>
-        </w:rPr>
-        <w:t>Submitted by</w:t>
-      </w:r>
-      <w:r>
-        <w:rPr>
-          <w:rFonts w:hint="cs"/>
-          <w:color w:val="404040"/>
-          <w:sz w:val="32"/>
-          <w:szCs w:val="32"/>
-        </w:rPr>
-        <w:t>: Shweta Patel</w:t>
-      </w:r>
-    </w:p>
-    <w:p>
-      <w:pPr>
-        <w:spacing w:after="60"/>
-        <w:jc w:val="center"/>
-        <w:rPr>
-          <w:sz w:val="28"/>
-          <w:szCs w:val="28"/>
-        </w:rPr>
-      </w:pPr>
-    </w:p>
-    <w:p>
-      <w:pPr>
-        <w:spacing w:after="60"/>
-        <w:jc w:val="center"/>
-        <w:rPr>
-          <w:b/>
-          <w:bCs/>
-          <w:color w:val="404040"/>
-          <w:sz w:val="32"/>
-          <w:szCs w:val="32"/>
-        </w:rPr>
-      </w:pPr>
-      <w:r>
-        <w:rPr>
-          <w:rFonts w:hint="cs"/>
-          <w:b/>
-          <w:bCs/>
-          <w:color w:val="404040"/>
-          <w:sz w:val="32"/>
-          <w:szCs w:val="32"/>
-        </w:rPr>
-        <w:t>Instructor</w:t>
-      </w:r>
-      <w:r>
-        <w:rPr>
-          <w:rFonts w:hint="cs"/>
-          <w:color w:val="404040"/>
-          <w:sz w:val="32"/>
-          <w:szCs w:val="32"/>
-        </w:rPr>
-        <w:t xml:space="preserve">: </w:t>
-      </w:r>
-      <w:r>
-        <w:rPr>
-          <w:rStyle w:val="Strong"/>
-          <w:rFonts w:hint="cs"/>
-          <w:b w:val="0"/>
-          <w:bCs w:val="0"/>
-          <w:color w:val="273540"/>
-          <w:sz w:val="32"/>
-          <w:szCs w:val="32"/>
-          <w:shd w:val="clear" w:color="auto" w:fill="FFFFFF"/>
-        </w:rPr>
-        <w:t>Khalid Lateef PhD</w:t>
-      </w:r>
-    </w:p>
-    <w:p>
-      <w:pPr>
-        <w:spacing w:after="60"/>
-        <w:jc w:val="center"/>
-        <w:rPr>
-          <w:color w:val="404040"/>
-        </w:rPr>
-      </w:pPr>
-    </w:p>
-    <w:p>
-      <w:pPr>
-        <w:spacing w:after="60"/>
-        <w:jc w:val="center"/>
-        <w:rPr>
-          <w:color w:val="404040"/>
-        </w:rPr>
-      </w:pPr>
-    </w:p>
-    <w:p>
-      <w:pPr>
-        <w:spacing w:after="60"/>
-        <w:jc w:val="center"/>
-        <w:rPr>
-          <w:color w:val="404040"/>
-        </w:rPr>
-      </w:pPr>
-    </w:p>
-    <w:p>
-      <w:pPr>
-        <w:spacing w:after="60"/>
-        <w:jc w:val="center"/>
-      </w:pPr>
-    </w:p>
-    <w:p>
-      <w:pPr>
-        <w:spacing w:after="60"/>
-        <w:jc w:val="center"/>
-        <w:rPr>
-          <w:color w:val="215E99" w:themeColor="text2" w:themeTint="BF"/>
-          <w:sz w:val="32"/>
-          <w:szCs w:val="32"/>
-        </w:rPr>
-      </w:pPr>
-      <w:r>
-        <w:rPr>
-          <w:rFonts w:hint="cs"/>
-          <w:color w:val="215E99" w:themeColor="text2" w:themeTint="BF"/>
-          <w:sz w:val="32"/>
-          <w:szCs w:val="32"/>
-        </w:rPr>
-        <w:t>Harrisburg University of Science and Technology</w:t>
-      </w:r>
-    </w:p>
-    <w:p>
-      <w:pPr>
-        <w:spacing w:after="60"/>
-        <w:jc w:val="center"/>
-        <w:rPr>
-          <w:sz w:val="32"/>
-          <w:szCs w:val="32"/>
-        </w:rPr>
-      </w:pPr>
-    </w:p>
-    <w:p>
-      <w:pPr>
-        <w:spacing w:after="60"/>
-        <w:jc w:val="center"/>
-        <w:rPr>
-          <w:sz w:val="32"/>
-          <w:szCs w:val="32"/>
-        </w:rPr>
-      </w:pPr>
-      <w:r>
-        <w:rPr>
-          <w:rFonts w:hint="cs"/>
-          <w:color w:val="404040"/>
-          <w:sz w:val="32"/>
-          <w:szCs w:val="32"/>
-        </w:rPr>
-        <w:t>Summer 2026 | Ju</w:t>
-      </w:r>
-      <w:r>
-        <w:rPr>
-          <w:color w:val="404040"/>
-          <w:sz w:val="32"/>
-          <w:szCs w:val="32"/>
-        </w:rPr>
-        <w:t>ly</w:t>
-      </w:r>
-      <w:r>
-        <w:rPr>
-          <w:rFonts w:hint="cs"/>
-          <w:color w:val="404040"/>
-          <w:sz w:val="32"/>
-          <w:szCs w:val="32"/>
-        </w:rPr>
-        <w:t xml:space="preserve"> 2</w:t>
-      </w:r>
-      <w:r>
-        <w:rPr>
-          <w:color w:val="404040"/>
-          <w:sz w:val="32"/>
-          <w:szCs w:val="32"/>
-        </w:rPr>
-        <w:t>8</w:t>
-      </w:r>
-      <w:r>
-        <w:rPr>
-          <w:rFonts w:hint="cs"/>
-          <w:color w:val="404040"/>
-          <w:sz w:val="32"/>
-          <w:szCs w:val="32"/>
-        </w:rPr>
-        <w:t>, 2026</w:t>
-      </w:r>
-    </w:p>
-    <w:p>
-      <w:r>
-        <w:br w:type="page"/>
-      </w:r>
-    </w:p>
     <w:p>
       <w:pPr>
         <w:pStyle w:val="Heading1"/>
       </w:pPr>
       <w:r>
-        <w:lastRenderedPageBreak/>
         <w:t>1. Project Overview</w:t>
       </w:r>
     </w:p>
@@ -1880,6 +1531,186 @@
                 <w:szCs w:val="18"/>
               </w:rPr>
               <w:t>Active — accepted</w:t>
+            </w:r>
+          </w:p>
+        </w:tc>
+      </w:tr>
+      <w:tr>
+        <w:tblPrEx>
+          <w:tblCellMar>
+            <w:top w:w="0" w:type="dxa"/>
+            <w:bottom w:w="0" w:type="dxa"/>
+          </w:tblCellMar>
+        </w:tblPrEx>
+        <w:tc>
+          <w:tcPr>
+            <w:tcW w:w="500" w:type="dxa"/>
+            <w:shd w:val="clear" w:color="auto" w:fill="FFFFFF"/>
+            <w:tcMar>
+              <w:top w:w="80" w:type="dxa"/>
+              <w:left w:w="120" w:type="dxa"/>
+              <w:bottom w:w="80" w:type="dxa"/>
+              <w:right w:w="120" w:type="dxa"/>
+            </w:tcMar>
+          </w:tcPr>
+          <w:p>
+            <w:pPr>
+              <w:jc w:val="center"/>
+            </w:pPr>
+            <w:r>
+              <w:rPr>
+                <w:b/>
+                <w:bCs/>
+                <w:sz w:val="18"/>
+                <w:szCs w:val="18"/>
+              </w:rPr>
+              <w:t>R8</w:t>
+            </w:r>
+          </w:p>
+        </w:tc>
+        <w:tc>
+          <w:tcPr>
+            <w:tcW w:w="2000" w:type="dxa"/>
+            <w:shd w:val="clear" w:color="auto" w:fill="FFFFFF"/>
+            <w:tcMar>
+              <w:top w:w="80" w:type="dxa"/>
+              <w:left w:w="120" w:type="dxa"/>
+              <w:bottom w:w="80" w:type="dxa"/>
+              <w:right w:w="120" w:type="dxa"/>
+            </w:tcMar>
+          </w:tcPr>
+          <w:p>
+            <w:r>
+              <w:rPr>
+                <w:sz w:val="18"/>
+                <w:szCs w:val="18"/>
+              </w:rPr>
+              <w:t>Azure AD Easy Auth failure in production</w:t>
+            </w:r>
+          </w:p>
+        </w:tc>
+        <w:tc>
+          <w:tcPr>
+            <w:tcW w:w="500" w:type="dxa"/>
+            <w:shd w:val="clear" w:color="auto" w:fill="FFD966"/>
+            <w:tcMar>
+              <w:top w:w="80" w:type="dxa"/>
+              <w:left w:w="120" w:type="dxa"/>
+              <w:bottom w:w="80" w:type="dxa"/>
+              <w:right w:w="120" w:type="dxa"/>
+            </w:tcMar>
+          </w:tcPr>
+          <w:p>
+            <w:pPr>
+              <w:jc w:val="center"/>
+            </w:pPr>
+            <w:r>
+              <w:rPr>
+                <w:b/>
+                <w:bCs/>
+                <w:sz w:val="18"/>
+                <w:szCs w:val="18"/>
+              </w:rPr>
+              <w:t>2×5=10</w:t>
+            </w:r>
+          </w:p>
+        </w:tc>
+        <w:tc>
+          <w:tcPr>
+            <w:tcW w:w="700" w:type="dxa"/>
+            <w:shd w:val="clear" w:color="auto" w:fill="FFD966"/>
+            <w:tcMar>
+              <w:top w:w="80" w:type="dxa"/>
+              <w:left w:w="120" w:type="dxa"/>
+              <w:bottom w:w="80" w:type="dxa"/>
+              <w:right w:w="120" w:type="dxa"/>
+            </w:tcMar>
+          </w:tcPr>
+          <w:p>
+            <w:pPr>
+              <w:jc w:val="center"/>
+            </w:pPr>
+            <w:r>
+              <w:rPr>
+                <w:b/>
+                <w:bCs/>
+                <w:sz w:val="18"/>
+                <w:szCs w:val="18"/>
+              </w:rPr>
+              <w:t>10</w:t>
+            </w:r>
+          </w:p>
+        </w:tc>
+        <w:tc>
+          <w:tcPr>
+            <w:tcW w:w="700" w:type="dxa"/>
+            <w:shd w:val="clear" w:color="auto" w:fill="FFD966"/>
+            <w:tcMar>
+              <w:top w:w="80" w:type="dxa"/>
+              <w:left w:w="120" w:type="dxa"/>
+              <w:bottom w:w="80" w:type="dxa"/>
+              <w:right w:w="120" w:type="dxa"/>
+            </w:tcMar>
+          </w:tcPr>
+          <w:p>
+            <w:pPr>
+              <w:jc w:val="center"/>
+            </w:pPr>
+            <w:r>
+              <w:rPr>
+                <w:b/>
+                <w:bCs/>
+                <w:sz w:val="18"/>
+                <w:szCs w:val="18"/>
+              </w:rPr>
+              <w:t>8</w:t>
+            </w:r>
+          </w:p>
+        </w:tc>
+        <w:tc>
+          <w:tcPr>
+            <w:tcW w:w="1000" w:type="dxa"/>
+            <w:shd w:val="clear" w:color="auto" w:fill="FFD966"/>
+            <w:tcMar>
+              <w:top w:w="80" w:type="dxa"/>
+              <w:left w:w="120" w:type="dxa"/>
+              <w:bottom w:w="80" w:type="dxa"/>
+              <w:right w:w="120" w:type="dxa"/>
+            </w:tcMar>
+          </w:tcPr>
+          <w:p>
+            <w:pPr>
+              <w:jc w:val="center"/>
+            </w:pPr>
+            <w:r>
+              <w:rPr>
+                <w:b/>
+                <w:bCs/>
+                <w:sz w:val="18"/>
+                <w:szCs w:val="18"/>
+              </w:rPr>
+              <w:t>Medium</w:t>
+            </w:r>
+          </w:p>
+        </w:tc>
+        <w:tc>
+          <w:tcPr>
+            <w:tcW w:w="2760" w:type="dxa"/>
+            <w:shd w:val="clear" w:color="auto" w:fill="FFFFFF"/>
+            <w:tcMar>
+              <w:top w:w="80" w:type="dxa"/>
+              <w:left w:w="120" w:type="dxa"/>
+              <w:bottom w:w="80" w:type="dxa"/>
+              <w:right w:w="120" w:type="dxa"/>
+            </w:tcMar>
+          </w:tcPr>
+          <w:p>
+            <w:r>
+              <w:rPr>
+                <w:sz w:val="18"/>
+                <w:szCs w:val="18"/>
+              </w:rPr>
+              <w:t>Active — verified, accepted</w:t>
             </w:r>
           </w:p>
         </w:tc>
@@ -1971,6 +1802,10 @@
         <w:pStyle w:val="Heading1"/>
       </w:pPr>
       <w:r>
+        <w:lastRenderedPageBreak/>
+        <w:br/>
+      </w:r>
+      <w:r>
         <w:t>3. Week-by-Week Risk Score History</w:t>
       </w:r>
     </w:p>
@@ -2003,16 +1838,17 @@
         <w:tblLook w:val="0000" w:firstRow="0" w:lastRow="0" w:firstColumn="0" w:lastColumn="0" w:noHBand="0" w:noVBand="0"/>
       </w:tblPr>
       <w:tblGrid>
-        <w:gridCol w:w="648"/>
-        <w:gridCol w:w="974"/>
-        <w:gridCol w:w="786"/>
-        <w:gridCol w:w="1062"/>
-        <w:gridCol w:w="786"/>
-        <w:gridCol w:w="736"/>
-        <w:gridCol w:w="736"/>
-        <w:gridCol w:w="786"/>
-        <w:gridCol w:w="736"/>
-        <w:gridCol w:w="2110"/>
+        <w:gridCol w:w="609"/>
+        <w:gridCol w:w="911"/>
+        <w:gridCol w:w="735"/>
+        <w:gridCol w:w="993"/>
+        <w:gridCol w:w="735"/>
+        <w:gridCol w:w="644"/>
+        <w:gridCol w:w="644"/>
+        <w:gridCol w:w="735"/>
+        <w:gridCol w:w="644"/>
+        <w:gridCol w:w="735"/>
+        <w:gridCol w:w="1975"/>
       </w:tblGrid>
       <w:tr>
         <w:tblPrEx>
@@ -2080,7 +1916,7 @@
         </w:tc>
         <w:tc>
           <w:tcPr>
-            <w:tcW w:w="680" w:type="dxa"/>
+            <w:tcW w:w="600" w:type="dxa"/>
             <w:shd w:val="clear" w:color="auto" w:fill="1F3864"/>
             <w:tcMar>
               <w:top w:w="60" w:type="dxa"/>
@@ -2107,7 +1943,7 @@
         </w:tc>
         <w:tc>
           <w:tcPr>
-            <w:tcW w:w="680" w:type="dxa"/>
+            <w:tcW w:w="600" w:type="dxa"/>
             <w:shd w:val="clear" w:color="auto" w:fill="1F3864"/>
             <w:tcMar>
               <w:top w:w="60" w:type="dxa"/>
@@ -2134,7 +1970,7 @@
         </w:tc>
         <w:tc>
           <w:tcPr>
-            <w:tcW w:w="680" w:type="dxa"/>
+            <w:tcW w:w="600" w:type="dxa"/>
             <w:shd w:val="clear" w:color="auto" w:fill="1F3864"/>
             <w:tcMar>
               <w:top w:w="60" w:type="dxa"/>
@@ -2161,7 +1997,7 @@
         </w:tc>
         <w:tc>
           <w:tcPr>
-            <w:tcW w:w="680" w:type="dxa"/>
+            <w:tcW w:w="600" w:type="dxa"/>
             <w:shd w:val="clear" w:color="auto" w:fill="1F3864"/>
             <w:tcMar>
               <w:top w:w="60" w:type="dxa"/>
@@ -2188,7 +2024,7 @@
         </w:tc>
         <w:tc>
           <w:tcPr>
-            <w:tcW w:w="680" w:type="dxa"/>
+            <w:tcW w:w="600" w:type="dxa"/>
             <w:shd w:val="clear" w:color="auto" w:fill="1F3864"/>
             <w:tcMar>
               <w:top w:w="60" w:type="dxa"/>
@@ -2215,7 +2051,7 @@
         </w:tc>
         <w:tc>
           <w:tcPr>
-            <w:tcW w:w="680" w:type="dxa"/>
+            <w:tcW w:w="600" w:type="dxa"/>
             <w:shd w:val="clear" w:color="auto" w:fill="1F3864"/>
             <w:tcMar>
               <w:top w:w="60" w:type="dxa"/>
@@ -2242,7 +2078,7 @@
         </w:tc>
         <w:tc>
           <w:tcPr>
-            <w:tcW w:w="680" w:type="dxa"/>
+            <w:tcW w:w="600" w:type="dxa"/>
             <w:shd w:val="clear" w:color="auto" w:fill="1F3864"/>
             <w:tcMar>
               <w:top w:w="60" w:type="dxa"/>
@@ -2269,7 +2105,34 @@
         </w:tc>
         <w:tc>
           <w:tcPr>
-            <w:tcW w:w="1500" w:type="dxa"/>
+            <w:tcW w:w="600" w:type="dxa"/>
+            <w:shd w:val="clear" w:color="auto" w:fill="1F3864"/>
+            <w:tcMar>
+              <w:top w:w="60" w:type="dxa"/>
+              <w:left w:w="80" w:type="dxa"/>
+              <w:bottom w:w="60" w:type="dxa"/>
+              <w:right w:w="80" w:type="dxa"/>
+            </w:tcMar>
+          </w:tcPr>
+          <w:p>
+            <w:pPr>
+              <w:jc w:val="center"/>
+            </w:pPr>
+            <w:r>
+              <w:rPr>
+                <w:b/>
+                <w:bCs/>
+                <w:color w:val="FFFFFF"/>
+                <w:sz w:val="18"/>
+                <w:szCs w:val="18"/>
+              </w:rPr>
+              <w:t>R8</w:t>
+            </w:r>
+          </w:p>
+        </w:tc>
+        <w:tc>
+          <w:tcPr>
+            <w:tcW w:w="1160" w:type="dxa"/>
             <w:shd w:val="clear" w:color="auto" w:fill="1F3864"/>
             <w:tcMar>
               <w:top w:w="60" w:type="dxa"/>
@@ -2351,7 +2214,7 @@
         </w:tc>
         <w:tc>
           <w:tcPr>
-            <w:tcW w:w="680" w:type="dxa"/>
+            <w:tcW w:w="600" w:type="dxa"/>
             <w:shd w:val="clear" w:color="auto" w:fill="FF7070"/>
             <w:tcMar>
               <w:top w:w="60" w:type="dxa"/>
@@ -2378,7 +2241,7 @@
         </w:tc>
         <w:tc>
           <w:tcPr>
-            <w:tcW w:w="680" w:type="dxa"/>
+            <w:tcW w:w="600" w:type="dxa"/>
             <w:shd w:val="clear" w:color="auto" w:fill="FFD966"/>
             <w:tcMar>
               <w:top w:w="60" w:type="dxa"/>
@@ -2405,7 +2268,7 @@
         </w:tc>
         <w:tc>
           <w:tcPr>
-            <w:tcW w:w="680" w:type="dxa"/>
+            <w:tcW w:w="600" w:type="dxa"/>
             <w:shd w:val="clear" w:color="auto" w:fill="FFD966"/>
             <w:tcMar>
               <w:top w:w="60" w:type="dxa"/>
@@ -2432,7 +2295,7 @@
         </w:tc>
         <w:tc>
           <w:tcPr>
-            <w:tcW w:w="680" w:type="dxa"/>
+            <w:tcW w:w="600" w:type="dxa"/>
             <w:shd w:val="clear" w:color="auto" w:fill="FFD966"/>
             <w:tcMar>
               <w:top w:w="60" w:type="dxa"/>
@@ -2459,7 +2322,7 @@
         </w:tc>
         <w:tc>
           <w:tcPr>
-            <w:tcW w:w="680" w:type="dxa"/>
+            <w:tcW w:w="600" w:type="dxa"/>
             <w:shd w:val="clear" w:color="auto" w:fill="EBF3FB"/>
             <w:tcMar>
               <w:top w:w="60" w:type="dxa"/>
@@ -2484,7 +2347,7 @@
         </w:tc>
         <w:tc>
           <w:tcPr>
-            <w:tcW w:w="680" w:type="dxa"/>
+            <w:tcW w:w="600" w:type="dxa"/>
             <w:shd w:val="clear" w:color="auto" w:fill="EBF3FB"/>
             <w:tcMar>
               <w:top w:w="60" w:type="dxa"/>
@@ -2509,7 +2372,7 @@
         </w:tc>
         <w:tc>
           <w:tcPr>
-            <w:tcW w:w="680" w:type="dxa"/>
+            <w:tcW w:w="600" w:type="dxa"/>
             <w:shd w:val="clear" w:color="auto" w:fill="EBF3FB"/>
             <w:tcMar>
               <w:top w:w="60" w:type="dxa"/>
@@ -2534,7 +2397,32 @@
         </w:tc>
         <w:tc>
           <w:tcPr>
-            <w:tcW w:w="1500" w:type="dxa"/>
+            <w:tcW w:w="600" w:type="dxa"/>
+            <w:shd w:val="clear" w:color="auto" w:fill="EBF3FB"/>
+            <w:tcMar>
+              <w:top w:w="60" w:type="dxa"/>
+              <w:left w:w="80" w:type="dxa"/>
+              <w:bottom w:w="60" w:type="dxa"/>
+              <w:right w:w="80" w:type="dxa"/>
+            </w:tcMar>
+          </w:tcPr>
+          <w:p>
+            <w:pPr>
+              <w:jc w:val="center"/>
+            </w:pPr>
+            <w:r>
+              <w:rPr>
+                <w:color w:val="999999"/>
+                <w:sz w:val="18"/>
+                <w:szCs w:val="18"/>
+              </w:rPr>
+              <w:t>—</w:t>
+            </w:r>
+          </w:p>
+        </w:tc>
+        <w:tc>
+          <w:tcPr>
+            <w:tcW w:w="600" w:type="dxa"/>
             <w:shd w:val="clear" w:color="auto" w:fill="EBF3FB"/>
             <w:tcMar>
               <w:top w:w="60" w:type="dxa"/>
@@ -2610,7 +2498,7 @@
         </w:tc>
         <w:tc>
           <w:tcPr>
-            <w:tcW w:w="680" w:type="dxa"/>
+            <w:tcW w:w="600" w:type="dxa"/>
             <w:shd w:val="clear" w:color="auto" w:fill="FF7070"/>
             <w:tcMar>
               <w:top w:w="60" w:type="dxa"/>
@@ -2637,7 +2525,7 @@
         </w:tc>
         <w:tc>
           <w:tcPr>
-            <w:tcW w:w="680" w:type="dxa"/>
+            <w:tcW w:w="600" w:type="dxa"/>
             <w:shd w:val="clear" w:color="auto" w:fill="FFD966"/>
             <w:tcMar>
               <w:top w:w="60" w:type="dxa"/>
@@ -2664,7 +2552,7 @@
         </w:tc>
         <w:tc>
           <w:tcPr>
-            <w:tcW w:w="680" w:type="dxa"/>
+            <w:tcW w:w="600" w:type="dxa"/>
             <w:shd w:val="clear" w:color="auto" w:fill="FFD966"/>
             <w:tcMar>
               <w:top w:w="60" w:type="dxa"/>
@@ -2691,7 +2579,7 @@
         </w:tc>
         <w:tc>
           <w:tcPr>
-            <w:tcW w:w="680" w:type="dxa"/>
+            <w:tcW w:w="600" w:type="dxa"/>
             <w:shd w:val="clear" w:color="auto" w:fill="FFD966"/>
             <w:tcMar>
               <w:top w:w="60" w:type="dxa"/>
@@ -2718,7 +2606,7 @@
         </w:tc>
         <w:tc>
           <w:tcPr>
-            <w:tcW w:w="680" w:type="dxa"/>
+            <w:tcW w:w="600" w:type="dxa"/>
             <w:shd w:val="clear" w:color="auto" w:fill="FFFFFF"/>
             <w:tcMar>
               <w:top w:w="60" w:type="dxa"/>
@@ -2743,7 +2631,7 @@
         </w:tc>
         <w:tc>
           <w:tcPr>
-            <w:tcW w:w="680" w:type="dxa"/>
+            <w:tcW w:w="600" w:type="dxa"/>
             <w:shd w:val="clear" w:color="auto" w:fill="FFFFFF"/>
             <w:tcMar>
               <w:top w:w="60" w:type="dxa"/>
@@ -2768,7 +2656,7 @@
         </w:tc>
         <w:tc>
           <w:tcPr>
-            <w:tcW w:w="680" w:type="dxa"/>
+            <w:tcW w:w="600" w:type="dxa"/>
             <w:shd w:val="clear" w:color="auto" w:fill="FFFFFF"/>
             <w:tcMar>
               <w:top w:w="60" w:type="dxa"/>
@@ -2793,7 +2681,32 @@
         </w:tc>
         <w:tc>
           <w:tcPr>
-            <w:tcW w:w="1500" w:type="dxa"/>
+            <w:tcW w:w="600" w:type="dxa"/>
+            <w:shd w:val="clear" w:color="auto" w:fill="FFFFFF"/>
+            <w:tcMar>
+              <w:top w:w="60" w:type="dxa"/>
+              <w:left w:w="80" w:type="dxa"/>
+              <w:bottom w:w="60" w:type="dxa"/>
+              <w:right w:w="80" w:type="dxa"/>
+            </w:tcMar>
+          </w:tcPr>
+          <w:p>
+            <w:pPr>
+              <w:jc w:val="center"/>
+            </w:pPr>
+            <w:r>
+              <w:rPr>
+                <w:color w:val="999999"/>
+                <w:sz w:val="18"/>
+                <w:szCs w:val="18"/>
+              </w:rPr>
+              <w:t>—</w:t>
+            </w:r>
+          </w:p>
+        </w:tc>
+        <w:tc>
+          <w:tcPr>
+            <w:tcW w:w="600" w:type="dxa"/>
             <w:shd w:val="clear" w:color="auto" w:fill="FFFFFF"/>
             <w:tcMar>
               <w:top w:w="60" w:type="dxa"/>
@@ -2885,7 +2798,7 @@
         </w:tc>
         <w:tc>
           <w:tcPr>
-            <w:tcW w:w="680" w:type="dxa"/>
+            <w:tcW w:w="600" w:type="dxa"/>
             <w:shd w:val="clear" w:color="auto" w:fill="FF7070"/>
             <w:tcMar>
               <w:top w:w="60" w:type="dxa"/>
@@ -2912,7 +2825,7 @@
         </w:tc>
         <w:tc>
           <w:tcPr>
-            <w:tcW w:w="680" w:type="dxa"/>
+            <w:tcW w:w="600" w:type="dxa"/>
             <w:shd w:val="clear" w:color="auto" w:fill="FFD966"/>
             <w:tcMar>
               <w:top w:w="60" w:type="dxa"/>
@@ -2939,7 +2852,7 @@
         </w:tc>
         <w:tc>
           <w:tcPr>
-            <w:tcW w:w="680" w:type="dxa"/>
+            <w:tcW w:w="600" w:type="dxa"/>
             <w:shd w:val="clear" w:color="auto" w:fill="FFD966"/>
             <w:tcMar>
               <w:top w:w="60" w:type="dxa"/>
@@ -2966,7 +2879,7 @@
         </w:tc>
         <w:tc>
           <w:tcPr>
-            <w:tcW w:w="680" w:type="dxa"/>
+            <w:tcW w:w="600" w:type="dxa"/>
             <w:shd w:val="clear" w:color="auto" w:fill="FFD966"/>
             <w:tcMar>
               <w:top w:w="60" w:type="dxa"/>
@@ -2993,7 +2906,7 @@
         </w:tc>
         <w:tc>
           <w:tcPr>
-            <w:tcW w:w="680" w:type="dxa"/>
+            <w:tcW w:w="600" w:type="dxa"/>
             <w:shd w:val="clear" w:color="auto" w:fill="EBF3FB"/>
             <w:tcMar>
               <w:top w:w="60" w:type="dxa"/>
@@ -3018,7 +2931,7 @@
         </w:tc>
         <w:tc>
           <w:tcPr>
-            <w:tcW w:w="680" w:type="dxa"/>
+            <w:tcW w:w="600" w:type="dxa"/>
             <w:shd w:val="clear" w:color="auto" w:fill="EBF3FB"/>
             <w:tcMar>
               <w:top w:w="60" w:type="dxa"/>
@@ -3043,7 +2956,7 @@
         </w:tc>
         <w:tc>
           <w:tcPr>
-            <w:tcW w:w="680" w:type="dxa"/>
+            <w:tcW w:w="600" w:type="dxa"/>
             <w:shd w:val="clear" w:color="auto" w:fill="EBF3FB"/>
             <w:tcMar>
               <w:top w:w="60" w:type="dxa"/>
@@ -3068,7 +2981,32 @@
         </w:tc>
         <w:tc>
           <w:tcPr>
-            <w:tcW w:w="1500" w:type="dxa"/>
+            <w:tcW w:w="600" w:type="dxa"/>
+            <w:shd w:val="clear" w:color="auto" w:fill="EBF3FB"/>
+            <w:tcMar>
+              <w:top w:w="60" w:type="dxa"/>
+              <w:left w:w="80" w:type="dxa"/>
+              <w:bottom w:w="60" w:type="dxa"/>
+              <w:right w:w="80" w:type="dxa"/>
+            </w:tcMar>
+          </w:tcPr>
+          <w:p>
+            <w:pPr>
+              <w:jc w:val="center"/>
+            </w:pPr>
+            <w:r>
+              <w:rPr>
+                <w:color w:val="999999"/>
+                <w:sz w:val="18"/>
+                <w:szCs w:val="18"/>
+              </w:rPr>
+              <w:t>—</w:t>
+            </w:r>
+          </w:p>
+        </w:tc>
+        <w:tc>
+          <w:tcPr>
+            <w:tcW w:w="600" w:type="dxa"/>
             <w:shd w:val="clear" w:color="auto" w:fill="EBF3FB"/>
             <w:tcMar>
               <w:top w:w="60" w:type="dxa"/>
@@ -3169,7 +3107,7 @@
         </w:tc>
         <w:tc>
           <w:tcPr>
-            <w:tcW w:w="680" w:type="dxa"/>
+            <w:tcW w:w="600" w:type="dxa"/>
             <w:shd w:val="clear" w:color="auto" w:fill="FF7070"/>
             <w:tcMar>
               <w:top w:w="60" w:type="dxa"/>
@@ -3196,7 +3134,7 @@
         </w:tc>
         <w:tc>
           <w:tcPr>
-            <w:tcW w:w="680" w:type="dxa"/>
+            <w:tcW w:w="600" w:type="dxa"/>
             <w:shd w:val="clear" w:color="auto" w:fill="FFD966"/>
             <w:tcMar>
               <w:top w:w="60" w:type="dxa"/>
@@ -3223,7 +3161,7 @@
         </w:tc>
         <w:tc>
           <w:tcPr>
-            <w:tcW w:w="680" w:type="dxa"/>
+            <w:tcW w:w="600" w:type="dxa"/>
             <w:shd w:val="clear" w:color="auto" w:fill="FFD966"/>
             <w:tcMar>
               <w:top w:w="60" w:type="dxa"/>
@@ -3250,7 +3188,7 @@
         </w:tc>
         <w:tc>
           <w:tcPr>
-            <w:tcW w:w="680" w:type="dxa"/>
+            <w:tcW w:w="600" w:type="dxa"/>
             <w:shd w:val="clear" w:color="auto" w:fill="FFD966"/>
             <w:tcMar>
               <w:top w:w="60" w:type="dxa"/>
@@ -3277,7 +3215,7 @@
         </w:tc>
         <w:tc>
           <w:tcPr>
-            <w:tcW w:w="680" w:type="dxa"/>
+            <w:tcW w:w="600" w:type="dxa"/>
             <w:shd w:val="clear" w:color="auto" w:fill="FFFFFF"/>
             <w:tcMar>
               <w:top w:w="60" w:type="dxa"/>
@@ -3302,7 +3240,7 @@
         </w:tc>
         <w:tc>
           <w:tcPr>
-            <w:tcW w:w="680" w:type="dxa"/>
+            <w:tcW w:w="600" w:type="dxa"/>
             <w:shd w:val="clear" w:color="auto" w:fill="FFFFFF"/>
             <w:tcMar>
               <w:top w:w="60" w:type="dxa"/>
@@ -3327,7 +3265,7 @@
         </w:tc>
         <w:tc>
           <w:tcPr>
-            <w:tcW w:w="680" w:type="dxa"/>
+            <w:tcW w:w="600" w:type="dxa"/>
             <w:shd w:val="clear" w:color="auto" w:fill="FFFFFF"/>
             <w:tcMar>
               <w:top w:w="60" w:type="dxa"/>
@@ -3352,7 +3290,32 @@
         </w:tc>
         <w:tc>
           <w:tcPr>
-            <w:tcW w:w="1500" w:type="dxa"/>
+            <w:tcW w:w="600" w:type="dxa"/>
+            <w:shd w:val="clear" w:color="auto" w:fill="FFFFFF"/>
+            <w:tcMar>
+              <w:top w:w="60" w:type="dxa"/>
+              <w:left w:w="80" w:type="dxa"/>
+              <w:bottom w:w="60" w:type="dxa"/>
+              <w:right w:w="80" w:type="dxa"/>
+            </w:tcMar>
+          </w:tcPr>
+          <w:p>
+            <w:pPr>
+              <w:jc w:val="center"/>
+            </w:pPr>
+            <w:r>
+              <w:rPr>
+                <w:color w:val="999999"/>
+                <w:sz w:val="18"/>
+                <w:szCs w:val="18"/>
+              </w:rPr>
+              <w:t>—</w:t>
+            </w:r>
+          </w:p>
+        </w:tc>
+        <w:tc>
+          <w:tcPr>
+            <w:tcW w:w="600" w:type="dxa"/>
             <w:shd w:val="clear" w:color="auto" w:fill="FFFFFF"/>
             <w:tcMar>
               <w:top w:w="60" w:type="dxa"/>
@@ -3444,7 +3407,7 @@
         </w:tc>
         <w:tc>
           <w:tcPr>
-            <w:tcW w:w="680" w:type="dxa"/>
+            <w:tcW w:w="600" w:type="dxa"/>
             <w:shd w:val="clear" w:color="auto" w:fill="FFD966"/>
             <w:tcMar>
               <w:top w:w="60" w:type="dxa"/>
@@ -3471,7 +3434,7 @@
         </w:tc>
         <w:tc>
           <w:tcPr>
-            <w:tcW w:w="680" w:type="dxa"/>
+            <w:tcW w:w="600" w:type="dxa"/>
             <w:shd w:val="clear" w:color="auto" w:fill="FFD966"/>
             <w:tcMar>
               <w:top w:w="60" w:type="dxa"/>
@@ -3498,7 +3461,7 @@
         </w:tc>
         <w:tc>
           <w:tcPr>
-            <w:tcW w:w="680" w:type="dxa"/>
+            <w:tcW w:w="600" w:type="dxa"/>
             <w:shd w:val="clear" w:color="auto" w:fill="FFD966"/>
             <w:tcMar>
               <w:top w:w="60" w:type="dxa"/>
@@ -3525,7 +3488,7 @@
         </w:tc>
         <w:tc>
           <w:tcPr>
-            <w:tcW w:w="680" w:type="dxa"/>
+            <w:tcW w:w="600" w:type="dxa"/>
             <w:shd w:val="clear" w:color="auto" w:fill="70AD47"/>
             <w:tcMar>
               <w:top w:w="60" w:type="dxa"/>
@@ -3552,7 +3515,7 @@
         </w:tc>
         <w:tc>
           <w:tcPr>
-            <w:tcW w:w="680" w:type="dxa"/>
+            <w:tcW w:w="600" w:type="dxa"/>
             <w:shd w:val="clear" w:color="auto" w:fill="EBF3FB"/>
             <w:tcMar>
               <w:top w:w="60" w:type="dxa"/>
@@ -3577,7 +3540,7 @@
         </w:tc>
         <w:tc>
           <w:tcPr>
-            <w:tcW w:w="680" w:type="dxa"/>
+            <w:tcW w:w="600" w:type="dxa"/>
             <w:shd w:val="clear" w:color="auto" w:fill="EBF3FB"/>
             <w:tcMar>
               <w:top w:w="60" w:type="dxa"/>
@@ -3602,7 +3565,7 @@
         </w:tc>
         <w:tc>
           <w:tcPr>
-            <w:tcW w:w="680" w:type="dxa"/>
+            <w:tcW w:w="600" w:type="dxa"/>
             <w:shd w:val="clear" w:color="auto" w:fill="EBF3FB"/>
             <w:tcMar>
               <w:top w:w="60" w:type="dxa"/>
@@ -3627,7 +3590,32 @@
         </w:tc>
         <w:tc>
           <w:tcPr>
-            <w:tcW w:w="1500" w:type="dxa"/>
+            <w:tcW w:w="600" w:type="dxa"/>
+            <w:shd w:val="clear" w:color="auto" w:fill="EBF3FB"/>
+            <w:tcMar>
+              <w:top w:w="60" w:type="dxa"/>
+              <w:left w:w="80" w:type="dxa"/>
+              <w:bottom w:w="60" w:type="dxa"/>
+              <w:right w:w="80" w:type="dxa"/>
+            </w:tcMar>
+          </w:tcPr>
+          <w:p>
+            <w:pPr>
+              <w:jc w:val="center"/>
+            </w:pPr>
+            <w:r>
+              <w:rPr>
+                <w:color w:val="999999"/>
+                <w:sz w:val="18"/>
+                <w:szCs w:val="18"/>
+              </w:rPr>
+              <w:t>—</w:t>
+            </w:r>
+          </w:p>
+        </w:tc>
+        <w:tc>
+          <w:tcPr>
+            <w:tcW w:w="600" w:type="dxa"/>
             <w:shd w:val="clear" w:color="auto" w:fill="EBF3FB"/>
             <w:tcMar>
               <w:top w:w="60" w:type="dxa"/>
@@ -3703,7 +3691,7 @@
         </w:tc>
         <w:tc>
           <w:tcPr>
-            <w:tcW w:w="680" w:type="dxa"/>
+            <w:tcW w:w="600" w:type="dxa"/>
             <w:shd w:val="clear" w:color="auto" w:fill="FFD966"/>
             <w:tcMar>
               <w:top w:w="60" w:type="dxa"/>
@@ -3730,7 +3718,7 @@
         </w:tc>
         <w:tc>
           <w:tcPr>
-            <w:tcW w:w="680" w:type="dxa"/>
+            <w:tcW w:w="600" w:type="dxa"/>
             <w:shd w:val="clear" w:color="auto" w:fill="D9D9D9"/>
             <w:tcMar>
               <w:top w:w="60" w:type="dxa"/>
@@ -3757,7 +3745,7 @@
         </w:tc>
         <w:tc>
           <w:tcPr>
-            <w:tcW w:w="680" w:type="dxa"/>
+            <w:tcW w:w="600" w:type="dxa"/>
             <w:shd w:val="clear" w:color="auto" w:fill="FFD966"/>
             <w:tcMar>
               <w:top w:w="60" w:type="dxa"/>
@@ -3784,7 +3772,7 @@
         </w:tc>
         <w:tc>
           <w:tcPr>
-            <w:tcW w:w="680" w:type="dxa"/>
+            <w:tcW w:w="600" w:type="dxa"/>
             <w:shd w:val="clear" w:color="auto" w:fill="70AD47"/>
             <w:tcMar>
               <w:top w:w="60" w:type="dxa"/>
@@ -3811,7 +3799,7 @@
         </w:tc>
         <w:tc>
           <w:tcPr>
-            <w:tcW w:w="680" w:type="dxa"/>
+            <w:tcW w:w="600" w:type="dxa"/>
             <w:shd w:val="clear" w:color="auto" w:fill="FFFFFF"/>
             <w:tcMar>
               <w:top w:w="60" w:type="dxa"/>
@@ -3836,7 +3824,7 @@
         </w:tc>
         <w:tc>
           <w:tcPr>
-            <w:tcW w:w="680" w:type="dxa"/>
+            <w:tcW w:w="600" w:type="dxa"/>
             <w:shd w:val="clear" w:color="auto" w:fill="FFFFFF"/>
             <w:tcMar>
               <w:top w:w="60" w:type="dxa"/>
@@ -3861,7 +3849,7 @@
         </w:tc>
         <w:tc>
           <w:tcPr>
-            <w:tcW w:w="680" w:type="dxa"/>
+            <w:tcW w:w="600" w:type="dxa"/>
             <w:shd w:val="clear" w:color="auto" w:fill="FFFFFF"/>
             <w:tcMar>
               <w:top w:w="60" w:type="dxa"/>
@@ -3886,7 +3874,32 @@
         </w:tc>
         <w:tc>
           <w:tcPr>
-            <w:tcW w:w="1500" w:type="dxa"/>
+            <w:tcW w:w="600" w:type="dxa"/>
+            <w:shd w:val="clear" w:color="auto" w:fill="FFFFFF"/>
+            <w:tcMar>
+              <w:top w:w="60" w:type="dxa"/>
+              <w:left w:w="80" w:type="dxa"/>
+              <w:bottom w:w="60" w:type="dxa"/>
+              <w:right w:w="80" w:type="dxa"/>
+            </w:tcMar>
+          </w:tcPr>
+          <w:p>
+            <w:pPr>
+              <w:jc w:val="center"/>
+            </w:pPr>
+            <w:r>
+              <w:rPr>
+                <w:color w:val="999999"/>
+                <w:sz w:val="18"/>
+                <w:szCs w:val="18"/>
+              </w:rPr>
+              <w:t>—</w:t>
+            </w:r>
+          </w:p>
+        </w:tc>
+        <w:tc>
+          <w:tcPr>
+            <w:tcW w:w="600" w:type="dxa"/>
             <w:shd w:val="clear" w:color="auto" w:fill="FFFFFF"/>
             <w:tcMar>
               <w:top w:w="60" w:type="dxa"/>
@@ -3962,7 +3975,7 @@
         </w:tc>
         <w:tc>
           <w:tcPr>
-            <w:tcW w:w="680" w:type="dxa"/>
+            <w:tcW w:w="600" w:type="dxa"/>
             <w:shd w:val="clear" w:color="auto" w:fill="FFD966"/>
             <w:tcMar>
               <w:top w:w="60" w:type="dxa"/>
@@ -3989,7 +4002,7 @@
         </w:tc>
         <w:tc>
           <w:tcPr>
-            <w:tcW w:w="680" w:type="dxa"/>
+            <w:tcW w:w="600" w:type="dxa"/>
             <w:shd w:val="clear" w:color="auto" w:fill="D9D9D9"/>
             <w:tcMar>
               <w:top w:w="60" w:type="dxa"/>
@@ -4016,7 +4029,7 @@
         </w:tc>
         <w:tc>
           <w:tcPr>
-            <w:tcW w:w="680" w:type="dxa"/>
+            <w:tcW w:w="600" w:type="dxa"/>
             <w:shd w:val="clear" w:color="auto" w:fill="FFD966"/>
             <w:tcMar>
               <w:top w:w="60" w:type="dxa"/>
@@ -4043,7 +4056,7 @@
         </w:tc>
         <w:tc>
           <w:tcPr>
-            <w:tcW w:w="680" w:type="dxa"/>
+            <w:tcW w:w="600" w:type="dxa"/>
             <w:shd w:val="clear" w:color="auto" w:fill="70AD47"/>
             <w:tcMar>
               <w:top w:w="60" w:type="dxa"/>
@@ -4070,7 +4083,7 @@
         </w:tc>
         <w:tc>
           <w:tcPr>
-            <w:tcW w:w="680" w:type="dxa"/>
+            <w:tcW w:w="600" w:type="dxa"/>
             <w:shd w:val="clear" w:color="auto" w:fill="EBF3FB"/>
             <w:tcMar>
               <w:top w:w="60" w:type="dxa"/>
@@ -4095,7 +4108,7 @@
         </w:tc>
         <w:tc>
           <w:tcPr>
-            <w:tcW w:w="680" w:type="dxa"/>
+            <w:tcW w:w="600" w:type="dxa"/>
             <w:shd w:val="clear" w:color="auto" w:fill="EBF3FB"/>
             <w:tcMar>
               <w:top w:w="60" w:type="dxa"/>
@@ -4120,7 +4133,7 @@
         </w:tc>
         <w:tc>
           <w:tcPr>
-            <w:tcW w:w="680" w:type="dxa"/>
+            <w:tcW w:w="600" w:type="dxa"/>
             <w:shd w:val="clear" w:color="auto" w:fill="EBF3FB"/>
             <w:tcMar>
               <w:top w:w="60" w:type="dxa"/>
@@ -4145,7 +4158,32 @@
         </w:tc>
         <w:tc>
           <w:tcPr>
-            <w:tcW w:w="1500" w:type="dxa"/>
+            <w:tcW w:w="600" w:type="dxa"/>
+            <w:shd w:val="clear" w:color="auto" w:fill="EBF3FB"/>
+            <w:tcMar>
+              <w:top w:w="60" w:type="dxa"/>
+              <w:left w:w="80" w:type="dxa"/>
+              <w:bottom w:w="60" w:type="dxa"/>
+              <w:right w:w="80" w:type="dxa"/>
+            </w:tcMar>
+          </w:tcPr>
+          <w:p>
+            <w:pPr>
+              <w:jc w:val="center"/>
+            </w:pPr>
+            <w:r>
+              <w:rPr>
+                <w:color w:val="999999"/>
+                <w:sz w:val="18"/>
+                <w:szCs w:val="18"/>
+              </w:rPr>
+              <w:t>—</w:t>
+            </w:r>
+          </w:p>
+        </w:tc>
+        <w:tc>
+          <w:tcPr>
+            <w:tcW w:w="600" w:type="dxa"/>
             <w:shd w:val="clear" w:color="auto" w:fill="EBF3FB"/>
             <w:tcMar>
               <w:top w:w="60" w:type="dxa"/>
@@ -4253,7 +4291,7 @@
         </w:tc>
         <w:tc>
           <w:tcPr>
-            <w:tcW w:w="680" w:type="dxa"/>
+            <w:tcW w:w="600" w:type="dxa"/>
             <w:shd w:val="clear" w:color="auto" w:fill="FFD966"/>
             <w:tcMar>
               <w:top w:w="60" w:type="dxa"/>
@@ -4280,7 +4318,7 @@
         </w:tc>
         <w:tc>
           <w:tcPr>
-            <w:tcW w:w="680" w:type="dxa"/>
+            <w:tcW w:w="600" w:type="dxa"/>
             <w:shd w:val="clear" w:color="auto" w:fill="D9D9D9"/>
             <w:tcMar>
               <w:top w:w="60" w:type="dxa"/>
@@ -4307,7 +4345,7 @@
         </w:tc>
         <w:tc>
           <w:tcPr>
-            <w:tcW w:w="680" w:type="dxa"/>
+            <w:tcW w:w="600" w:type="dxa"/>
             <w:shd w:val="clear" w:color="auto" w:fill="70AD47"/>
             <w:tcMar>
               <w:top w:w="60" w:type="dxa"/>
@@ -4334,7 +4372,7 @@
         </w:tc>
         <w:tc>
           <w:tcPr>
-            <w:tcW w:w="680" w:type="dxa"/>
+            <w:tcW w:w="600" w:type="dxa"/>
             <w:shd w:val="clear" w:color="auto" w:fill="70AD47"/>
             <w:tcMar>
               <w:top w:w="60" w:type="dxa"/>
@@ -4361,7 +4399,7 @@
         </w:tc>
         <w:tc>
           <w:tcPr>
-            <w:tcW w:w="680" w:type="dxa"/>
+            <w:tcW w:w="600" w:type="dxa"/>
             <w:shd w:val="clear" w:color="auto" w:fill="FFFFFF"/>
             <w:tcMar>
               <w:top w:w="60" w:type="dxa"/>
@@ -4386,7 +4424,7 @@
         </w:tc>
         <w:tc>
           <w:tcPr>
-            <w:tcW w:w="680" w:type="dxa"/>
+            <w:tcW w:w="600" w:type="dxa"/>
             <w:shd w:val="clear" w:color="auto" w:fill="FFFFFF"/>
             <w:tcMar>
               <w:top w:w="60" w:type="dxa"/>
@@ -4411,7 +4449,7 @@
         </w:tc>
         <w:tc>
           <w:tcPr>
-            <w:tcW w:w="680" w:type="dxa"/>
+            <w:tcW w:w="600" w:type="dxa"/>
             <w:shd w:val="clear" w:color="auto" w:fill="FFFFFF"/>
             <w:tcMar>
               <w:top w:w="60" w:type="dxa"/>
@@ -4436,7 +4474,32 @@
         </w:tc>
         <w:tc>
           <w:tcPr>
-            <w:tcW w:w="1500" w:type="dxa"/>
+            <w:tcW w:w="600" w:type="dxa"/>
+            <w:shd w:val="clear" w:color="auto" w:fill="FFFFFF"/>
+            <w:tcMar>
+              <w:top w:w="60" w:type="dxa"/>
+              <w:left w:w="80" w:type="dxa"/>
+              <w:bottom w:w="60" w:type="dxa"/>
+              <w:right w:w="80" w:type="dxa"/>
+            </w:tcMar>
+          </w:tcPr>
+          <w:p>
+            <w:pPr>
+              <w:jc w:val="center"/>
+            </w:pPr>
+            <w:r>
+              <w:rPr>
+                <w:color w:val="999999"/>
+                <w:sz w:val="18"/>
+                <w:szCs w:val="18"/>
+              </w:rPr>
+              <w:t>—</w:t>
+            </w:r>
+          </w:p>
+        </w:tc>
+        <w:tc>
+          <w:tcPr>
+            <w:tcW w:w="600" w:type="dxa"/>
             <w:shd w:val="clear" w:color="auto" w:fill="FFFFFF"/>
             <w:tcMar>
               <w:top w:w="60" w:type="dxa"/>
@@ -4512,7 +4575,7 @@
         </w:tc>
         <w:tc>
           <w:tcPr>
-            <w:tcW w:w="680" w:type="dxa"/>
+            <w:tcW w:w="600" w:type="dxa"/>
             <w:shd w:val="clear" w:color="auto" w:fill="FFD966"/>
             <w:tcMar>
               <w:top w:w="60" w:type="dxa"/>
@@ -4539,7 +4602,7 @@
         </w:tc>
         <w:tc>
           <w:tcPr>
-            <w:tcW w:w="680" w:type="dxa"/>
+            <w:tcW w:w="600" w:type="dxa"/>
             <w:shd w:val="clear" w:color="auto" w:fill="D9D9D9"/>
             <w:tcMar>
               <w:top w:w="60" w:type="dxa"/>
@@ -4566,7 +4629,7 @@
         </w:tc>
         <w:tc>
           <w:tcPr>
-            <w:tcW w:w="680" w:type="dxa"/>
+            <w:tcW w:w="600" w:type="dxa"/>
             <w:shd w:val="clear" w:color="auto" w:fill="70AD47"/>
             <w:tcMar>
               <w:top w:w="60" w:type="dxa"/>
@@ -4593,7 +4656,7 @@
         </w:tc>
         <w:tc>
           <w:tcPr>
-            <w:tcW w:w="680" w:type="dxa"/>
+            <w:tcW w:w="600" w:type="dxa"/>
             <w:shd w:val="clear" w:color="auto" w:fill="70AD47"/>
             <w:tcMar>
               <w:top w:w="60" w:type="dxa"/>
@@ -4620,7 +4683,7 @@
         </w:tc>
         <w:tc>
           <w:tcPr>
-            <w:tcW w:w="680" w:type="dxa"/>
+            <w:tcW w:w="600" w:type="dxa"/>
             <w:shd w:val="clear" w:color="auto" w:fill="FFD966"/>
             <w:tcMar>
               <w:top w:w="60" w:type="dxa"/>
@@ -4647,7 +4710,7 @@
         </w:tc>
         <w:tc>
           <w:tcPr>
-            <w:tcW w:w="680" w:type="dxa"/>
+            <w:tcW w:w="600" w:type="dxa"/>
             <w:shd w:val="clear" w:color="auto" w:fill="FFD966"/>
             <w:tcMar>
               <w:top w:w="60" w:type="dxa"/>
@@ -4674,7 +4737,7 @@
         </w:tc>
         <w:tc>
           <w:tcPr>
-            <w:tcW w:w="680" w:type="dxa"/>
+            <w:tcW w:w="600" w:type="dxa"/>
             <w:shd w:val="clear" w:color="auto" w:fill="EBF3FB"/>
             <w:tcMar>
               <w:top w:w="60" w:type="dxa"/>
@@ -4699,22 +4762,49 @@
         </w:tc>
         <w:tc>
           <w:tcPr>
-            <w:tcW w:w="1500" w:type="dxa"/>
-            <w:shd w:val="clear" w:color="auto" w:fill="EBF3FB"/>
-            <w:tcMar>
-              <w:top w:w="60" w:type="dxa"/>
-              <w:left w:w="80" w:type="dxa"/>
-              <w:bottom w:w="60" w:type="dxa"/>
-              <w:right w:w="80" w:type="dxa"/>
-            </w:tcMar>
-          </w:tcPr>
-          <w:p>
-            <w:r>
-              <w:rPr>
-                <w:sz w:val="18"/>
-                <w:szCs w:val="18"/>
-              </w:rPr>
-              <w:t>Azure AD auth added (v1.3.0). R5 and R6 identified as new risks.</w:t>
+            <w:tcW w:w="600" w:type="dxa"/>
+            <w:shd w:val="clear" w:color="auto" w:fill="FFD966"/>
+            <w:tcMar>
+              <w:top w:w="60" w:type="dxa"/>
+              <w:left w:w="80" w:type="dxa"/>
+              <w:bottom w:w="60" w:type="dxa"/>
+              <w:right w:w="80" w:type="dxa"/>
+            </w:tcMar>
+          </w:tcPr>
+          <w:p>
+            <w:pPr>
+              <w:jc w:val="center"/>
+            </w:pPr>
+            <w:r>
+              <w:rPr>
+                <w:b/>
+                <w:bCs/>
+                <w:color w:val="000000"/>
+                <w:sz w:val="18"/>
+                <w:szCs w:val="18"/>
+              </w:rPr>
+              <w:t>2×5=10</w:t>
+            </w:r>
+          </w:p>
+        </w:tc>
+        <w:tc>
+          <w:tcPr>
+            <w:tcW w:w="600" w:type="dxa"/>
+            <w:shd w:val="clear" w:color="auto" w:fill="EBF3FB"/>
+            <w:tcMar>
+              <w:top w:w="60" w:type="dxa"/>
+              <w:left w:w="80" w:type="dxa"/>
+              <w:bottom w:w="60" w:type="dxa"/>
+              <w:right w:w="80" w:type="dxa"/>
+            </w:tcMar>
+          </w:tcPr>
+          <w:p>
+            <w:r>
+              <w:rPr>
+                <w:sz w:val="18"/>
+                <w:szCs w:val="18"/>
+              </w:rPr>
+              <w:t>Azure AD auth added (v1.3.0). R5, R6, R8 identified as new risks.</w:t>
             </w:r>
           </w:p>
         </w:tc>
@@ -4775,7 +4865,7 @@
         </w:tc>
         <w:tc>
           <w:tcPr>
-            <w:tcW w:w="680" w:type="dxa"/>
+            <w:tcW w:w="600" w:type="dxa"/>
             <w:shd w:val="clear" w:color="auto" w:fill="FFD966"/>
             <w:tcMar>
               <w:top w:w="60" w:type="dxa"/>
@@ -4802,7 +4892,7 @@
         </w:tc>
         <w:tc>
           <w:tcPr>
-            <w:tcW w:w="680" w:type="dxa"/>
+            <w:tcW w:w="600" w:type="dxa"/>
             <w:shd w:val="clear" w:color="auto" w:fill="D9D9D9"/>
             <w:tcMar>
               <w:top w:w="60" w:type="dxa"/>
@@ -4829,7 +4919,7 @@
         </w:tc>
         <w:tc>
           <w:tcPr>
-            <w:tcW w:w="680" w:type="dxa"/>
+            <w:tcW w:w="600" w:type="dxa"/>
             <w:shd w:val="clear" w:color="auto" w:fill="70AD47"/>
             <w:tcMar>
               <w:top w:w="60" w:type="dxa"/>
@@ -4856,7 +4946,7 @@
         </w:tc>
         <w:tc>
           <w:tcPr>
-            <w:tcW w:w="680" w:type="dxa"/>
+            <w:tcW w:w="600" w:type="dxa"/>
             <w:shd w:val="clear" w:color="auto" w:fill="70AD47"/>
             <w:tcMar>
               <w:top w:w="60" w:type="dxa"/>
@@ -4883,7 +4973,7 @@
         </w:tc>
         <w:tc>
           <w:tcPr>
-            <w:tcW w:w="680" w:type="dxa"/>
+            <w:tcW w:w="600" w:type="dxa"/>
             <w:shd w:val="clear" w:color="auto" w:fill="FFD966"/>
             <w:tcMar>
               <w:top w:w="60" w:type="dxa"/>
@@ -4910,7 +5000,7 @@
         </w:tc>
         <w:tc>
           <w:tcPr>
-            <w:tcW w:w="680" w:type="dxa"/>
+            <w:tcW w:w="600" w:type="dxa"/>
             <w:shd w:val="clear" w:color="auto" w:fill="FFD966"/>
             <w:tcMar>
               <w:top w:w="60" w:type="dxa"/>
@@ -4937,7 +5027,7 @@
         </w:tc>
         <w:tc>
           <w:tcPr>
-            <w:tcW w:w="680" w:type="dxa"/>
+            <w:tcW w:w="600" w:type="dxa"/>
             <w:shd w:val="clear" w:color="auto" w:fill="FFD966"/>
             <w:tcMar>
               <w:top w:w="60" w:type="dxa"/>
@@ -4964,7 +5054,34 @@
         </w:tc>
         <w:tc>
           <w:tcPr>
-            <w:tcW w:w="1500" w:type="dxa"/>
+            <w:tcW w:w="600" w:type="dxa"/>
+            <w:shd w:val="clear" w:color="auto" w:fill="FFD966"/>
+            <w:tcMar>
+              <w:top w:w="60" w:type="dxa"/>
+              <w:left w:w="80" w:type="dxa"/>
+              <w:bottom w:w="60" w:type="dxa"/>
+              <w:right w:w="80" w:type="dxa"/>
+            </w:tcMar>
+          </w:tcPr>
+          <w:p>
+            <w:pPr>
+              <w:jc w:val="center"/>
+            </w:pPr>
+            <w:r>
+              <w:rPr>
+                <w:b/>
+                <w:bCs/>
+                <w:color w:val="000000"/>
+                <w:sz w:val="18"/>
+                <w:szCs w:val="18"/>
+              </w:rPr>
+              <w:t>2×4=8</w:t>
+            </w:r>
+          </w:p>
+        </w:tc>
+        <w:tc>
+          <w:tcPr>
+            <w:tcW w:w="600" w:type="dxa"/>
             <w:shd w:val="clear" w:color="auto" w:fill="FFFFFF"/>
             <w:tcMar>
               <w:top w:w="60" w:type="dxa"/>
@@ -5049,7 +5166,7 @@
         </w:tc>
         <w:tc>
           <w:tcPr>
-            <w:tcW w:w="680" w:type="dxa"/>
+            <w:tcW w:w="600" w:type="dxa"/>
             <w:shd w:val="clear" w:color="auto" w:fill="FFD966"/>
             <w:tcMar>
               <w:top w:w="60" w:type="dxa"/>
@@ -5076,7 +5193,7 @@
         </w:tc>
         <w:tc>
           <w:tcPr>
-            <w:tcW w:w="680" w:type="dxa"/>
+            <w:tcW w:w="600" w:type="dxa"/>
             <w:shd w:val="clear" w:color="auto" w:fill="D9D9D9"/>
             <w:tcMar>
               <w:top w:w="60" w:type="dxa"/>
@@ -5103,7 +5220,7 @@
         </w:tc>
         <w:tc>
           <w:tcPr>
-            <w:tcW w:w="680" w:type="dxa"/>
+            <w:tcW w:w="600" w:type="dxa"/>
             <w:shd w:val="clear" w:color="auto" w:fill="70AD47"/>
             <w:tcMar>
               <w:top w:w="60" w:type="dxa"/>
@@ -5130,7 +5247,7 @@
         </w:tc>
         <w:tc>
           <w:tcPr>
-            <w:tcW w:w="680" w:type="dxa"/>
+            <w:tcW w:w="600" w:type="dxa"/>
             <w:shd w:val="clear" w:color="auto" w:fill="70AD47"/>
             <w:tcMar>
               <w:top w:w="60" w:type="dxa"/>
@@ -5157,7 +5274,7 @@
         </w:tc>
         <w:tc>
           <w:tcPr>
-            <w:tcW w:w="680" w:type="dxa"/>
+            <w:tcW w:w="600" w:type="dxa"/>
             <w:shd w:val="clear" w:color="auto" w:fill="FFD966"/>
             <w:tcMar>
               <w:top w:w="60" w:type="dxa"/>
@@ -5184,7 +5301,7 @@
         </w:tc>
         <w:tc>
           <w:tcPr>
-            <w:tcW w:w="680" w:type="dxa"/>
+            <w:tcW w:w="600" w:type="dxa"/>
             <w:shd w:val="clear" w:color="auto" w:fill="FFD966"/>
             <w:tcMar>
               <w:top w:w="60" w:type="dxa"/>
@@ -5211,7 +5328,7 @@
         </w:tc>
         <w:tc>
           <w:tcPr>
-            <w:tcW w:w="680" w:type="dxa"/>
+            <w:tcW w:w="600" w:type="dxa"/>
             <w:shd w:val="clear" w:color="auto" w:fill="FFD966"/>
             <w:tcMar>
               <w:top w:w="60" w:type="dxa"/>
@@ -5238,22 +5355,49 @@
         </w:tc>
         <w:tc>
           <w:tcPr>
-            <w:tcW w:w="1500" w:type="dxa"/>
-            <w:shd w:val="clear" w:color="auto" w:fill="EBF3FB"/>
-            <w:tcMar>
-              <w:top w:w="60" w:type="dxa"/>
-              <w:left w:w="80" w:type="dxa"/>
-              <w:bottom w:w="60" w:type="dxa"/>
-              <w:right w:w="80" w:type="dxa"/>
-            </w:tcMar>
-          </w:tcPr>
-          <w:p>
-            <w:r>
-              <w:rPr>
-                <w:sz w:val="18"/>
-                <w:szCs w:val="18"/>
-              </w:rPr>
-              <w:t>v1.4.1 released. All 10 test scenarios complete. Risk report submitted.</w:t>
+            <w:tcW w:w="600" w:type="dxa"/>
+            <w:shd w:val="clear" w:color="auto" w:fill="FFD966"/>
+            <w:tcMar>
+              <w:top w:w="60" w:type="dxa"/>
+              <w:left w:w="80" w:type="dxa"/>
+              <w:bottom w:w="60" w:type="dxa"/>
+              <w:right w:w="80" w:type="dxa"/>
+            </w:tcMar>
+          </w:tcPr>
+          <w:p>
+            <w:pPr>
+              <w:jc w:val="center"/>
+            </w:pPr>
+            <w:r>
+              <w:rPr>
+                <w:b/>
+                <w:bCs/>
+                <w:color w:val="000000"/>
+                <w:sz w:val="18"/>
+                <w:szCs w:val="18"/>
+              </w:rPr>
+              <w:t>2×4=8</w:t>
+            </w:r>
+          </w:p>
+        </w:tc>
+        <w:tc>
+          <w:tcPr>
+            <w:tcW w:w="600" w:type="dxa"/>
+            <w:shd w:val="clear" w:color="auto" w:fill="EBF3FB"/>
+            <w:tcMar>
+              <w:top w:w="60" w:type="dxa"/>
+              <w:left w:w="80" w:type="dxa"/>
+              <w:bottom w:w="60" w:type="dxa"/>
+              <w:right w:w="80" w:type="dxa"/>
+            </w:tcMar>
+          </w:tcPr>
+          <w:p>
+            <w:r>
+              <w:rPr>
+                <w:sz w:val="18"/>
+                <w:szCs w:val="18"/>
+              </w:rPr>
+              <w:t>v1.4.1 released. 11 test scenarios executed. Risk report submitted.</w:t>
             </w:r>
           </w:p>
         </w:tc>
@@ -8291,7 +8435,18 @@
       <w:pPr>
         <w:pStyle w:val="Heading2"/>
       </w:pPr>
+    </w:p>
+    <w:p>
+      <w:pPr>
+        <w:pStyle w:val="Heading2"/>
+      </w:pPr>
+    </w:p>
+    <w:p>
+      <w:pPr>
+        <w:pStyle w:val="Heading2"/>
+      </w:pPr>
       <w:r>
+        <w:lastRenderedPageBreak/>
         <w:t xml:space="preserve">R2: Division-by-zero in Little's Law </w:t>
       </w:r>
       <w:proofErr w:type="gramStart"/>
@@ -8330,7 +8485,6 @@
           <w:b/>
           <w:bCs/>
         </w:rPr>
-        <w:lastRenderedPageBreak/>
         <w:t xml:space="preserve">Current Status: </w:t>
       </w:r>
       <w:r>
@@ -9723,6 +9877,7 @@
                 <w:sz w:val="18"/>
                 <w:szCs w:val="18"/>
               </w:rPr>
+              <w:lastRenderedPageBreak/>
               <w:t>AnalyzerService</w:t>
             </w:r>
             <w:proofErr w:type="spellEnd"/>
@@ -9787,7 +9942,6 @@
                 <w:sz w:val="18"/>
                 <w:szCs w:val="18"/>
               </w:rPr>
-              <w:lastRenderedPageBreak/>
               <w:t>WaitTimeMinutes</w:t>
             </w:r>
             <w:proofErr w:type="spellEnd"/>
@@ -9866,7 +10020,15 @@
                 <w:sz w:val="18"/>
                 <w:szCs w:val="18"/>
               </w:rPr>
-              <w:t xml:space="preserve"> == null. FR-R2.5: </w:t>
+              <w:t xml:space="preserve"> == null. FR-</w:t>
+            </w:r>
+            <w:r>
+              <w:rPr>
+                <w:sz w:val="18"/>
+                <w:szCs w:val="18"/>
+              </w:rPr>
+              <w:lastRenderedPageBreak/>
+              <w:t xml:space="preserve">R2.5: </w:t>
             </w:r>
             <w:proofErr w:type="spellStart"/>
             <w:r>
@@ -9951,6 +10113,7 @@
                 <w:sz w:val="18"/>
                 <w:szCs w:val="18"/>
               </w:rPr>
+              <w:lastRenderedPageBreak/>
               <w:t xml:space="preserve">FR-R2.6: </w:t>
             </w:r>
             <w:proofErr w:type="spellStart"/>
@@ -10007,6 +10170,7 @@
                 <w:sz w:val="18"/>
                 <w:szCs w:val="18"/>
               </w:rPr>
+              <w:lastRenderedPageBreak/>
               <w:t>WaitTimeMinutes</w:t>
             </w:r>
             <w:proofErr w:type="spellEnd"/>
@@ -11652,6 +11816,7 @@
                 <w:sz w:val="18"/>
                 <w:szCs w:val="18"/>
               </w:rPr>
+              <w:lastRenderedPageBreak/>
               <w:t>Initial Likelihood Score</w:t>
             </w:r>
           </w:p>
@@ -11741,15 +11906,7 @@
                 <w:sz w:val="18"/>
                 <w:szCs w:val="18"/>
               </w:rPr>
-              <w:t xml:space="preserve"> for webhook.office.com URLs and Adaptive Card for Workflows connector URLs) that require different JSON structures. </w:t>
-            </w:r>
-            <w:r>
-              <w:rPr>
-                <w:sz w:val="18"/>
-                <w:szCs w:val="18"/>
-              </w:rPr>
-              <w:lastRenderedPageBreak/>
-              <w:t>Format is detected by URL pattern at runtime. Any format mismatch or payload structure error causes silent rejection.</w:t>
+              <w:t xml:space="preserve"> for webhook.office.com URLs and Adaptive Card for Workflows connector URLs) that require different JSON structures. Format is detected by URL pattern at runtime. Any format mismatch or payload structure error causes silent rejection.</w:t>
             </w:r>
           </w:p>
         </w:tc>
@@ -12859,6 +13016,28 @@
     <w:p>
       <w:pPr>
         <w:spacing w:before="160"/>
+        <w:rPr>
+          <w:b/>
+          <w:bCs/>
+          <w:i/>
+          <w:iCs/>
+        </w:rPr>
+      </w:pPr>
+    </w:p>
+    <w:p>
+      <w:pPr>
+        <w:spacing w:before="160"/>
+        <w:rPr>
+          <w:b/>
+          <w:bCs/>
+          <w:i/>
+          <w:iCs/>
+        </w:rPr>
+      </w:pPr>
+    </w:p>
+    <w:p>
+      <w:pPr>
+        <w:spacing w:before="160"/>
       </w:pPr>
       <w:r>
         <w:rPr>
@@ -12867,6 +13046,7 @@
           <w:i/>
           <w:iCs/>
         </w:rPr>
+        <w:lastRenderedPageBreak/>
         <w:t>Weekly Score History — R3</w:t>
       </w:r>
     </w:p>
@@ -13133,7 +13313,6 @@
                 <w:sz w:val="18"/>
                 <w:szCs w:val="18"/>
               </w:rPr>
-              <w:lastRenderedPageBreak/>
               <w:t>W2</w:t>
             </w:r>
           </w:p>
@@ -14549,6 +14728,7 @@
                 <w:sz w:val="18"/>
                 <w:szCs w:val="18"/>
               </w:rPr>
+              <w:lastRenderedPageBreak/>
               <w:t>Consequence Justification</w:t>
             </w:r>
           </w:p>
@@ -14601,7 +14781,6 @@
                 <w:sz w:val="18"/>
                 <w:szCs w:val="18"/>
               </w:rPr>
-              <w:lastRenderedPageBreak/>
               <w:t>Initial Risk Score (L × C)</w:t>
             </w:r>
           </w:p>
@@ -15959,6 +16138,7 @@
                 <w:sz w:val="18"/>
                 <w:szCs w:val="18"/>
               </w:rPr>
+              <w:lastRenderedPageBreak/>
               <w:t>W5</w:t>
             </w:r>
           </w:p>
@@ -16084,7 +16264,6 @@
                 <w:sz w:val="18"/>
                 <w:szCs w:val="18"/>
               </w:rPr>
-              <w:lastRenderedPageBreak/>
               <w:t>W6</w:t>
             </w:r>
           </w:p>
@@ -17280,7 +17459,15 @@
                 <w:sz w:val="18"/>
                 <w:szCs w:val="18"/>
               </w:rPr>
-              <w:t xml:space="preserve">) that can be updated in one place without touching alert formatting logic. Alert delivery health is monitored via response body parsing — any systematic failure triggers a health-check warning. The webhook URL is stored in </w:t>
+              <w:t xml:space="preserve">) that can be updated in one place without touching alert formatting logic. Alert delivery health is monitored via response body parsing — any systematic failure </w:t>
+            </w:r>
+            <w:r>
+              <w:rPr>
+                <w:sz w:val="18"/>
+                <w:szCs w:val="18"/>
+              </w:rPr>
+              <w:lastRenderedPageBreak/>
+              <w:t xml:space="preserve">triggers a health-check warning. The webhook URL is stored in </w:t>
             </w:r>
             <w:proofErr w:type="spellStart"/>
             <w:r>
@@ -18997,6 +19184,7 @@
                 <w:sz w:val="18"/>
                 <w:szCs w:val="18"/>
               </w:rPr>
+              <w:lastRenderedPageBreak/>
               <w:t>W9</w:t>
             </w:r>
           </w:p>
@@ -19097,7 +19285,6 @@
                 <w:sz w:val="18"/>
                 <w:szCs w:val="18"/>
               </w:rPr>
-              <w:lastRenderedPageBreak/>
               <w:t>W10</w:t>
             </w:r>
           </w:p>
@@ -20169,6 +20356,7 @@
                 <w:sz w:val="18"/>
                 <w:szCs w:val="18"/>
               </w:rPr>
+              <w:lastRenderedPageBreak/>
               <w:t>Q1 — Desired Behavior</w:t>
             </w:r>
           </w:p>
@@ -20246,7 +20434,6 @@
                 <w:sz w:val="18"/>
                 <w:szCs w:val="18"/>
               </w:rPr>
-              <w:lastRenderedPageBreak/>
               <w:t xml:space="preserve">The Analyzer shall produce a valid </w:t>
             </w:r>
             <w:proofErr w:type="spellStart"/>
@@ -21968,7 +22155,13 @@
       <w:pPr>
         <w:pStyle w:val="Heading2"/>
       </w:pPr>
+    </w:p>
+    <w:p>
+      <w:pPr>
+        <w:pStyle w:val="Heading2"/>
+      </w:pPr>
       <w:r>
+        <w:lastRenderedPageBreak/>
         <w:t>R7: Dashboard polling delay causes stale status display during fast-moving incidents</w:t>
       </w:r>
     </w:p>
@@ -21983,7 +22176,6 @@
           <w:b/>
           <w:bCs/>
         </w:rPr>
-        <w:lastRenderedPageBreak/>
         <w:t xml:space="preserve">Capability: </w:t>
       </w:r>
       <w:r>
@@ -23071,6 +23263,7 @@
                 <w:sz w:val="18"/>
                 <w:szCs w:val="18"/>
               </w:rPr>
+              <w:lastRenderedPageBreak/>
               <w:t xml:space="preserve">FR-R7.1: </w:t>
             </w:r>
             <w:proofErr w:type="spellStart"/>
@@ -23119,15 +23312,7 @@
                 <w:sz w:val="18"/>
                 <w:szCs w:val="18"/>
               </w:rPr>
-              <w:t xml:space="preserve"> component shall show a 'Last updated </w:t>
-            </w:r>
-            <w:r>
-              <w:rPr>
-                <w:sz w:val="18"/>
-                <w:szCs w:val="18"/>
-              </w:rPr>
-              <w:lastRenderedPageBreak/>
-              <w:t xml:space="preserve">X seconds ago' indicator updated every second via </w:t>
+              <w:t xml:space="preserve"> component shall show a 'Last updated X seconds ago' indicator updated every second via </w:t>
             </w:r>
             <w:proofErr w:type="spellStart"/>
             <w:r>
@@ -23164,16 +23349,7 @@
                 <w:sz w:val="18"/>
                 <w:szCs w:val="18"/>
               </w:rPr>
-              <w:lastRenderedPageBreak/>
-              <w:t xml:space="preserve">FR-R7.3: Dashboard shall not display data from a polling cycle older than 90 seconds without a visual staleness indicator. FR-R7.4: Dashboard shall </w:t>
-            </w:r>
-            <w:r>
-              <w:rPr>
-                <w:sz w:val="18"/>
-                <w:szCs w:val="18"/>
-              </w:rPr>
-              <w:lastRenderedPageBreak/>
-              <w:t xml:space="preserve">not suppress the </w:t>
+              <w:t xml:space="preserve">FR-R7.3: Dashboard shall not display data from a polling cycle older than 90 seconds without a visual staleness indicator. FR-R7.4: Dashboard shall not suppress the </w:t>
             </w:r>
             <w:proofErr w:type="spellStart"/>
             <w:r>
@@ -23210,7 +23386,6 @@
                 <w:sz w:val="18"/>
                 <w:szCs w:val="18"/>
               </w:rPr>
-              <w:lastRenderedPageBreak/>
               <w:t xml:space="preserve">FR-R7.5: When a fetch returns an error or the </w:t>
             </w:r>
             <w:proofErr w:type="spellStart"/>
@@ -23227,15 +23402,7 @@
                 <w:sz w:val="18"/>
                 <w:szCs w:val="18"/>
               </w:rPr>
-              <w:t xml:space="preserve"> timestamp exceeds 90 seconds, dashboard shall display a yellow warning banner: 'Data may be </w:t>
-            </w:r>
-            <w:r>
-              <w:rPr>
-                <w:sz w:val="18"/>
-                <w:szCs w:val="18"/>
-              </w:rPr>
-              <w:lastRenderedPageBreak/>
-              <w:t>stale — last updated [timestamp].' FR-R7.6: Sidebar health dot shall turn red when /</w:t>
+              <w:t xml:space="preserve"> timestamp exceeds 90 seconds, dashboard shall display a yellow warning banner: 'Data may be stale — last updated [timestamp].' FR-R7.6: Sidebar health dot shall turn red when /</w:t>
             </w:r>
             <w:proofErr w:type="spellStart"/>
             <w:r>
@@ -24542,14 +24709,4431 @@
       </w:tr>
     </w:tbl>
     <w:p/>
+    <w:p/>
+    <w:p>
+      <w:pPr>
+        <w:pStyle w:val="Heading2"/>
+      </w:pPr>
+      <w:r>
+        <w:t>R8: Azure AD Easy Auth failure blocks or exposes production API</w:t>
+      </w:r>
+    </w:p>
+    <w:p/>
+    <w:p>
+      <w:pPr>
+        <w:spacing w:after="100"/>
+        <w:jc w:val="both"/>
+      </w:pPr>
+      <w:r>
+        <w:rPr>
+          <w:b/>
+          <w:bCs/>
+        </w:rPr>
+        <w:t xml:space="preserve">Capability: </w:t>
+      </w:r>
+      <w:r>
+        <w:t>API Authentication</w:t>
+      </w:r>
+    </w:p>
+    <w:p>
+      <w:pPr>
+        <w:spacing w:after="100"/>
+        <w:jc w:val="both"/>
+      </w:pPr>
+      <w:r>
+        <w:rPr>
+          <w:b/>
+          <w:bCs/>
+        </w:rPr>
+        <w:t xml:space="preserve">Current Status: </w:t>
+      </w:r>
+      <w:r>
+        <w:t>Active</w:t>
+      </w:r>
+    </w:p>
+    <w:p/>
+    <w:tbl>
+      <w:tblPr>
+        <w:tblW w:w="9360" w:type="dxa"/>
+        <w:tblBorders>
+          <w:top w:val="single" w:sz="4" w:space="0" w:color="auto"/>
+          <w:left w:val="single" w:sz="4" w:space="0" w:color="auto"/>
+          <w:bottom w:val="single" w:sz="4" w:space="0" w:color="auto"/>
+          <w:right w:val="single" w:sz="4" w:space="0" w:color="auto"/>
+          <w:insideH w:val="single" w:sz="4" w:space="0" w:color="auto"/>
+          <w:insideV w:val="single" w:sz="4" w:space="0" w:color="auto"/>
+        </w:tblBorders>
+        <w:tblCellMar>
+          <w:left w:w="10" w:type="dxa"/>
+          <w:right w:w="10" w:type="dxa"/>
+        </w:tblCellMar>
+        <w:tblLook w:val="0000" w:firstRow="0" w:lastRow="0" w:firstColumn="0" w:lastColumn="0" w:noHBand="0" w:noVBand="0"/>
+      </w:tblPr>
+      <w:tblGrid>
+        <w:gridCol w:w="2400"/>
+        <w:gridCol w:w="6960"/>
+      </w:tblGrid>
+      <w:tr>
+        <w:tblPrEx>
+          <w:tblCellMar>
+            <w:top w:w="0" w:type="dxa"/>
+            <w:bottom w:w="0" w:type="dxa"/>
+          </w:tblCellMar>
+        </w:tblPrEx>
+        <w:tc>
+          <w:tcPr>
+            <w:tcW w:w="2400" w:type="dxa"/>
+            <w:shd w:val="clear" w:color="auto" w:fill="1F3864"/>
+            <w:tcMar>
+              <w:top w:w="80" w:type="dxa"/>
+              <w:left w:w="120" w:type="dxa"/>
+              <w:bottom w:w="80" w:type="dxa"/>
+              <w:right w:w="120" w:type="dxa"/>
+            </w:tcMar>
+          </w:tcPr>
+          <w:p>
+            <w:r>
+              <w:rPr>
+                <w:b/>
+                <w:bCs/>
+                <w:color w:val="FFFFFF"/>
+                <w:sz w:val="18"/>
+                <w:szCs w:val="18"/>
+              </w:rPr>
+              <w:t>Field</w:t>
+            </w:r>
+          </w:p>
+        </w:tc>
+        <w:tc>
+          <w:tcPr>
+            <w:tcW w:w="6960" w:type="dxa"/>
+            <w:shd w:val="clear" w:color="auto" w:fill="1F3864"/>
+            <w:tcMar>
+              <w:top w:w="80" w:type="dxa"/>
+              <w:left w:w="120" w:type="dxa"/>
+              <w:bottom w:w="80" w:type="dxa"/>
+              <w:right w:w="120" w:type="dxa"/>
+            </w:tcMar>
+          </w:tcPr>
+          <w:p>
+            <w:r>
+              <w:rPr>
+                <w:b/>
+                <w:bCs/>
+                <w:color w:val="FFFFFF"/>
+                <w:sz w:val="18"/>
+                <w:szCs w:val="18"/>
+              </w:rPr>
+              <w:t>Details</w:t>
+            </w:r>
+          </w:p>
+        </w:tc>
+      </w:tr>
+      <w:tr>
+        <w:tblPrEx>
+          <w:tblCellMar>
+            <w:top w:w="0" w:type="dxa"/>
+            <w:bottom w:w="0" w:type="dxa"/>
+          </w:tblCellMar>
+        </w:tblPrEx>
+        <w:tc>
+          <w:tcPr>
+            <w:tcW w:w="2400" w:type="dxa"/>
+            <w:shd w:val="clear" w:color="auto" w:fill="EBF3FB"/>
+            <w:tcMar>
+              <w:top w:w="80" w:type="dxa"/>
+              <w:left w:w="120" w:type="dxa"/>
+              <w:bottom w:w="80" w:type="dxa"/>
+              <w:right w:w="120" w:type="dxa"/>
+            </w:tcMar>
+          </w:tcPr>
+          <w:p>
+            <w:r>
+              <w:rPr>
+                <w:b/>
+                <w:bCs/>
+                <w:sz w:val="18"/>
+                <w:szCs w:val="18"/>
+              </w:rPr>
+              <w:t>Undesirable Event</w:t>
+            </w:r>
+          </w:p>
+        </w:tc>
+        <w:tc>
+          <w:tcPr>
+            <w:tcW w:w="6960" w:type="dxa"/>
+            <w:shd w:val="clear" w:color="auto" w:fill="EBF3FB"/>
+            <w:tcMar>
+              <w:top w:w="80" w:type="dxa"/>
+              <w:left w:w="120" w:type="dxa"/>
+              <w:bottom w:w="80" w:type="dxa"/>
+              <w:right w:w="120" w:type="dxa"/>
+            </w:tcMar>
+          </w:tcPr>
+          <w:p>
+            <w:r>
+              <w:rPr>
+                <w:sz w:val="18"/>
+                <w:szCs w:val="18"/>
+              </w:rPr>
+              <w:t>Azure AD Easy Auth failure blocks or exposes production API</w:t>
+            </w:r>
+          </w:p>
+        </w:tc>
+      </w:tr>
+      <w:tr>
+        <w:tblPrEx>
+          <w:tblCellMar>
+            <w:top w:w="0" w:type="dxa"/>
+            <w:bottom w:w="0" w:type="dxa"/>
+          </w:tblCellMar>
+        </w:tblPrEx>
+        <w:tc>
+          <w:tcPr>
+            <w:tcW w:w="2400" w:type="dxa"/>
+            <w:shd w:val="clear" w:color="auto" w:fill="FFFFFF"/>
+            <w:tcMar>
+              <w:top w:w="80" w:type="dxa"/>
+              <w:left w:w="120" w:type="dxa"/>
+              <w:bottom w:w="80" w:type="dxa"/>
+              <w:right w:w="120" w:type="dxa"/>
+            </w:tcMar>
+          </w:tcPr>
+          <w:p>
+            <w:r>
+              <w:rPr>
+                <w:b/>
+                <w:bCs/>
+                <w:sz w:val="18"/>
+                <w:szCs w:val="18"/>
+              </w:rPr>
+              <w:t>Risk Description</w:t>
+            </w:r>
+          </w:p>
+        </w:tc>
+        <w:tc>
+          <w:tcPr>
+            <w:tcW w:w="6960" w:type="dxa"/>
+            <w:shd w:val="clear" w:color="auto" w:fill="FFFFFF"/>
+            <w:tcMar>
+              <w:top w:w="80" w:type="dxa"/>
+              <w:left w:w="120" w:type="dxa"/>
+              <w:bottom w:w="80" w:type="dxa"/>
+              <w:right w:w="120" w:type="dxa"/>
+            </w:tcMar>
+          </w:tcPr>
+          <w:p>
+            <w:r>
+              <w:rPr>
+                <w:sz w:val="18"/>
+                <w:szCs w:val="18"/>
+              </w:rPr>
+              <w:t xml:space="preserve">Azure AD Easy Auth was added in v1.3.0 as the production API protection mechanism. If Easy Auth is misconfigured or fails, the entire API is either inaccessible to legitimate users </w:t>
+            </w:r>
+            <w:r>
+              <w:rPr>
+                <w:sz w:val="18"/>
+                <w:szCs w:val="18"/>
+              </w:rPr>
+              <w:lastRenderedPageBreak/>
+              <w:t>(HTTP 401 on all requests) or exposed publicly without authentication. This risk was identified in Week 9 after the authentication feature was implemented and deployed.</w:t>
+            </w:r>
+          </w:p>
+        </w:tc>
+      </w:tr>
+      <w:tr>
+        <w:tblPrEx>
+          <w:tblCellMar>
+            <w:top w:w="0" w:type="dxa"/>
+            <w:bottom w:w="0" w:type="dxa"/>
+          </w:tblCellMar>
+        </w:tblPrEx>
+        <w:tc>
+          <w:tcPr>
+            <w:tcW w:w="2400" w:type="dxa"/>
+            <w:shd w:val="clear" w:color="auto" w:fill="EBF3FB"/>
+            <w:tcMar>
+              <w:top w:w="80" w:type="dxa"/>
+              <w:left w:w="120" w:type="dxa"/>
+              <w:bottom w:w="80" w:type="dxa"/>
+              <w:right w:w="120" w:type="dxa"/>
+            </w:tcMar>
+          </w:tcPr>
+          <w:p>
+            <w:r>
+              <w:rPr>
+                <w:b/>
+                <w:bCs/>
+                <w:sz w:val="18"/>
+                <w:szCs w:val="18"/>
+              </w:rPr>
+              <w:lastRenderedPageBreak/>
+              <w:t>Initial Likelihood Score</w:t>
+            </w:r>
+          </w:p>
+        </w:tc>
+        <w:tc>
+          <w:tcPr>
+            <w:tcW w:w="6960" w:type="dxa"/>
+            <w:shd w:val="clear" w:color="auto" w:fill="EBF3FB"/>
+            <w:tcMar>
+              <w:top w:w="80" w:type="dxa"/>
+              <w:left w:w="120" w:type="dxa"/>
+              <w:bottom w:w="80" w:type="dxa"/>
+              <w:right w:w="120" w:type="dxa"/>
+            </w:tcMar>
+          </w:tcPr>
+          <w:p>
+            <w:r>
+              <w:rPr>
+                <w:sz w:val="18"/>
+                <w:szCs w:val="18"/>
+              </w:rPr>
+              <w:t>2 / 5 (at identification)</w:t>
+            </w:r>
+          </w:p>
+        </w:tc>
+      </w:tr>
+      <w:tr>
+        <w:tblPrEx>
+          <w:tblCellMar>
+            <w:top w:w="0" w:type="dxa"/>
+            <w:bottom w:w="0" w:type="dxa"/>
+          </w:tblCellMar>
+        </w:tblPrEx>
+        <w:tc>
+          <w:tcPr>
+            <w:tcW w:w="2400" w:type="dxa"/>
+            <w:shd w:val="clear" w:color="auto" w:fill="FFFFFF"/>
+            <w:tcMar>
+              <w:top w:w="80" w:type="dxa"/>
+              <w:left w:w="120" w:type="dxa"/>
+              <w:bottom w:w="80" w:type="dxa"/>
+              <w:right w:w="120" w:type="dxa"/>
+            </w:tcMar>
+          </w:tcPr>
+          <w:p>
+            <w:r>
+              <w:rPr>
+                <w:b/>
+                <w:bCs/>
+                <w:sz w:val="18"/>
+                <w:szCs w:val="18"/>
+              </w:rPr>
+              <w:t>Likelihood Justification</w:t>
+            </w:r>
+          </w:p>
+        </w:tc>
+        <w:tc>
+          <w:tcPr>
+            <w:tcW w:w="6960" w:type="dxa"/>
+            <w:shd w:val="clear" w:color="auto" w:fill="FFFFFF"/>
+            <w:tcMar>
+              <w:top w:w="80" w:type="dxa"/>
+              <w:left w:w="120" w:type="dxa"/>
+              <w:bottom w:w="80" w:type="dxa"/>
+              <w:right w:w="120" w:type="dxa"/>
+            </w:tcMar>
+          </w:tcPr>
+          <w:p>
+            <w:r>
+              <w:rPr>
+                <w:sz w:val="18"/>
+                <w:szCs w:val="18"/>
+              </w:rPr>
+              <w:t>Easy Auth is an Azure-managed infrastructure feature that does not degrade due to application code changes. The primary risk is initial misconfiguration during setup or environment changes. Once correctly configured and verified, this risk is stable at Low likelihood.</w:t>
+            </w:r>
+          </w:p>
+        </w:tc>
+      </w:tr>
+      <w:tr>
+        <w:tblPrEx>
+          <w:tblCellMar>
+            <w:top w:w="0" w:type="dxa"/>
+            <w:bottom w:w="0" w:type="dxa"/>
+          </w:tblCellMar>
+        </w:tblPrEx>
+        <w:tc>
+          <w:tcPr>
+            <w:tcW w:w="2400" w:type="dxa"/>
+            <w:shd w:val="clear" w:color="auto" w:fill="EBF3FB"/>
+            <w:tcMar>
+              <w:top w:w="80" w:type="dxa"/>
+              <w:left w:w="120" w:type="dxa"/>
+              <w:bottom w:w="80" w:type="dxa"/>
+              <w:right w:w="120" w:type="dxa"/>
+            </w:tcMar>
+          </w:tcPr>
+          <w:p>
+            <w:r>
+              <w:rPr>
+                <w:b/>
+                <w:bCs/>
+                <w:sz w:val="18"/>
+                <w:szCs w:val="18"/>
+              </w:rPr>
+              <w:t>Initial Consequence Score</w:t>
+            </w:r>
+          </w:p>
+        </w:tc>
+        <w:tc>
+          <w:tcPr>
+            <w:tcW w:w="6960" w:type="dxa"/>
+            <w:shd w:val="clear" w:color="auto" w:fill="EBF3FB"/>
+            <w:tcMar>
+              <w:top w:w="80" w:type="dxa"/>
+              <w:left w:w="120" w:type="dxa"/>
+              <w:bottom w:w="80" w:type="dxa"/>
+              <w:right w:w="120" w:type="dxa"/>
+            </w:tcMar>
+          </w:tcPr>
+          <w:p>
+            <w:r>
+              <w:rPr>
+                <w:sz w:val="18"/>
+                <w:szCs w:val="18"/>
+              </w:rPr>
+              <w:t>5 / 5 (at identification)</w:t>
+            </w:r>
+          </w:p>
+        </w:tc>
+      </w:tr>
+      <w:tr>
+        <w:tblPrEx>
+          <w:tblCellMar>
+            <w:top w:w="0" w:type="dxa"/>
+            <w:bottom w:w="0" w:type="dxa"/>
+          </w:tblCellMar>
+        </w:tblPrEx>
+        <w:tc>
+          <w:tcPr>
+            <w:tcW w:w="2400" w:type="dxa"/>
+            <w:shd w:val="clear" w:color="auto" w:fill="FFFFFF"/>
+            <w:tcMar>
+              <w:top w:w="80" w:type="dxa"/>
+              <w:left w:w="120" w:type="dxa"/>
+              <w:bottom w:w="80" w:type="dxa"/>
+              <w:right w:w="120" w:type="dxa"/>
+            </w:tcMar>
+          </w:tcPr>
+          <w:p>
+            <w:r>
+              <w:rPr>
+                <w:b/>
+                <w:bCs/>
+                <w:sz w:val="18"/>
+                <w:szCs w:val="18"/>
+              </w:rPr>
+              <w:t>Consequence Justification</w:t>
+            </w:r>
+          </w:p>
+        </w:tc>
+        <w:tc>
+          <w:tcPr>
+            <w:tcW w:w="6960" w:type="dxa"/>
+            <w:shd w:val="clear" w:color="auto" w:fill="FFFFFF"/>
+            <w:tcMar>
+              <w:top w:w="80" w:type="dxa"/>
+              <w:left w:w="120" w:type="dxa"/>
+              <w:bottom w:w="80" w:type="dxa"/>
+              <w:right w:w="120" w:type="dxa"/>
+            </w:tcMar>
+          </w:tcPr>
+          <w:p>
+            <w:r>
+              <w:rPr>
+                <w:sz w:val="18"/>
+                <w:szCs w:val="18"/>
+              </w:rPr>
+              <w:t>A misconfigured Easy Auth either denies all legitimate API access (total dashboard outage) or exposes all API endpoints publicly without authentication (security breach). Both outcomes are critical. The local development bypass (VITE_AUTH_ENABLED=false) ensures development is unaffected, but production impact is maximal.</w:t>
+            </w:r>
+          </w:p>
+        </w:tc>
+      </w:tr>
+      <w:tr>
+        <w:tblPrEx>
+          <w:tblCellMar>
+            <w:top w:w="0" w:type="dxa"/>
+            <w:bottom w:w="0" w:type="dxa"/>
+          </w:tblCellMar>
+        </w:tblPrEx>
+        <w:tc>
+          <w:tcPr>
+            <w:tcW w:w="2400" w:type="dxa"/>
+            <w:shd w:val="clear" w:color="auto" w:fill="EBF3FB"/>
+            <w:tcMar>
+              <w:top w:w="80" w:type="dxa"/>
+              <w:left w:w="120" w:type="dxa"/>
+              <w:bottom w:w="80" w:type="dxa"/>
+              <w:right w:w="120" w:type="dxa"/>
+            </w:tcMar>
+          </w:tcPr>
+          <w:p>
+            <w:r>
+              <w:rPr>
+                <w:b/>
+                <w:bCs/>
+                <w:sz w:val="18"/>
+                <w:szCs w:val="18"/>
+              </w:rPr>
+              <w:t>Initial Risk Score (L × C)</w:t>
+            </w:r>
+          </w:p>
+        </w:tc>
+        <w:tc>
+          <w:tcPr>
+            <w:tcW w:w="6960" w:type="dxa"/>
+            <w:shd w:val="clear" w:color="auto" w:fill="EBF3FB"/>
+            <w:tcMar>
+              <w:top w:w="80" w:type="dxa"/>
+              <w:left w:w="120" w:type="dxa"/>
+              <w:bottom w:w="80" w:type="dxa"/>
+              <w:right w:w="120" w:type="dxa"/>
+            </w:tcMar>
+          </w:tcPr>
+          <w:p>
+            <w:r>
+              <w:rPr>
+                <w:sz w:val="18"/>
+                <w:szCs w:val="18"/>
+              </w:rPr>
+              <w:t>2 × 5 = 10</w:t>
+            </w:r>
+          </w:p>
+        </w:tc>
+      </w:tr>
+      <w:tr>
+        <w:tblPrEx>
+          <w:tblCellMar>
+            <w:top w:w="0" w:type="dxa"/>
+            <w:bottom w:w="0" w:type="dxa"/>
+          </w:tblCellMar>
+        </w:tblPrEx>
+        <w:tc>
+          <w:tcPr>
+            <w:tcW w:w="2400" w:type="dxa"/>
+            <w:shd w:val="clear" w:color="auto" w:fill="FFFFFF"/>
+            <w:tcMar>
+              <w:top w:w="80" w:type="dxa"/>
+              <w:left w:w="120" w:type="dxa"/>
+              <w:bottom w:w="80" w:type="dxa"/>
+              <w:right w:w="120" w:type="dxa"/>
+            </w:tcMar>
+          </w:tcPr>
+          <w:p>
+            <w:r>
+              <w:rPr>
+                <w:b/>
+                <w:bCs/>
+                <w:sz w:val="18"/>
+                <w:szCs w:val="18"/>
+              </w:rPr>
+              <w:t>Mitigation</w:t>
+            </w:r>
+          </w:p>
+        </w:tc>
+        <w:tc>
+          <w:tcPr>
+            <w:tcW w:w="6960" w:type="dxa"/>
+            <w:shd w:val="clear" w:color="auto" w:fill="FFFFFF"/>
+            <w:tcMar>
+              <w:top w:w="80" w:type="dxa"/>
+              <w:left w:w="120" w:type="dxa"/>
+              <w:bottom w:w="80" w:type="dxa"/>
+              <w:right w:w="120" w:type="dxa"/>
+            </w:tcMar>
+          </w:tcPr>
+          <w:p>
+            <w:r>
+              <w:rPr>
+                <w:sz w:val="18"/>
+                <w:szCs w:val="18"/>
+              </w:rPr>
+              <w:t>Authentication is enforced at the Azure Functions infrastructure layer, not in application code, ensuring it cannot be bypassed by software bugs. Production configuration was verified by testing with a valid Bearer token (PASS — API responds normally) and an invalid/missing token (HTTP 401 confirmed). A local development bypass is provided via VITE_AUTH_ENABLED=false so test runs are unaffected by authentication requirements. The GET /</w:t>
+            </w:r>
+            <w:proofErr w:type="spellStart"/>
+            <w:r>
+              <w:rPr>
+                <w:sz w:val="18"/>
+                <w:szCs w:val="18"/>
+              </w:rPr>
+              <w:t>api</w:t>
+            </w:r>
+            <w:proofErr w:type="spellEnd"/>
+            <w:r>
+              <w:rPr>
+                <w:sz w:val="18"/>
+                <w:szCs w:val="18"/>
+              </w:rPr>
+              <w:t>/health endpoint monitors function liveness and is the first indicator if auth misconfiguration causes broader API failure. PRD Reference: UE-7.1-01, FR-7.1.1.</w:t>
+            </w:r>
+          </w:p>
+        </w:tc>
+      </w:tr>
+      <w:tr>
+        <w:tblPrEx>
+          <w:tblCellMar>
+            <w:top w:w="0" w:type="dxa"/>
+            <w:bottom w:w="0" w:type="dxa"/>
+          </w:tblCellMar>
+        </w:tblPrEx>
+        <w:tc>
+          <w:tcPr>
+            <w:tcW w:w="2400" w:type="dxa"/>
+            <w:shd w:val="clear" w:color="auto" w:fill="EBF3FB"/>
+            <w:tcMar>
+              <w:top w:w="80" w:type="dxa"/>
+              <w:left w:w="120" w:type="dxa"/>
+              <w:bottom w:w="80" w:type="dxa"/>
+              <w:right w:w="120" w:type="dxa"/>
+            </w:tcMar>
+          </w:tcPr>
+          <w:p>
+            <w:r>
+              <w:rPr>
+                <w:b/>
+                <w:bCs/>
+                <w:sz w:val="18"/>
+                <w:szCs w:val="18"/>
+              </w:rPr>
+              <w:t>Current Likelihood / Consequence</w:t>
+            </w:r>
+          </w:p>
+        </w:tc>
+        <w:tc>
+          <w:tcPr>
+            <w:tcW w:w="6960" w:type="dxa"/>
+            <w:shd w:val="clear" w:color="auto" w:fill="EBF3FB"/>
+            <w:tcMar>
+              <w:top w:w="80" w:type="dxa"/>
+              <w:left w:w="120" w:type="dxa"/>
+              <w:bottom w:w="80" w:type="dxa"/>
+              <w:right w:w="120" w:type="dxa"/>
+            </w:tcMar>
+          </w:tcPr>
+          <w:p>
+            <w:r>
+              <w:rPr>
+                <w:sz w:val="18"/>
+                <w:szCs w:val="18"/>
+              </w:rPr>
+              <w:t xml:space="preserve">2 / </w:t>
+            </w:r>
+            <w:proofErr w:type="gramStart"/>
+            <w:r>
+              <w:rPr>
+                <w:sz w:val="18"/>
+                <w:szCs w:val="18"/>
+              </w:rPr>
+              <w:t>5  ×</w:t>
+            </w:r>
+            <w:proofErr w:type="gramEnd"/>
+            <w:r>
+              <w:rPr>
+                <w:sz w:val="18"/>
+                <w:szCs w:val="18"/>
+              </w:rPr>
+              <w:t xml:space="preserve">  4 / 5 (Week 11)</w:t>
+            </w:r>
+          </w:p>
+        </w:tc>
+      </w:tr>
+      <w:tr>
+        <w:tblPrEx>
+          <w:tblCellMar>
+            <w:top w:w="0" w:type="dxa"/>
+            <w:bottom w:w="0" w:type="dxa"/>
+          </w:tblCellMar>
+        </w:tblPrEx>
+        <w:tc>
+          <w:tcPr>
+            <w:tcW w:w="2400" w:type="dxa"/>
+            <w:shd w:val="clear" w:color="auto" w:fill="FFFFFF"/>
+            <w:tcMar>
+              <w:top w:w="80" w:type="dxa"/>
+              <w:left w:w="120" w:type="dxa"/>
+              <w:bottom w:w="80" w:type="dxa"/>
+              <w:right w:w="120" w:type="dxa"/>
+            </w:tcMar>
+          </w:tcPr>
+          <w:p>
+            <w:r>
+              <w:rPr>
+                <w:b/>
+                <w:bCs/>
+                <w:sz w:val="18"/>
+                <w:szCs w:val="18"/>
+              </w:rPr>
+              <w:t>Net Score (Post-Mitigation)</w:t>
+            </w:r>
+          </w:p>
+        </w:tc>
+        <w:tc>
+          <w:tcPr>
+            <w:tcW w:w="6960" w:type="dxa"/>
+            <w:shd w:val="clear" w:color="auto" w:fill="FFFFFF"/>
+            <w:tcMar>
+              <w:top w:w="80" w:type="dxa"/>
+              <w:left w:w="120" w:type="dxa"/>
+              <w:bottom w:w="80" w:type="dxa"/>
+              <w:right w:w="120" w:type="dxa"/>
+            </w:tcMar>
+          </w:tcPr>
+          <w:p>
+            <w:r>
+              <w:rPr>
+                <w:sz w:val="18"/>
+                <w:szCs w:val="18"/>
+              </w:rPr>
+              <w:t>2 × 4 = 8</w:t>
+            </w:r>
+          </w:p>
+        </w:tc>
+      </w:tr>
+      <w:tr>
+        <w:tblPrEx>
+          <w:tblCellMar>
+            <w:top w:w="0" w:type="dxa"/>
+            <w:bottom w:w="0" w:type="dxa"/>
+          </w:tblCellMar>
+        </w:tblPrEx>
+        <w:tc>
+          <w:tcPr>
+            <w:tcW w:w="2400" w:type="dxa"/>
+            <w:shd w:val="clear" w:color="auto" w:fill="EBF3FB"/>
+            <w:tcMar>
+              <w:top w:w="80" w:type="dxa"/>
+              <w:left w:w="120" w:type="dxa"/>
+              <w:bottom w:w="80" w:type="dxa"/>
+              <w:right w:w="120" w:type="dxa"/>
+            </w:tcMar>
+          </w:tcPr>
+          <w:p>
+            <w:r>
+              <w:rPr>
+                <w:b/>
+                <w:bCs/>
+                <w:sz w:val="18"/>
+                <w:szCs w:val="18"/>
+              </w:rPr>
+              <w:t>Net Score Justification</w:t>
+            </w:r>
+          </w:p>
+        </w:tc>
+        <w:tc>
+          <w:tcPr>
+            <w:tcW w:w="6960" w:type="dxa"/>
+            <w:shd w:val="clear" w:color="auto" w:fill="EBF3FB"/>
+            <w:tcMar>
+              <w:top w:w="80" w:type="dxa"/>
+              <w:left w:w="120" w:type="dxa"/>
+              <w:bottom w:w="80" w:type="dxa"/>
+              <w:right w:w="120" w:type="dxa"/>
+            </w:tcMar>
+          </w:tcPr>
+          <w:p>
+            <w:r>
+              <w:rPr>
+                <w:sz w:val="18"/>
+                <w:szCs w:val="18"/>
+              </w:rPr>
+              <w:t>Post-mitigation residual score (Week 11). Consequence reduced from 5 to 4 after Easy Auth was validated with valid and invalid tokens in the Azure production environment. Residual risk is Azure infrastructure-level failure beyond project control. PRD Reference: UE-7.1-01, FR-7.1.1.</w:t>
+            </w:r>
+          </w:p>
+        </w:tc>
+      </w:tr>
+    </w:tbl>
+    <w:p/>
+    <w:tbl>
+      <w:tblPr>
+        <w:tblW w:w="9360" w:type="dxa"/>
+        <w:tblBorders>
+          <w:top w:val="single" w:sz="4" w:space="0" w:color="auto"/>
+          <w:left w:val="single" w:sz="4" w:space="0" w:color="auto"/>
+          <w:bottom w:val="single" w:sz="4" w:space="0" w:color="auto"/>
+          <w:right w:val="single" w:sz="4" w:space="0" w:color="auto"/>
+          <w:insideH w:val="single" w:sz="4" w:space="0" w:color="auto"/>
+          <w:insideV w:val="single" w:sz="4" w:space="0" w:color="auto"/>
+        </w:tblBorders>
+        <w:tblCellMar>
+          <w:left w:w="10" w:type="dxa"/>
+          <w:right w:w="10" w:type="dxa"/>
+        </w:tblCellMar>
+        <w:tblLook w:val="0000" w:firstRow="0" w:lastRow="0" w:firstColumn="0" w:lastColumn="0" w:noHBand="0" w:noVBand="0"/>
+      </w:tblPr>
+      <w:tblGrid>
+        <w:gridCol w:w="3120"/>
+        <w:gridCol w:w="3120"/>
+        <w:gridCol w:w="3120"/>
+      </w:tblGrid>
+      <w:tr>
+        <w:tblPrEx>
+          <w:tblCellMar>
+            <w:top w:w="0" w:type="dxa"/>
+            <w:bottom w:w="0" w:type="dxa"/>
+          </w:tblCellMar>
+        </w:tblPrEx>
+        <w:tc>
+          <w:tcPr>
+            <w:tcW w:w="3120" w:type="dxa"/>
+            <w:shd w:val="clear" w:color="auto" w:fill="1F3864"/>
+            <w:tcMar>
+              <w:top w:w="80" w:type="dxa"/>
+              <w:left w:w="120" w:type="dxa"/>
+              <w:bottom w:w="80" w:type="dxa"/>
+              <w:right w:w="120" w:type="dxa"/>
+            </w:tcMar>
+          </w:tcPr>
+          <w:p>
+            <w:r>
+              <w:rPr>
+                <w:b/>
+                <w:bCs/>
+                <w:color w:val="FFFFFF"/>
+                <w:sz w:val="18"/>
+                <w:szCs w:val="18"/>
+              </w:rPr>
+              <w:t>Q1 — Desired Behavior</w:t>
+            </w:r>
+          </w:p>
+        </w:tc>
+        <w:tc>
+          <w:tcPr>
+            <w:tcW w:w="3120" w:type="dxa"/>
+            <w:shd w:val="clear" w:color="auto" w:fill="1F3864"/>
+            <w:tcMar>
+              <w:top w:w="80" w:type="dxa"/>
+              <w:left w:w="120" w:type="dxa"/>
+              <w:bottom w:w="80" w:type="dxa"/>
+              <w:right w:w="120" w:type="dxa"/>
+            </w:tcMar>
+          </w:tcPr>
+          <w:p>
+            <w:r>
+              <w:rPr>
+                <w:b/>
+                <w:bCs/>
+                <w:color w:val="FFFFFF"/>
+                <w:sz w:val="18"/>
+                <w:szCs w:val="18"/>
+              </w:rPr>
+              <w:t>Q2 — Preventative Behavior</w:t>
+            </w:r>
+          </w:p>
+        </w:tc>
+        <w:tc>
+          <w:tcPr>
+            <w:tcW w:w="3120" w:type="dxa"/>
+            <w:shd w:val="clear" w:color="auto" w:fill="1F3864"/>
+            <w:tcMar>
+              <w:top w:w="80" w:type="dxa"/>
+              <w:left w:w="120" w:type="dxa"/>
+              <w:bottom w:w="80" w:type="dxa"/>
+              <w:right w:w="120" w:type="dxa"/>
+            </w:tcMar>
+          </w:tcPr>
+          <w:p>
+            <w:r>
+              <w:rPr>
+                <w:b/>
+                <w:bCs/>
+                <w:color w:val="FFFFFF"/>
+                <w:sz w:val="18"/>
+                <w:szCs w:val="18"/>
+              </w:rPr>
+              <w:t>Q3 — Responsive Behavior</w:t>
+            </w:r>
+          </w:p>
+        </w:tc>
+      </w:tr>
+      <w:tr>
+        <w:tblPrEx>
+          <w:tblCellMar>
+            <w:top w:w="0" w:type="dxa"/>
+            <w:bottom w:w="0" w:type="dxa"/>
+          </w:tblCellMar>
+        </w:tblPrEx>
+        <w:tc>
+          <w:tcPr>
+            <w:tcW w:w="3120" w:type="dxa"/>
+            <w:shd w:val="clear" w:color="auto" w:fill="EBF3FB"/>
+            <w:tcMar>
+              <w:top w:w="80" w:type="dxa"/>
+              <w:left w:w="120" w:type="dxa"/>
+              <w:bottom w:w="80" w:type="dxa"/>
+              <w:right w:w="120" w:type="dxa"/>
+            </w:tcMar>
+          </w:tcPr>
+          <w:p>
+            <w:r>
+              <w:rPr>
+                <w:sz w:val="18"/>
+                <w:szCs w:val="18"/>
+              </w:rPr>
+              <w:t>The backend API shall require Azure AD Easy Auth protection in all production deployments. The frontend shall acquire a Bearer token via MSAL on every API call and attach it as an Authorization header.</w:t>
+            </w:r>
+          </w:p>
+        </w:tc>
+        <w:tc>
+          <w:tcPr>
+            <w:tcW w:w="3120" w:type="dxa"/>
+            <w:shd w:val="clear" w:color="auto" w:fill="EBF3FB"/>
+            <w:tcMar>
+              <w:top w:w="80" w:type="dxa"/>
+              <w:left w:w="120" w:type="dxa"/>
+              <w:bottom w:w="80" w:type="dxa"/>
+              <w:right w:w="120" w:type="dxa"/>
+            </w:tcMar>
+          </w:tcPr>
+          <w:p>
+            <w:r>
+              <w:rPr>
+                <w:sz w:val="18"/>
+                <w:szCs w:val="18"/>
+              </w:rPr>
+              <w:t>The production API shall not serve any response to requests that lack a valid Azure AD Bearer token. The frontend shall not make unauthenticated API calls when VITE_AUTH_ENABLED is set to true.</w:t>
+            </w:r>
+          </w:p>
+        </w:tc>
+        <w:tc>
+          <w:tcPr>
+            <w:tcW w:w="3120" w:type="dxa"/>
+            <w:shd w:val="clear" w:color="auto" w:fill="EBF3FB"/>
+            <w:tcMar>
+              <w:top w:w="80" w:type="dxa"/>
+              <w:left w:w="120" w:type="dxa"/>
+              <w:bottom w:w="80" w:type="dxa"/>
+              <w:right w:w="120" w:type="dxa"/>
+            </w:tcMar>
+          </w:tcPr>
+          <w:p>
+            <w:r>
+              <w:rPr>
+                <w:sz w:val="18"/>
+                <w:szCs w:val="18"/>
+              </w:rPr>
+              <w:t xml:space="preserve">When Easy Auth rejects a request with HTTP 401, the frontend shall redirect the user to the MSAL login flow via </w:t>
+            </w:r>
+            <w:proofErr w:type="spellStart"/>
+            <w:r>
+              <w:rPr>
+                <w:sz w:val="18"/>
+                <w:szCs w:val="18"/>
+              </w:rPr>
+              <w:t>loginRedirect</w:t>
+            </w:r>
+            <w:proofErr w:type="spellEnd"/>
+            <w:r>
+              <w:rPr>
+                <w:sz w:val="18"/>
+                <w:szCs w:val="18"/>
+              </w:rPr>
+              <w:t xml:space="preserve">. When MSAL token acquisition fails, the frontend shall not attempt </w:t>
+            </w:r>
+            <w:proofErr w:type="spellStart"/>
+            <w:r>
+              <w:rPr>
+                <w:sz w:val="18"/>
+                <w:szCs w:val="18"/>
+              </w:rPr>
+              <w:t>acquireTokenPopup</w:t>
+            </w:r>
+            <w:proofErr w:type="spellEnd"/>
+            <w:r>
+              <w:rPr>
+                <w:sz w:val="18"/>
+                <w:szCs w:val="18"/>
+              </w:rPr>
+              <w:t xml:space="preserve"> — it shall use </w:t>
+            </w:r>
+            <w:proofErr w:type="spellStart"/>
+            <w:r>
+              <w:rPr>
+                <w:sz w:val="18"/>
+                <w:szCs w:val="18"/>
+              </w:rPr>
+              <w:t>acquireTokenRedirect</w:t>
+            </w:r>
+            <w:proofErr w:type="spellEnd"/>
+            <w:r>
+              <w:rPr>
+                <w:sz w:val="18"/>
+                <w:szCs w:val="18"/>
+              </w:rPr>
+              <w:t xml:space="preserve"> instead to avoid browser popup blocking.</w:t>
+            </w:r>
+          </w:p>
+        </w:tc>
+      </w:tr>
+    </w:tbl>
+    <w:p/>
+    <w:tbl>
+      <w:tblPr>
+        <w:tblW w:w="9360" w:type="dxa"/>
+        <w:tblBorders>
+          <w:top w:val="single" w:sz="4" w:space="0" w:color="auto"/>
+          <w:left w:val="single" w:sz="4" w:space="0" w:color="auto"/>
+          <w:bottom w:val="single" w:sz="4" w:space="0" w:color="auto"/>
+          <w:right w:val="single" w:sz="4" w:space="0" w:color="auto"/>
+          <w:insideH w:val="single" w:sz="4" w:space="0" w:color="auto"/>
+          <w:insideV w:val="single" w:sz="4" w:space="0" w:color="auto"/>
+        </w:tblBorders>
+        <w:tblCellMar>
+          <w:left w:w="10" w:type="dxa"/>
+          <w:right w:w="10" w:type="dxa"/>
+        </w:tblCellMar>
+        <w:tblLook w:val="0000" w:firstRow="0" w:lastRow="0" w:firstColumn="0" w:lastColumn="0" w:noHBand="0" w:noVBand="0"/>
+      </w:tblPr>
+      <w:tblGrid>
+        <w:gridCol w:w="3120"/>
+        <w:gridCol w:w="3120"/>
+        <w:gridCol w:w="3120"/>
+      </w:tblGrid>
+      <w:tr>
+        <w:tblPrEx>
+          <w:tblCellMar>
+            <w:top w:w="0" w:type="dxa"/>
+            <w:bottom w:w="0" w:type="dxa"/>
+          </w:tblCellMar>
+        </w:tblPrEx>
+        <w:tc>
+          <w:tcPr>
+            <w:tcW w:w="3120" w:type="dxa"/>
+            <w:shd w:val="clear" w:color="auto" w:fill="1F3864"/>
+            <w:tcMar>
+              <w:top w:w="80" w:type="dxa"/>
+              <w:left w:w="120" w:type="dxa"/>
+              <w:bottom w:w="80" w:type="dxa"/>
+              <w:right w:w="120" w:type="dxa"/>
+            </w:tcMar>
+          </w:tcPr>
+          <w:p>
+            <w:r>
+              <w:rPr>
+                <w:b/>
+                <w:bCs/>
+                <w:color w:val="FFFFFF"/>
+                <w:sz w:val="18"/>
+                <w:szCs w:val="18"/>
+              </w:rPr>
+              <w:t>Functional Requirements (Q1)</w:t>
+            </w:r>
+          </w:p>
+        </w:tc>
+        <w:tc>
+          <w:tcPr>
+            <w:tcW w:w="3120" w:type="dxa"/>
+            <w:shd w:val="clear" w:color="auto" w:fill="1F3864"/>
+            <w:tcMar>
+              <w:top w:w="80" w:type="dxa"/>
+              <w:left w:w="120" w:type="dxa"/>
+              <w:bottom w:w="80" w:type="dxa"/>
+              <w:right w:w="120" w:type="dxa"/>
+            </w:tcMar>
+          </w:tcPr>
+          <w:p>
+            <w:r>
+              <w:rPr>
+                <w:b/>
+                <w:bCs/>
+                <w:color w:val="FFFFFF"/>
+                <w:sz w:val="18"/>
+                <w:szCs w:val="18"/>
+              </w:rPr>
+              <w:t>Preventative Requirements (Q2)</w:t>
+            </w:r>
+          </w:p>
+        </w:tc>
+        <w:tc>
+          <w:tcPr>
+            <w:tcW w:w="3120" w:type="dxa"/>
+            <w:shd w:val="clear" w:color="auto" w:fill="1F3864"/>
+            <w:tcMar>
+              <w:top w:w="80" w:type="dxa"/>
+              <w:left w:w="120" w:type="dxa"/>
+              <w:bottom w:w="80" w:type="dxa"/>
+              <w:right w:w="120" w:type="dxa"/>
+            </w:tcMar>
+          </w:tcPr>
+          <w:p>
+            <w:r>
+              <w:rPr>
+                <w:b/>
+                <w:bCs/>
+                <w:color w:val="FFFFFF"/>
+                <w:sz w:val="18"/>
+                <w:szCs w:val="18"/>
+              </w:rPr>
+              <w:t>Responsive Requirements (Q3)</w:t>
+            </w:r>
+          </w:p>
+        </w:tc>
+      </w:tr>
+      <w:tr>
+        <w:tblPrEx>
+          <w:tblCellMar>
+            <w:top w:w="0" w:type="dxa"/>
+            <w:bottom w:w="0" w:type="dxa"/>
+          </w:tblCellMar>
+        </w:tblPrEx>
+        <w:tc>
+          <w:tcPr>
+            <w:tcW w:w="3120" w:type="dxa"/>
+            <w:shd w:val="clear" w:color="auto" w:fill="FFFFFF"/>
+            <w:tcMar>
+              <w:top w:w="80" w:type="dxa"/>
+              <w:left w:w="120" w:type="dxa"/>
+              <w:bottom w:w="80" w:type="dxa"/>
+              <w:right w:w="120" w:type="dxa"/>
+            </w:tcMar>
+          </w:tcPr>
+          <w:p>
+            <w:r>
+              <w:rPr>
+                <w:sz w:val="18"/>
+                <w:szCs w:val="18"/>
+              </w:rPr>
+              <w:t>FR-7.1.1: The backend API shall require Azure AD Easy Auth protection in production environments to secure access to the Functions host. FR-7.2.1: The frontend shall provide a token acquisition flow that allows authenticated API requests through the dashboard.</w:t>
+            </w:r>
+          </w:p>
+        </w:tc>
+        <w:tc>
+          <w:tcPr>
+            <w:tcW w:w="3120" w:type="dxa"/>
+            <w:shd w:val="clear" w:color="auto" w:fill="FFFFFF"/>
+            <w:tcMar>
+              <w:top w:w="80" w:type="dxa"/>
+              <w:left w:w="120" w:type="dxa"/>
+              <w:bottom w:w="80" w:type="dxa"/>
+              <w:right w:w="120" w:type="dxa"/>
+            </w:tcMar>
+          </w:tcPr>
+          <w:p>
+            <w:r>
+              <w:rPr>
+                <w:sz w:val="18"/>
+                <w:szCs w:val="18"/>
+              </w:rPr>
+              <w:t>FR-R8.2: The production API shall return HTTP 401 for all requests that do not carry a valid Azure AD Bearer token. FR-R8.3: The frontend shall not suppress authentication failures silently — all auth errors shall redirect the user to the login flow.</w:t>
+            </w:r>
+          </w:p>
+        </w:tc>
+        <w:tc>
+          <w:tcPr>
+            <w:tcW w:w="3120" w:type="dxa"/>
+            <w:shd w:val="clear" w:color="auto" w:fill="FFFFFF"/>
+            <w:tcMar>
+              <w:top w:w="80" w:type="dxa"/>
+              <w:left w:w="120" w:type="dxa"/>
+              <w:bottom w:w="80" w:type="dxa"/>
+              <w:right w:w="120" w:type="dxa"/>
+            </w:tcMar>
+          </w:tcPr>
+          <w:p>
+            <w:r>
+              <w:rPr>
+                <w:sz w:val="18"/>
+                <w:szCs w:val="18"/>
+              </w:rPr>
+              <w:t xml:space="preserve">FR-R8.4: When MSAL token acquisition fails, the frontend shall use </w:t>
+            </w:r>
+            <w:proofErr w:type="spellStart"/>
+            <w:r>
+              <w:rPr>
+                <w:sz w:val="18"/>
+                <w:szCs w:val="18"/>
+              </w:rPr>
+              <w:t>loginRedirect</w:t>
+            </w:r>
+            <w:proofErr w:type="spellEnd"/>
+            <w:r>
+              <w:rPr>
+                <w:sz w:val="18"/>
+                <w:szCs w:val="18"/>
+              </w:rPr>
+              <w:t xml:space="preserve"> rather than </w:t>
+            </w:r>
+            <w:proofErr w:type="spellStart"/>
+            <w:r>
+              <w:rPr>
+                <w:sz w:val="18"/>
+                <w:szCs w:val="18"/>
+              </w:rPr>
+              <w:t>loginPopup</w:t>
+            </w:r>
+            <w:proofErr w:type="spellEnd"/>
+            <w:r>
+              <w:rPr>
+                <w:sz w:val="18"/>
+                <w:szCs w:val="18"/>
+              </w:rPr>
+              <w:t xml:space="preserve"> to avoid browser popup blocking errors. FR-R8.5: The GET /</w:t>
+            </w:r>
+            <w:proofErr w:type="spellStart"/>
+            <w:r>
+              <w:rPr>
+                <w:sz w:val="18"/>
+                <w:szCs w:val="18"/>
+              </w:rPr>
+              <w:t>api</w:t>
+            </w:r>
+            <w:proofErr w:type="spellEnd"/>
+            <w:r>
+              <w:rPr>
+                <w:sz w:val="18"/>
+                <w:szCs w:val="18"/>
+              </w:rPr>
+              <w:t>/health endpoint shall report Degraded if the Functions host has not processed a successful request within 3 minutes.</w:t>
+            </w:r>
+          </w:p>
+        </w:tc>
+      </w:tr>
+    </w:tbl>
+    <w:p/>
+    <w:p>
+      <w:pPr>
+        <w:spacing w:before="160"/>
+        <w:rPr>
+          <w:b/>
+          <w:bCs/>
+          <w:i/>
+          <w:iCs/>
+        </w:rPr>
+      </w:pPr>
+    </w:p>
+    <w:p>
+      <w:pPr>
+        <w:spacing w:before="160"/>
+      </w:pPr>
+      <w:r>
+        <w:rPr>
+          <w:b/>
+          <w:bCs/>
+          <w:i/>
+          <w:iCs/>
+        </w:rPr>
+        <w:lastRenderedPageBreak/>
+        <w:t>Weekly Score History — R8</w:t>
+      </w:r>
+    </w:p>
+    <w:tbl>
+      <w:tblPr>
+        <w:tblW w:w="9360" w:type="dxa"/>
+        <w:tblBorders>
+          <w:top w:val="single" w:sz="4" w:space="0" w:color="auto"/>
+          <w:left w:val="single" w:sz="4" w:space="0" w:color="auto"/>
+          <w:bottom w:val="single" w:sz="4" w:space="0" w:color="auto"/>
+          <w:right w:val="single" w:sz="4" w:space="0" w:color="auto"/>
+          <w:insideH w:val="single" w:sz="4" w:space="0" w:color="auto"/>
+          <w:insideV w:val="single" w:sz="4" w:space="0" w:color="auto"/>
+        </w:tblBorders>
+        <w:tblCellMar>
+          <w:left w:w="10" w:type="dxa"/>
+          <w:right w:w="10" w:type="dxa"/>
+        </w:tblCellMar>
+        <w:tblLook w:val="0000" w:firstRow="0" w:lastRow="0" w:firstColumn="0" w:lastColumn="0" w:noHBand="0" w:noVBand="0"/>
+      </w:tblPr>
+      <w:tblGrid>
+        <w:gridCol w:w="699"/>
+        <w:gridCol w:w="897"/>
+        <w:gridCol w:w="850"/>
+        <w:gridCol w:w="6914"/>
+      </w:tblGrid>
+      <w:tr>
+        <w:tblPrEx>
+          <w:tblCellMar>
+            <w:top w:w="0" w:type="dxa"/>
+            <w:bottom w:w="0" w:type="dxa"/>
+          </w:tblCellMar>
+        </w:tblPrEx>
+        <w:trPr>
+          <w:tblHeader/>
+        </w:trPr>
+        <w:tc>
+          <w:tcPr>
+            <w:tcW w:w="700" w:type="dxa"/>
+            <w:shd w:val="clear" w:color="auto" w:fill="1F3864"/>
+            <w:tcMar>
+              <w:top w:w="60" w:type="dxa"/>
+              <w:left w:w="80" w:type="dxa"/>
+              <w:bottom w:w="60" w:type="dxa"/>
+              <w:right w:w="80" w:type="dxa"/>
+            </w:tcMar>
+          </w:tcPr>
+          <w:p>
+            <w:pPr>
+              <w:jc w:val="center"/>
+            </w:pPr>
+            <w:r>
+              <w:rPr>
+                <w:b/>
+                <w:bCs/>
+                <w:color w:val="FFFFFF"/>
+                <w:sz w:val="18"/>
+                <w:szCs w:val="18"/>
+              </w:rPr>
+              <w:t>Week</w:t>
+            </w:r>
+          </w:p>
+        </w:tc>
+        <w:tc>
+          <w:tcPr>
+            <w:tcW w:w="900" w:type="dxa"/>
+            <w:shd w:val="clear" w:color="auto" w:fill="1F3864"/>
+            <w:tcMar>
+              <w:top w:w="60" w:type="dxa"/>
+              <w:left w:w="80" w:type="dxa"/>
+              <w:bottom w:w="60" w:type="dxa"/>
+              <w:right w:w="80" w:type="dxa"/>
+            </w:tcMar>
+          </w:tcPr>
+          <w:p>
+            <w:r>
+              <w:rPr>
+                <w:b/>
+                <w:bCs/>
+                <w:color w:val="FFFFFF"/>
+                <w:sz w:val="18"/>
+                <w:szCs w:val="18"/>
+              </w:rPr>
+              <w:t>Date</w:t>
+            </w:r>
+          </w:p>
+        </w:tc>
+        <w:tc>
+          <w:tcPr>
+            <w:tcW w:w="800" w:type="dxa"/>
+            <w:shd w:val="clear" w:color="auto" w:fill="1F3864"/>
+            <w:tcMar>
+              <w:top w:w="60" w:type="dxa"/>
+              <w:left w:w="80" w:type="dxa"/>
+              <w:bottom w:w="60" w:type="dxa"/>
+              <w:right w:w="80" w:type="dxa"/>
+            </w:tcMar>
+          </w:tcPr>
+          <w:p>
+            <w:pPr>
+              <w:jc w:val="center"/>
+            </w:pPr>
+            <w:r>
+              <w:rPr>
+                <w:b/>
+                <w:bCs/>
+                <w:color w:val="FFFFFF"/>
+                <w:sz w:val="18"/>
+                <w:szCs w:val="18"/>
+              </w:rPr>
+              <w:t>L × C = Score</w:t>
+            </w:r>
+          </w:p>
+        </w:tc>
+        <w:tc>
+          <w:tcPr>
+            <w:tcW w:w="6960" w:type="dxa"/>
+            <w:shd w:val="clear" w:color="auto" w:fill="1F3864"/>
+            <w:tcMar>
+              <w:top w:w="60" w:type="dxa"/>
+              <w:left w:w="80" w:type="dxa"/>
+              <w:bottom w:w="60" w:type="dxa"/>
+              <w:right w:w="80" w:type="dxa"/>
+            </w:tcMar>
+          </w:tcPr>
+          <w:p>
+            <w:r>
+              <w:rPr>
+                <w:b/>
+                <w:bCs/>
+                <w:color w:val="FFFFFF"/>
+                <w:sz w:val="18"/>
+                <w:szCs w:val="18"/>
+              </w:rPr>
+              <w:t>Notes / Changes</w:t>
+            </w:r>
+          </w:p>
+        </w:tc>
+      </w:tr>
+      <w:tr>
+        <w:tblPrEx>
+          <w:tblCellMar>
+            <w:top w:w="0" w:type="dxa"/>
+            <w:bottom w:w="0" w:type="dxa"/>
+          </w:tblCellMar>
+        </w:tblPrEx>
+        <w:tc>
+          <w:tcPr>
+            <w:tcW w:w="700" w:type="dxa"/>
+            <w:shd w:val="clear" w:color="auto" w:fill="EBF3FB"/>
+            <w:tcMar>
+              <w:top w:w="60" w:type="dxa"/>
+              <w:left w:w="80" w:type="dxa"/>
+              <w:bottom w:w="60" w:type="dxa"/>
+              <w:right w:w="80" w:type="dxa"/>
+            </w:tcMar>
+          </w:tcPr>
+          <w:p>
+            <w:pPr>
+              <w:jc w:val="center"/>
+            </w:pPr>
+            <w:r>
+              <w:rPr>
+                <w:sz w:val="18"/>
+                <w:szCs w:val="18"/>
+              </w:rPr>
+              <w:t>W1</w:t>
+            </w:r>
+          </w:p>
+        </w:tc>
+        <w:tc>
+          <w:tcPr>
+            <w:tcW w:w="900" w:type="dxa"/>
+            <w:shd w:val="clear" w:color="auto" w:fill="EBF3FB"/>
+            <w:tcMar>
+              <w:top w:w="60" w:type="dxa"/>
+              <w:left w:w="80" w:type="dxa"/>
+              <w:bottom w:w="60" w:type="dxa"/>
+              <w:right w:w="80" w:type="dxa"/>
+            </w:tcMar>
+          </w:tcPr>
+          <w:p>
+            <w:r>
+              <w:rPr>
+                <w:sz w:val="18"/>
+                <w:szCs w:val="18"/>
+              </w:rPr>
+              <w:t>May 9, 2026</w:t>
+            </w:r>
+          </w:p>
+        </w:tc>
+        <w:tc>
+          <w:tcPr>
+            <w:tcW w:w="800" w:type="dxa"/>
+            <w:shd w:val="clear" w:color="auto" w:fill="EBF3FB"/>
+            <w:tcMar>
+              <w:top w:w="60" w:type="dxa"/>
+              <w:left w:w="80" w:type="dxa"/>
+              <w:bottom w:w="60" w:type="dxa"/>
+              <w:right w:w="80" w:type="dxa"/>
+            </w:tcMar>
+          </w:tcPr>
+          <w:p>
+            <w:pPr>
+              <w:jc w:val="center"/>
+            </w:pPr>
+            <w:r>
+              <w:rPr>
+                <w:color w:val="999999"/>
+                <w:sz w:val="18"/>
+                <w:szCs w:val="18"/>
+              </w:rPr>
+              <w:t>Not yet identified</w:t>
+            </w:r>
+          </w:p>
+        </w:tc>
+        <w:tc>
+          <w:tcPr>
+            <w:tcW w:w="6960" w:type="dxa"/>
+            <w:shd w:val="clear" w:color="auto" w:fill="EBF3FB"/>
+            <w:tcMar>
+              <w:top w:w="60" w:type="dxa"/>
+              <w:left w:w="80" w:type="dxa"/>
+              <w:bottom w:w="60" w:type="dxa"/>
+              <w:right w:w="80" w:type="dxa"/>
+            </w:tcMar>
+          </w:tcPr>
+          <w:p>
+            <w:r>
+              <w:rPr>
+                <w:color w:val="999999"/>
+                <w:sz w:val="18"/>
+                <w:szCs w:val="18"/>
+              </w:rPr>
+              <w:t>—</w:t>
+            </w:r>
+          </w:p>
+        </w:tc>
+      </w:tr>
+      <w:tr>
+        <w:tblPrEx>
+          <w:tblCellMar>
+            <w:top w:w="0" w:type="dxa"/>
+            <w:bottom w:w="0" w:type="dxa"/>
+          </w:tblCellMar>
+        </w:tblPrEx>
+        <w:tc>
+          <w:tcPr>
+            <w:tcW w:w="700" w:type="dxa"/>
+            <w:shd w:val="clear" w:color="auto" w:fill="FFFFFF"/>
+            <w:tcMar>
+              <w:top w:w="60" w:type="dxa"/>
+              <w:left w:w="80" w:type="dxa"/>
+              <w:bottom w:w="60" w:type="dxa"/>
+              <w:right w:w="80" w:type="dxa"/>
+            </w:tcMar>
+          </w:tcPr>
+          <w:p>
+            <w:pPr>
+              <w:jc w:val="center"/>
+            </w:pPr>
+            <w:r>
+              <w:rPr>
+                <w:sz w:val="18"/>
+                <w:szCs w:val="18"/>
+              </w:rPr>
+              <w:t>W2</w:t>
+            </w:r>
+          </w:p>
+        </w:tc>
+        <w:tc>
+          <w:tcPr>
+            <w:tcW w:w="900" w:type="dxa"/>
+            <w:shd w:val="clear" w:color="auto" w:fill="FFFFFF"/>
+            <w:tcMar>
+              <w:top w:w="60" w:type="dxa"/>
+              <w:left w:w="80" w:type="dxa"/>
+              <w:bottom w:w="60" w:type="dxa"/>
+              <w:right w:w="80" w:type="dxa"/>
+            </w:tcMar>
+          </w:tcPr>
+          <w:p>
+            <w:r>
+              <w:rPr>
+                <w:sz w:val="18"/>
+                <w:szCs w:val="18"/>
+              </w:rPr>
+              <w:t>May 16, 2026</w:t>
+            </w:r>
+          </w:p>
+        </w:tc>
+        <w:tc>
+          <w:tcPr>
+            <w:tcW w:w="800" w:type="dxa"/>
+            <w:shd w:val="clear" w:color="auto" w:fill="FFFFFF"/>
+            <w:tcMar>
+              <w:top w:w="60" w:type="dxa"/>
+              <w:left w:w="80" w:type="dxa"/>
+              <w:bottom w:w="60" w:type="dxa"/>
+              <w:right w:w="80" w:type="dxa"/>
+            </w:tcMar>
+          </w:tcPr>
+          <w:p>
+            <w:pPr>
+              <w:jc w:val="center"/>
+            </w:pPr>
+            <w:r>
+              <w:rPr>
+                <w:color w:val="999999"/>
+                <w:sz w:val="18"/>
+                <w:szCs w:val="18"/>
+              </w:rPr>
+              <w:t>Not yet identified</w:t>
+            </w:r>
+          </w:p>
+        </w:tc>
+        <w:tc>
+          <w:tcPr>
+            <w:tcW w:w="6960" w:type="dxa"/>
+            <w:shd w:val="clear" w:color="auto" w:fill="FFFFFF"/>
+            <w:tcMar>
+              <w:top w:w="60" w:type="dxa"/>
+              <w:left w:w="80" w:type="dxa"/>
+              <w:bottom w:w="60" w:type="dxa"/>
+              <w:right w:w="80" w:type="dxa"/>
+            </w:tcMar>
+          </w:tcPr>
+          <w:p>
+            <w:r>
+              <w:rPr>
+                <w:color w:val="999999"/>
+                <w:sz w:val="18"/>
+                <w:szCs w:val="18"/>
+              </w:rPr>
+              <w:t>—</w:t>
+            </w:r>
+          </w:p>
+        </w:tc>
+      </w:tr>
+      <w:tr>
+        <w:tblPrEx>
+          <w:tblCellMar>
+            <w:top w:w="0" w:type="dxa"/>
+            <w:bottom w:w="0" w:type="dxa"/>
+          </w:tblCellMar>
+        </w:tblPrEx>
+        <w:tc>
+          <w:tcPr>
+            <w:tcW w:w="700" w:type="dxa"/>
+            <w:shd w:val="clear" w:color="auto" w:fill="EBF3FB"/>
+            <w:tcMar>
+              <w:top w:w="60" w:type="dxa"/>
+              <w:left w:w="80" w:type="dxa"/>
+              <w:bottom w:w="60" w:type="dxa"/>
+              <w:right w:w="80" w:type="dxa"/>
+            </w:tcMar>
+          </w:tcPr>
+          <w:p>
+            <w:pPr>
+              <w:jc w:val="center"/>
+            </w:pPr>
+            <w:r>
+              <w:rPr>
+                <w:sz w:val="18"/>
+                <w:szCs w:val="18"/>
+              </w:rPr>
+              <w:t>W3</w:t>
+            </w:r>
+          </w:p>
+        </w:tc>
+        <w:tc>
+          <w:tcPr>
+            <w:tcW w:w="900" w:type="dxa"/>
+            <w:shd w:val="clear" w:color="auto" w:fill="EBF3FB"/>
+            <w:tcMar>
+              <w:top w:w="60" w:type="dxa"/>
+              <w:left w:w="80" w:type="dxa"/>
+              <w:bottom w:w="60" w:type="dxa"/>
+              <w:right w:w="80" w:type="dxa"/>
+            </w:tcMar>
+          </w:tcPr>
+          <w:p>
+            <w:r>
+              <w:rPr>
+                <w:sz w:val="18"/>
+                <w:szCs w:val="18"/>
+              </w:rPr>
+              <w:t>May 23, 2026</w:t>
+            </w:r>
+          </w:p>
+        </w:tc>
+        <w:tc>
+          <w:tcPr>
+            <w:tcW w:w="800" w:type="dxa"/>
+            <w:shd w:val="clear" w:color="auto" w:fill="EBF3FB"/>
+            <w:tcMar>
+              <w:top w:w="60" w:type="dxa"/>
+              <w:left w:w="80" w:type="dxa"/>
+              <w:bottom w:w="60" w:type="dxa"/>
+              <w:right w:w="80" w:type="dxa"/>
+            </w:tcMar>
+          </w:tcPr>
+          <w:p>
+            <w:pPr>
+              <w:jc w:val="center"/>
+            </w:pPr>
+            <w:r>
+              <w:rPr>
+                <w:color w:val="999999"/>
+                <w:sz w:val="18"/>
+                <w:szCs w:val="18"/>
+              </w:rPr>
+              <w:t>Not yet identified</w:t>
+            </w:r>
+          </w:p>
+        </w:tc>
+        <w:tc>
+          <w:tcPr>
+            <w:tcW w:w="6960" w:type="dxa"/>
+            <w:shd w:val="clear" w:color="auto" w:fill="EBF3FB"/>
+            <w:tcMar>
+              <w:top w:w="60" w:type="dxa"/>
+              <w:left w:w="80" w:type="dxa"/>
+              <w:bottom w:w="60" w:type="dxa"/>
+              <w:right w:w="80" w:type="dxa"/>
+            </w:tcMar>
+          </w:tcPr>
+          <w:p>
+            <w:r>
+              <w:rPr>
+                <w:color w:val="999999"/>
+                <w:sz w:val="18"/>
+                <w:szCs w:val="18"/>
+              </w:rPr>
+              <w:t>—</w:t>
+            </w:r>
+          </w:p>
+        </w:tc>
+      </w:tr>
+      <w:tr>
+        <w:tblPrEx>
+          <w:tblCellMar>
+            <w:top w:w="0" w:type="dxa"/>
+            <w:bottom w:w="0" w:type="dxa"/>
+          </w:tblCellMar>
+        </w:tblPrEx>
+        <w:tc>
+          <w:tcPr>
+            <w:tcW w:w="700" w:type="dxa"/>
+            <w:shd w:val="clear" w:color="auto" w:fill="FFFFFF"/>
+            <w:tcMar>
+              <w:top w:w="60" w:type="dxa"/>
+              <w:left w:w="80" w:type="dxa"/>
+              <w:bottom w:w="60" w:type="dxa"/>
+              <w:right w:w="80" w:type="dxa"/>
+            </w:tcMar>
+          </w:tcPr>
+          <w:p>
+            <w:pPr>
+              <w:jc w:val="center"/>
+            </w:pPr>
+            <w:r>
+              <w:rPr>
+                <w:sz w:val="18"/>
+                <w:szCs w:val="18"/>
+              </w:rPr>
+              <w:t>W4</w:t>
+            </w:r>
+          </w:p>
+        </w:tc>
+        <w:tc>
+          <w:tcPr>
+            <w:tcW w:w="900" w:type="dxa"/>
+            <w:shd w:val="clear" w:color="auto" w:fill="FFFFFF"/>
+            <w:tcMar>
+              <w:top w:w="60" w:type="dxa"/>
+              <w:left w:w="80" w:type="dxa"/>
+              <w:bottom w:w="60" w:type="dxa"/>
+              <w:right w:w="80" w:type="dxa"/>
+            </w:tcMar>
+          </w:tcPr>
+          <w:p>
+            <w:r>
+              <w:rPr>
+                <w:sz w:val="18"/>
+                <w:szCs w:val="18"/>
+              </w:rPr>
+              <w:t>May 30, 2026</w:t>
+            </w:r>
+          </w:p>
+        </w:tc>
+        <w:tc>
+          <w:tcPr>
+            <w:tcW w:w="800" w:type="dxa"/>
+            <w:shd w:val="clear" w:color="auto" w:fill="FFFFFF"/>
+            <w:tcMar>
+              <w:top w:w="60" w:type="dxa"/>
+              <w:left w:w="80" w:type="dxa"/>
+              <w:bottom w:w="60" w:type="dxa"/>
+              <w:right w:w="80" w:type="dxa"/>
+            </w:tcMar>
+          </w:tcPr>
+          <w:p>
+            <w:pPr>
+              <w:jc w:val="center"/>
+            </w:pPr>
+            <w:r>
+              <w:rPr>
+                <w:color w:val="999999"/>
+                <w:sz w:val="18"/>
+                <w:szCs w:val="18"/>
+              </w:rPr>
+              <w:t>Not yet identified</w:t>
+            </w:r>
+          </w:p>
+        </w:tc>
+        <w:tc>
+          <w:tcPr>
+            <w:tcW w:w="6960" w:type="dxa"/>
+            <w:shd w:val="clear" w:color="auto" w:fill="FFFFFF"/>
+            <w:tcMar>
+              <w:top w:w="60" w:type="dxa"/>
+              <w:left w:w="80" w:type="dxa"/>
+              <w:bottom w:w="60" w:type="dxa"/>
+              <w:right w:w="80" w:type="dxa"/>
+            </w:tcMar>
+          </w:tcPr>
+          <w:p>
+            <w:r>
+              <w:rPr>
+                <w:color w:val="999999"/>
+                <w:sz w:val="18"/>
+                <w:szCs w:val="18"/>
+              </w:rPr>
+              <w:t>—</w:t>
+            </w:r>
+          </w:p>
+        </w:tc>
+      </w:tr>
+      <w:tr>
+        <w:tblPrEx>
+          <w:tblCellMar>
+            <w:top w:w="0" w:type="dxa"/>
+            <w:bottom w:w="0" w:type="dxa"/>
+          </w:tblCellMar>
+        </w:tblPrEx>
+        <w:tc>
+          <w:tcPr>
+            <w:tcW w:w="700" w:type="dxa"/>
+            <w:shd w:val="clear" w:color="auto" w:fill="EBF3FB"/>
+            <w:tcMar>
+              <w:top w:w="60" w:type="dxa"/>
+              <w:left w:w="80" w:type="dxa"/>
+              <w:bottom w:w="60" w:type="dxa"/>
+              <w:right w:w="80" w:type="dxa"/>
+            </w:tcMar>
+          </w:tcPr>
+          <w:p>
+            <w:pPr>
+              <w:jc w:val="center"/>
+            </w:pPr>
+            <w:r>
+              <w:rPr>
+                <w:sz w:val="18"/>
+                <w:szCs w:val="18"/>
+              </w:rPr>
+              <w:t>W5</w:t>
+            </w:r>
+          </w:p>
+        </w:tc>
+        <w:tc>
+          <w:tcPr>
+            <w:tcW w:w="900" w:type="dxa"/>
+            <w:shd w:val="clear" w:color="auto" w:fill="EBF3FB"/>
+            <w:tcMar>
+              <w:top w:w="60" w:type="dxa"/>
+              <w:left w:w="80" w:type="dxa"/>
+              <w:bottom w:w="60" w:type="dxa"/>
+              <w:right w:w="80" w:type="dxa"/>
+            </w:tcMar>
+          </w:tcPr>
+          <w:p>
+            <w:r>
+              <w:rPr>
+                <w:sz w:val="18"/>
+                <w:szCs w:val="18"/>
+              </w:rPr>
+              <w:t>Jun 6, 2026</w:t>
+            </w:r>
+          </w:p>
+        </w:tc>
+        <w:tc>
+          <w:tcPr>
+            <w:tcW w:w="800" w:type="dxa"/>
+            <w:shd w:val="clear" w:color="auto" w:fill="EBF3FB"/>
+            <w:tcMar>
+              <w:top w:w="60" w:type="dxa"/>
+              <w:left w:w="80" w:type="dxa"/>
+              <w:bottom w:w="60" w:type="dxa"/>
+              <w:right w:w="80" w:type="dxa"/>
+            </w:tcMar>
+          </w:tcPr>
+          <w:p>
+            <w:pPr>
+              <w:jc w:val="center"/>
+            </w:pPr>
+            <w:r>
+              <w:rPr>
+                <w:color w:val="999999"/>
+                <w:sz w:val="18"/>
+                <w:szCs w:val="18"/>
+              </w:rPr>
+              <w:t>Not yet identified</w:t>
+            </w:r>
+          </w:p>
+        </w:tc>
+        <w:tc>
+          <w:tcPr>
+            <w:tcW w:w="6960" w:type="dxa"/>
+            <w:shd w:val="clear" w:color="auto" w:fill="EBF3FB"/>
+            <w:tcMar>
+              <w:top w:w="60" w:type="dxa"/>
+              <w:left w:w="80" w:type="dxa"/>
+              <w:bottom w:w="60" w:type="dxa"/>
+              <w:right w:w="80" w:type="dxa"/>
+            </w:tcMar>
+          </w:tcPr>
+          <w:p>
+            <w:r>
+              <w:rPr>
+                <w:color w:val="999999"/>
+                <w:sz w:val="18"/>
+                <w:szCs w:val="18"/>
+              </w:rPr>
+              <w:t>—</w:t>
+            </w:r>
+          </w:p>
+        </w:tc>
+      </w:tr>
+      <w:tr>
+        <w:tblPrEx>
+          <w:tblCellMar>
+            <w:top w:w="0" w:type="dxa"/>
+            <w:bottom w:w="0" w:type="dxa"/>
+          </w:tblCellMar>
+        </w:tblPrEx>
+        <w:tc>
+          <w:tcPr>
+            <w:tcW w:w="700" w:type="dxa"/>
+            <w:shd w:val="clear" w:color="auto" w:fill="FFFFFF"/>
+            <w:tcMar>
+              <w:top w:w="60" w:type="dxa"/>
+              <w:left w:w="80" w:type="dxa"/>
+              <w:bottom w:w="60" w:type="dxa"/>
+              <w:right w:w="80" w:type="dxa"/>
+            </w:tcMar>
+          </w:tcPr>
+          <w:p>
+            <w:pPr>
+              <w:jc w:val="center"/>
+            </w:pPr>
+            <w:r>
+              <w:rPr>
+                <w:sz w:val="18"/>
+                <w:szCs w:val="18"/>
+              </w:rPr>
+              <w:t>W6</w:t>
+            </w:r>
+          </w:p>
+        </w:tc>
+        <w:tc>
+          <w:tcPr>
+            <w:tcW w:w="900" w:type="dxa"/>
+            <w:shd w:val="clear" w:color="auto" w:fill="FFFFFF"/>
+            <w:tcMar>
+              <w:top w:w="60" w:type="dxa"/>
+              <w:left w:w="80" w:type="dxa"/>
+              <w:bottom w:w="60" w:type="dxa"/>
+              <w:right w:w="80" w:type="dxa"/>
+            </w:tcMar>
+          </w:tcPr>
+          <w:p>
+            <w:r>
+              <w:rPr>
+                <w:sz w:val="18"/>
+                <w:szCs w:val="18"/>
+              </w:rPr>
+              <w:t>Jun 13, 2026</w:t>
+            </w:r>
+          </w:p>
+        </w:tc>
+        <w:tc>
+          <w:tcPr>
+            <w:tcW w:w="800" w:type="dxa"/>
+            <w:shd w:val="clear" w:color="auto" w:fill="FFFFFF"/>
+            <w:tcMar>
+              <w:top w:w="60" w:type="dxa"/>
+              <w:left w:w="80" w:type="dxa"/>
+              <w:bottom w:w="60" w:type="dxa"/>
+              <w:right w:w="80" w:type="dxa"/>
+            </w:tcMar>
+          </w:tcPr>
+          <w:p>
+            <w:pPr>
+              <w:jc w:val="center"/>
+            </w:pPr>
+            <w:r>
+              <w:rPr>
+                <w:color w:val="999999"/>
+                <w:sz w:val="18"/>
+                <w:szCs w:val="18"/>
+              </w:rPr>
+              <w:t>Not yet identified</w:t>
+            </w:r>
+          </w:p>
+        </w:tc>
+        <w:tc>
+          <w:tcPr>
+            <w:tcW w:w="6960" w:type="dxa"/>
+            <w:shd w:val="clear" w:color="auto" w:fill="FFFFFF"/>
+            <w:tcMar>
+              <w:top w:w="60" w:type="dxa"/>
+              <w:left w:w="80" w:type="dxa"/>
+              <w:bottom w:w="60" w:type="dxa"/>
+              <w:right w:w="80" w:type="dxa"/>
+            </w:tcMar>
+          </w:tcPr>
+          <w:p>
+            <w:r>
+              <w:rPr>
+                <w:color w:val="999999"/>
+                <w:sz w:val="18"/>
+                <w:szCs w:val="18"/>
+              </w:rPr>
+              <w:t>—</w:t>
+            </w:r>
+          </w:p>
+        </w:tc>
+      </w:tr>
+      <w:tr>
+        <w:tblPrEx>
+          <w:tblCellMar>
+            <w:top w:w="0" w:type="dxa"/>
+            <w:bottom w:w="0" w:type="dxa"/>
+          </w:tblCellMar>
+        </w:tblPrEx>
+        <w:tc>
+          <w:tcPr>
+            <w:tcW w:w="700" w:type="dxa"/>
+            <w:shd w:val="clear" w:color="auto" w:fill="EBF3FB"/>
+            <w:tcMar>
+              <w:top w:w="60" w:type="dxa"/>
+              <w:left w:w="80" w:type="dxa"/>
+              <w:bottom w:w="60" w:type="dxa"/>
+              <w:right w:w="80" w:type="dxa"/>
+            </w:tcMar>
+          </w:tcPr>
+          <w:p>
+            <w:pPr>
+              <w:jc w:val="center"/>
+            </w:pPr>
+            <w:r>
+              <w:rPr>
+                <w:sz w:val="18"/>
+                <w:szCs w:val="18"/>
+              </w:rPr>
+              <w:t>W7</w:t>
+            </w:r>
+          </w:p>
+        </w:tc>
+        <w:tc>
+          <w:tcPr>
+            <w:tcW w:w="900" w:type="dxa"/>
+            <w:shd w:val="clear" w:color="auto" w:fill="EBF3FB"/>
+            <w:tcMar>
+              <w:top w:w="60" w:type="dxa"/>
+              <w:left w:w="80" w:type="dxa"/>
+              <w:bottom w:w="60" w:type="dxa"/>
+              <w:right w:w="80" w:type="dxa"/>
+            </w:tcMar>
+          </w:tcPr>
+          <w:p>
+            <w:r>
+              <w:rPr>
+                <w:sz w:val="18"/>
+                <w:szCs w:val="18"/>
+              </w:rPr>
+              <w:t>Jun 20, 2026</w:t>
+            </w:r>
+          </w:p>
+        </w:tc>
+        <w:tc>
+          <w:tcPr>
+            <w:tcW w:w="800" w:type="dxa"/>
+            <w:shd w:val="clear" w:color="auto" w:fill="EBF3FB"/>
+            <w:tcMar>
+              <w:top w:w="60" w:type="dxa"/>
+              <w:left w:w="80" w:type="dxa"/>
+              <w:bottom w:w="60" w:type="dxa"/>
+              <w:right w:w="80" w:type="dxa"/>
+            </w:tcMar>
+          </w:tcPr>
+          <w:p>
+            <w:pPr>
+              <w:jc w:val="center"/>
+            </w:pPr>
+            <w:r>
+              <w:rPr>
+                <w:color w:val="999999"/>
+                <w:sz w:val="18"/>
+                <w:szCs w:val="18"/>
+              </w:rPr>
+              <w:t>Not yet identified</w:t>
+            </w:r>
+          </w:p>
+        </w:tc>
+        <w:tc>
+          <w:tcPr>
+            <w:tcW w:w="6960" w:type="dxa"/>
+            <w:shd w:val="clear" w:color="auto" w:fill="EBF3FB"/>
+            <w:tcMar>
+              <w:top w:w="60" w:type="dxa"/>
+              <w:left w:w="80" w:type="dxa"/>
+              <w:bottom w:w="60" w:type="dxa"/>
+              <w:right w:w="80" w:type="dxa"/>
+            </w:tcMar>
+          </w:tcPr>
+          <w:p>
+            <w:r>
+              <w:rPr>
+                <w:color w:val="999999"/>
+                <w:sz w:val="18"/>
+                <w:szCs w:val="18"/>
+              </w:rPr>
+              <w:t>—</w:t>
+            </w:r>
+          </w:p>
+        </w:tc>
+      </w:tr>
+      <w:tr>
+        <w:tblPrEx>
+          <w:tblCellMar>
+            <w:top w:w="0" w:type="dxa"/>
+            <w:bottom w:w="0" w:type="dxa"/>
+          </w:tblCellMar>
+        </w:tblPrEx>
+        <w:tc>
+          <w:tcPr>
+            <w:tcW w:w="700" w:type="dxa"/>
+            <w:shd w:val="clear" w:color="auto" w:fill="FFFFFF"/>
+            <w:tcMar>
+              <w:top w:w="60" w:type="dxa"/>
+              <w:left w:w="80" w:type="dxa"/>
+              <w:bottom w:w="60" w:type="dxa"/>
+              <w:right w:w="80" w:type="dxa"/>
+            </w:tcMar>
+          </w:tcPr>
+          <w:p>
+            <w:pPr>
+              <w:jc w:val="center"/>
+            </w:pPr>
+            <w:r>
+              <w:rPr>
+                <w:sz w:val="18"/>
+                <w:szCs w:val="18"/>
+              </w:rPr>
+              <w:t>W8</w:t>
+            </w:r>
+          </w:p>
+        </w:tc>
+        <w:tc>
+          <w:tcPr>
+            <w:tcW w:w="900" w:type="dxa"/>
+            <w:shd w:val="clear" w:color="auto" w:fill="FFFFFF"/>
+            <w:tcMar>
+              <w:top w:w="60" w:type="dxa"/>
+              <w:left w:w="80" w:type="dxa"/>
+              <w:bottom w:w="60" w:type="dxa"/>
+              <w:right w:w="80" w:type="dxa"/>
+            </w:tcMar>
+          </w:tcPr>
+          <w:p>
+            <w:r>
+              <w:rPr>
+                <w:sz w:val="18"/>
+                <w:szCs w:val="18"/>
+              </w:rPr>
+              <w:t>Jun 27, 2026</w:t>
+            </w:r>
+          </w:p>
+        </w:tc>
+        <w:tc>
+          <w:tcPr>
+            <w:tcW w:w="800" w:type="dxa"/>
+            <w:shd w:val="clear" w:color="auto" w:fill="FFFFFF"/>
+            <w:tcMar>
+              <w:top w:w="60" w:type="dxa"/>
+              <w:left w:w="80" w:type="dxa"/>
+              <w:bottom w:w="60" w:type="dxa"/>
+              <w:right w:w="80" w:type="dxa"/>
+            </w:tcMar>
+          </w:tcPr>
+          <w:p>
+            <w:pPr>
+              <w:jc w:val="center"/>
+            </w:pPr>
+            <w:r>
+              <w:rPr>
+                <w:color w:val="999999"/>
+                <w:sz w:val="18"/>
+                <w:szCs w:val="18"/>
+              </w:rPr>
+              <w:t>Not yet identified</w:t>
+            </w:r>
+          </w:p>
+        </w:tc>
+        <w:tc>
+          <w:tcPr>
+            <w:tcW w:w="6960" w:type="dxa"/>
+            <w:shd w:val="clear" w:color="auto" w:fill="FFFFFF"/>
+            <w:tcMar>
+              <w:top w:w="60" w:type="dxa"/>
+              <w:left w:w="80" w:type="dxa"/>
+              <w:bottom w:w="60" w:type="dxa"/>
+              <w:right w:w="80" w:type="dxa"/>
+            </w:tcMar>
+          </w:tcPr>
+          <w:p>
+            <w:r>
+              <w:rPr>
+                <w:color w:val="999999"/>
+                <w:sz w:val="18"/>
+                <w:szCs w:val="18"/>
+              </w:rPr>
+              <w:t>—</w:t>
+            </w:r>
+          </w:p>
+        </w:tc>
+      </w:tr>
+      <w:tr>
+        <w:tblPrEx>
+          <w:tblCellMar>
+            <w:top w:w="0" w:type="dxa"/>
+            <w:bottom w:w="0" w:type="dxa"/>
+          </w:tblCellMar>
+        </w:tblPrEx>
+        <w:tc>
+          <w:tcPr>
+            <w:tcW w:w="700" w:type="dxa"/>
+            <w:shd w:val="clear" w:color="auto" w:fill="EBF3FB"/>
+            <w:tcMar>
+              <w:top w:w="60" w:type="dxa"/>
+              <w:left w:w="80" w:type="dxa"/>
+              <w:bottom w:w="60" w:type="dxa"/>
+              <w:right w:w="80" w:type="dxa"/>
+            </w:tcMar>
+          </w:tcPr>
+          <w:p>
+            <w:pPr>
+              <w:jc w:val="center"/>
+            </w:pPr>
+            <w:r>
+              <w:rPr>
+                <w:sz w:val="18"/>
+                <w:szCs w:val="18"/>
+              </w:rPr>
+              <w:t>W9</w:t>
+            </w:r>
+          </w:p>
+        </w:tc>
+        <w:tc>
+          <w:tcPr>
+            <w:tcW w:w="900" w:type="dxa"/>
+            <w:shd w:val="clear" w:color="auto" w:fill="EBF3FB"/>
+            <w:tcMar>
+              <w:top w:w="60" w:type="dxa"/>
+              <w:left w:w="80" w:type="dxa"/>
+              <w:bottom w:w="60" w:type="dxa"/>
+              <w:right w:w="80" w:type="dxa"/>
+            </w:tcMar>
+          </w:tcPr>
+          <w:p>
+            <w:r>
+              <w:rPr>
+                <w:sz w:val="18"/>
+                <w:szCs w:val="18"/>
+              </w:rPr>
+              <w:t>Jul 7, 2026</w:t>
+            </w:r>
+          </w:p>
+        </w:tc>
+        <w:tc>
+          <w:tcPr>
+            <w:tcW w:w="800" w:type="dxa"/>
+            <w:shd w:val="clear" w:color="auto" w:fill="FFD966"/>
+            <w:tcMar>
+              <w:top w:w="60" w:type="dxa"/>
+              <w:left w:w="80" w:type="dxa"/>
+              <w:bottom w:w="60" w:type="dxa"/>
+              <w:right w:w="80" w:type="dxa"/>
+            </w:tcMar>
+          </w:tcPr>
+          <w:p>
+            <w:pPr>
+              <w:jc w:val="center"/>
+            </w:pPr>
+            <w:r>
+              <w:rPr>
+                <w:b/>
+                <w:bCs/>
+                <w:sz w:val="18"/>
+                <w:szCs w:val="18"/>
+              </w:rPr>
+              <w:t>2 × 5 = 10</w:t>
+            </w:r>
+          </w:p>
+        </w:tc>
+        <w:tc>
+          <w:tcPr>
+            <w:tcW w:w="6960" w:type="dxa"/>
+            <w:shd w:val="clear" w:color="auto" w:fill="EBF3FB"/>
+            <w:tcMar>
+              <w:top w:w="60" w:type="dxa"/>
+              <w:left w:w="80" w:type="dxa"/>
+              <w:bottom w:w="60" w:type="dxa"/>
+              <w:right w:w="80" w:type="dxa"/>
+            </w:tcMar>
+          </w:tcPr>
+          <w:p>
+            <w:r>
+              <w:rPr>
+                <w:sz w:val="18"/>
+                <w:szCs w:val="18"/>
+              </w:rPr>
+              <w:t>Identified after v1.3.0 auth implementation. Easy Auth deployed; production token validation verified. Initial score 10 (High).</w:t>
+            </w:r>
+          </w:p>
+        </w:tc>
+      </w:tr>
+      <w:tr>
+        <w:tblPrEx>
+          <w:tblCellMar>
+            <w:top w:w="0" w:type="dxa"/>
+            <w:bottom w:w="0" w:type="dxa"/>
+          </w:tblCellMar>
+        </w:tblPrEx>
+        <w:tc>
+          <w:tcPr>
+            <w:tcW w:w="700" w:type="dxa"/>
+            <w:shd w:val="clear" w:color="auto" w:fill="FFFFFF"/>
+            <w:tcMar>
+              <w:top w:w="60" w:type="dxa"/>
+              <w:left w:w="80" w:type="dxa"/>
+              <w:bottom w:w="60" w:type="dxa"/>
+              <w:right w:w="80" w:type="dxa"/>
+            </w:tcMar>
+          </w:tcPr>
+          <w:p>
+            <w:pPr>
+              <w:jc w:val="center"/>
+            </w:pPr>
+            <w:r>
+              <w:rPr>
+                <w:sz w:val="18"/>
+                <w:szCs w:val="18"/>
+              </w:rPr>
+              <w:t>W10</w:t>
+            </w:r>
+          </w:p>
+        </w:tc>
+        <w:tc>
+          <w:tcPr>
+            <w:tcW w:w="900" w:type="dxa"/>
+            <w:shd w:val="clear" w:color="auto" w:fill="FFFFFF"/>
+            <w:tcMar>
+              <w:top w:w="60" w:type="dxa"/>
+              <w:left w:w="80" w:type="dxa"/>
+              <w:bottom w:w="60" w:type="dxa"/>
+              <w:right w:w="80" w:type="dxa"/>
+            </w:tcMar>
+          </w:tcPr>
+          <w:p>
+            <w:r>
+              <w:rPr>
+                <w:sz w:val="18"/>
+                <w:szCs w:val="18"/>
+              </w:rPr>
+              <w:t>Jul 13, 2026</w:t>
+            </w:r>
+          </w:p>
+        </w:tc>
+        <w:tc>
+          <w:tcPr>
+            <w:tcW w:w="800" w:type="dxa"/>
+            <w:shd w:val="clear" w:color="auto" w:fill="FFD966"/>
+            <w:tcMar>
+              <w:top w:w="60" w:type="dxa"/>
+              <w:left w:w="80" w:type="dxa"/>
+              <w:bottom w:w="60" w:type="dxa"/>
+              <w:right w:w="80" w:type="dxa"/>
+            </w:tcMar>
+          </w:tcPr>
+          <w:p>
+            <w:pPr>
+              <w:jc w:val="center"/>
+            </w:pPr>
+            <w:r>
+              <w:rPr>
+                <w:b/>
+                <w:bCs/>
+                <w:sz w:val="18"/>
+                <w:szCs w:val="18"/>
+              </w:rPr>
+              <w:t>2 × 4 = 8</w:t>
+            </w:r>
+          </w:p>
+        </w:tc>
+        <w:tc>
+          <w:tcPr>
+            <w:tcW w:w="6960" w:type="dxa"/>
+            <w:shd w:val="clear" w:color="auto" w:fill="FFFFFF"/>
+            <w:tcMar>
+              <w:top w:w="60" w:type="dxa"/>
+              <w:left w:w="80" w:type="dxa"/>
+              <w:bottom w:w="60" w:type="dxa"/>
+              <w:right w:w="80" w:type="dxa"/>
+            </w:tcMar>
+          </w:tcPr>
+          <w:p>
+            <w:r>
+              <w:rPr>
+                <w:sz w:val="18"/>
+                <w:szCs w:val="18"/>
+              </w:rPr>
+              <w:t>Consequence reduced to 4 after Easy Auth validated with valid and invalid tokens in production. Net score 8 (Medium).</w:t>
+            </w:r>
+          </w:p>
+        </w:tc>
+      </w:tr>
+      <w:tr>
+        <w:tblPrEx>
+          <w:tblCellMar>
+            <w:top w:w="0" w:type="dxa"/>
+            <w:bottom w:w="0" w:type="dxa"/>
+          </w:tblCellMar>
+        </w:tblPrEx>
+        <w:tc>
+          <w:tcPr>
+            <w:tcW w:w="700" w:type="dxa"/>
+            <w:shd w:val="clear" w:color="auto" w:fill="EBF3FB"/>
+            <w:tcMar>
+              <w:top w:w="60" w:type="dxa"/>
+              <w:left w:w="80" w:type="dxa"/>
+              <w:bottom w:w="60" w:type="dxa"/>
+              <w:right w:w="80" w:type="dxa"/>
+            </w:tcMar>
+          </w:tcPr>
+          <w:p>
+            <w:pPr>
+              <w:jc w:val="center"/>
+            </w:pPr>
+            <w:r>
+              <w:rPr>
+                <w:sz w:val="18"/>
+                <w:szCs w:val="18"/>
+              </w:rPr>
+              <w:t>W11</w:t>
+            </w:r>
+          </w:p>
+        </w:tc>
+        <w:tc>
+          <w:tcPr>
+            <w:tcW w:w="900" w:type="dxa"/>
+            <w:shd w:val="clear" w:color="auto" w:fill="EBF3FB"/>
+            <w:tcMar>
+              <w:top w:w="60" w:type="dxa"/>
+              <w:left w:w="80" w:type="dxa"/>
+              <w:bottom w:w="60" w:type="dxa"/>
+              <w:right w:w="80" w:type="dxa"/>
+            </w:tcMar>
+          </w:tcPr>
+          <w:p>
+            <w:r>
+              <w:rPr>
+                <w:sz w:val="18"/>
+                <w:szCs w:val="18"/>
+              </w:rPr>
+              <w:t>Jul 21, 2026</w:t>
+            </w:r>
+          </w:p>
+        </w:tc>
+        <w:tc>
+          <w:tcPr>
+            <w:tcW w:w="800" w:type="dxa"/>
+            <w:shd w:val="clear" w:color="auto" w:fill="FFD966"/>
+            <w:tcMar>
+              <w:top w:w="60" w:type="dxa"/>
+              <w:left w:w="80" w:type="dxa"/>
+              <w:bottom w:w="60" w:type="dxa"/>
+              <w:right w:w="80" w:type="dxa"/>
+            </w:tcMar>
+          </w:tcPr>
+          <w:p>
+            <w:pPr>
+              <w:jc w:val="center"/>
+            </w:pPr>
+            <w:r>
+              <w:rPr>
+                <w:b/>
+                <w:bCs/>
+                <w:sz w:val="18"/>
+                <w:szCs w:val="18"/>
+              </w:rPr>
+              <w:t>2 × 4 = 8</w:t>
+            </w:r>
+          </w:p>
+        </w:tc>
+        <w:tc>
+          <w:tcPr>
+            <w:tcW w:w="6960" w:type="dxa"/>
+            <w:shd w:val="clear" w:color="auto" w:fill="EBF3FB"/>
+            <w:tcMar>
+              <w:top w:w="60" w:type="dxa"/>
+              <w:left w:w="80" w:type="dxa"/>
+              <w:bottom w:w="60" w:type="dxa"/>
+              <w:right w:w="80" w:type="dxa"/>
+            </w:tcMar>
+          </w:tcPr>
+          <w:p>
+            <w:r>
+              <w:rPr>
+                <w:sz w:val="18"/>
+                <w:szCs w:val="18"/>
+              </w:rPr>
+              <w:t>Current state. Risk accepted — Easy Auth correctly configured and verified in production. Residual risk is Azure infrastructure failure beyond project control.</w:t>
+            </w:r>
+          </w:p>
+        </w:tc>
+      </w:tr>
+    </w:tbl>
+    <w:p/>
+    <w:p>
+      <w:pPr>
+        <w:pStyle w:val="Heading1"/>
+      </w:pPr>
+    </w:p>
+    <w:p>
+      <w:pPr>
+        <w:pStyle w:val="Heading1"/>
+      </w:pPr>
+    </w:p>
+    <w:p>
+      <w:pPr>
+        <w:pStyle w:val="Heading1"/>
+      </w:pPr>
+    </w:p>
+    <w:p>
+      <w:pPr>
+        <w:pStyle w:val="Heading1"/>
+      </w:pPr>
+    </w:p>
+    <w:p>
+      <w:pPr>
+        <w:pStyle w:val="Heading1"/>
+      </w:pPr>
+    </w:p>
+    <w:p>
+      <w:pPr>
+        <w:pStyle w:val="Heading1"/>
+      </w:pPr>
+    </w:p>
+    <w:p>
+      <w:pPr>
+        <w:pStyle w:val="Heading1"/>
+      </w:pPr>
+    </w:p>
+    <w:p>
+      <w:pPr>
+        <w:pStyle w:val="Heading1"/>
+      </w:pPr>
+    </w:p>
+    <w:p>
+      <w:pPr>
+        <w:pStyle w:val="Heading1"/>
+      </w:pPr>
+    </w:p>
+    <w:p>
+      <w:pPr>
+        <w:pStyle w:val="Heading1"/>
+      </w:pPr>
+    </w:p>
+    <w:p>
+      <w:pPr>
+        <w:pStyle w:val="Heading1"/>
+      </w:pPr>
+    </w:p>
+    <w:p>
+      <w:pPr>
+        <w:pStyle w:val="Heading1"/>
+      </w:pPr>
+    </w:p>
+    <w:p>
+      <w:pPr>
+        <w:pStyle w:val="Heading1"/>
+      </w:pPr>
+      <w:r>
+        <w:lastRenderedPageBreak/>
+        <w:t>Appendix A: Risk Report to PRD Undesirable Event Mapping</w:t>
+      </w:r>
+    </w:p>
+    <w:p>
+      <w:pPr>
+        <w:spacing w:after="120"/>
+        <w:ind w:firstLine="720"/>
+        <w:jc w:val="both"/>
+      </w:pPr>
+      <w:r>
+        <w:t>This appendix maps each risk tracked in this Risk Management Report to its corresponding Undesirable Event (UE) identifier in the QBIS Product Requirements Document (PRD), providing cross-document traceability. The PRD uses a formal UE ID scheme (UE-</w:t>
+      </w:r>
+      <w:proofErr w:type="gramStart"/>
+      <w:r>
+        <w:t>X.Y</w:t>
+      </w:r>
+      <w:proofErr w:type="gramEnd"/>
+      <w:r>
+        <w:t xml:space="preserve">-ZZ) tied to </w:t>
+      </w:r>
+      <w:proofErr w:type="gramStart"/>
+      <w:r>
+        <w:t>Level-2</w:t>
+      </w:r>
+      <w:proofErr w:type="gramEnd"/>
+      <w:r>
+        <w:t xml:space="preserve"> capabilities. This Risk Report uses an operational R-number scheme derived from project development experience. The two schemes are complementary: the PRD identifies product behavior risks tied to system capabilities, while this report additionally tracks project management risks that the PRD’s UE table was not designed to capture.</w:t>
+      </w:r>
+    </w:p>
+    <w:p/>
+    <w:tbl>
+      <w:tblPr>
+        <w:tblW w:w="9360" w:type="dxa"/>
+        <w:tblBorders>
+          <w:top w:val="single" w:sz="4" w:space="0" w:color="auto"/>
+          <w:left w:val="single" w:sz="4" w:space="0" w:color="auto"/>
+          <w:bottom w:val="single" w:sz="4" w:space="0" w:color="auto"/>
+          <w:right w:val="single" w:sz="4" w:space="0" w:color="auto"/>
+          <w:insideH w:val="single" w:sz="4" w:space="0" w:color="auto"/>
+          <w:insideV w:val="single" w:sz="4" w:space="0" w:color="auto"/>
+        </w:tblBorders>
+        <w:tblCellMar>
+          <w:left w:w="10" w:type="dxa"/>
+          <w:right w:w="10" w:type="dxa"/>
+        </w:tblCellMar>
+        <w:tblLook w:val="0000" w:firstRow="0" w:lastRow="0" w:firstColumn="0" w:lastColumn="0" w:noHBand="0" w:noVBand="0"/>
+      </w:tblPr>
+      <w:tblGrid>
+        <w:gridCol w:w="1400"/>
+        <w:gridCol w:w="1200"/>
+        <w:gridCol w:w="2400"/>
+        <w:gridCol w:w="3160"/>
+        <w:gridCol w:w="1200"/>
+      </w:tblGrid>
+      <w:tr>
+        <w:tblPrEx>
+          <w:tblCellMar>
+            <w:top w:w="0" w:type="dxa"/>
+            <w:bottom w:w="0" w:type="dxa"/>
+          </w:tblCellMar>
+        </w:tblPrEx>
+        <w:trPr>
+          <w:tblHeader/>
+        </w:trPr>
+        <w:tc>
+          <w:tcPr>
+            <w:tcW w:w="1400" w:type="dxa"/>
+            <w:shd w:val="clear" w:color="auto" w:fill="1F3864"/>
+            <w:tcMar>
+              <w:top w:w="80" w:type="dxa"/>
+              <w:left w:w="120" w:type="dxa"/>
+              <w:bottom w:w="80" w:type="dxa"/>
+              <w:right w:w="120" w:type="dxa"/>
+            </w:tcMar>
+          </w:tcPr>
+          <w:p>
+            <w:pPr>
+              <w:jc w:val="center"/>
+            </w:pPr>
+            <w:r>
+              <w:rPr>
+                <w:b/>
+                <w:bCs/>
+                <w:color w:val="FFFFFF"/>
+                <w:sz w:val="18"/>
+                <w:szCs w:val="18"/>
+              </w:rPr>
+              <w:t>Risk Report ID</w:t>
+            </w:r>
+          </w:p>
+        </w:tc>
+        <w:tc>
+          <w:tcPr>
+            <w:tcW w:w="1200" w:type="dxa"/>
+            <w:shd w:val="clear" w:color="auto" w:fill="1F3864"/>
+            <w:tcMar>
+              <w:top w:w="80" w:type="dxa"/>
+              <w:left w:w="120" w:type="dxa"/>
+              <w:bottom w:w="80" w:type="dxa"/>
+              <w:right w:w="120" w:type="dxa"/>
+            </w:tcMar>
+          </w:tcPr>
+          <w:p>
+            <w:pPr>
+              <w:jc w:val="center"/>
+            </w:pPr>
+            <w:r>
+              <w:rPr>
+                <w:b/>
+                <w:bCs/>
+                <w:color w:val="FFFFFF"/>
+                <w:sz w:val="18"/>
+                <w:szCs w:val="18"/>
+              </w:rPr>
+              <w:t>PRD UE ID</w:t>
+            </w:r>
+          </w:p>
+        </w:tc>
+        <w:tc>
+          <w:tcPr>
+            <w:tcW w:w="2400" w:type="dxa"/>
+            <w:shd w:val="clear" w:color="auto" w:fill="1F3864"/>
+            <w:tcMar>
+              <w:top w:w="80" w:type="dxa"/>
+              <w:left w:w="120" w:type="dxa"/>
+              <w:bottom w:w="80" w:type="dxa"/>
+              <w:right w:w="120" w:type="dxa"/>
+            </w:tcMar>
+          </w:tcPr>
+          <w:p>
+            <w:pPr>
+              <w:jc w:val="center"/>
+            </w:pPr>
+            <w:r>
+              <w:rPr>
+                <w:b/>
+                <w:bCs/>
+                <w:color w:val="FFFFFF"/>
+                <w:sz w:val="18"/>
+                <w:szCs w:val="18"/>
+              </w:rPr>
+              <w:t>Risk Name</w:t>
+            </w:r>
+          </w:p>
+        </w:tc>
+        <w:tc>
+          <w:tcPr>
+            <w:tcW w:w="3160" w:type="dxa"/>
+            <w:shd w:val="clear" w:color="auto" w:fill="1F3864"/>
+            <w:tcMar>
+              <w:top w:w="80" w:type="dxa"/>
+              <w:left w:w="120" w:type="dxa"/>
+              <w:bottom w:w="80" w:type="dxa"/>
+              <w:right w:w="120" w:type="dxa"/>
+            </w:tcMar>
+          </w:tcPr>
+          <w:p>
+            <w:pPr>
+              <w:jc w:val="center"/>
+            </w:pPr>
+            <w:r>
+              <w:rPr>
+                <w:b/>
+                <w:bCs/>
+                <w:color w:val="FFFFFF"/>
+                <w:sz w:val="18"/>
+                <w:szCs w:val="18"/>
+              </w:rPr>
+              <w:t>PRD UE Statement</w:t>
+            </w:r>
+          </w:p>
+        </w:tc>
+        <w:tc>
+          <w:tcPr>
+            <w:tcW w:w="1200" w:type="dxa"/>
+            <w:shd w:val="clear" w:color="auto" w:fill="1F3864"/>
+            <w:tcMar>
+              <w:top w:w="80" w:type="dxa"/>
+              <w:left w:w="120" w:type="dxa"/>
+              <w:bottom w:w="80" w:type="dxa"/>
+              <w:right w:w="120" w:type="dxa"/>
+            </w:tcMar>
+          </w:tcPr>
+          <w:p>
+            <w:pPr>
+              <w:jc w:val="center"/>
+            </w:pPr>
+            <w:r>
+              <w:rPr>
+                <w:b/>
+                <w:bCs/>
+                <w:color w:val="FFFFFF"/>
+                <w:sz w:val="18"/>
+                <w:szCs w:val="18"/>
+              </w:rPr>
+              <w:t>Note</w:t>
+            </w:r>
+          </w:p>
+        </w:tc>
+      </w:tr>
+      <w:tr>
+        <w:tblPrEx>
+          <w:tblCellMar>
+            <w:top w:w="0" w:type="dxa"/>
+            <w:bottom w:w="0" w:type="dxa"/>
+          </w:tblCellMar>
+        </w:tblPrEx>
+        <w:tc>
+          <w:tcPr>
+            <w:tcW w:w="1400" w:type="dxa"/>
+            <w:shd w:val="clear" w:color="auto" w:fill="EBF3FB"/>
+            <w:tcMar>
+              <w:top w:w="80" w:type="dxa"/>
+              <w:left w:w="120" w:type="dxa"/>
+              <w:bottom w:w="80" w:type="dxa"/>
+              <w:right w:w="120" w:type="dxa"/>
+            </w:tcMar>
+          </w:tcPr>
+          <w:p>
+            <w:r>
+              <w:rPr>
+                <w:b/>
+                <w:bCs/>
+                <w:color w:val="000000"/>
+                <w:sz w:val="18"/>
+                <w:szCs w:val="18"/>
+              </w:rPr>
+              <w:t>R1</w:t>
+            </w:r>
+          </w:p>
+        </w:tc>
+        <w:tc>
+          <w:tcPr>
+            <w:tcW w:w="1200" w:type="dxa"/>
+            <w:shd w:val="clear" w:color="auto" w:fill="EBF3FB"/>
+            <w:tcMar>
+              <w:top w:w="80" w:type="dxa"/>
+              <w:left w:w="120" w:type="dxa"/>
+              <w:bottom w:w="80" w:type="dxa"/>
+              <w:right w:w="120" w:type="dxa"/>
+            </w:tcMar>
+          </w:tcPr>
+          <w:p>
+            <w:r>
+              <w:rPr>
+                <w:color w:val="000000"/>
+                <w:sz w:val="18"/>
+                <w:szCs w:val="18"/>
+              </w:rPr>
+              <w:t>UE-1.2-01</w:t>
+            </w:r>
+          </w:p>
+        </w:tc>
+        <w:tc>
+          <w:tcPr>
+            <w:tcW w:w="2400" w:type="dxa"/>
+            <w:shd w:val="clear" w:color="auto" w:fill="EBF3FB"/>
+            <w:tcMar>
+              <w:top w:w="80" w:type="dxa"/>
+              <w:left w:w="120" w:type="dxa"/>
+              <w:bottom w:w="80" w:type="dxa"/>
+              <w:right w:w="120" w:type="dxa"/>
+            </w:tcMar>
+          </w:tcPr>
+          <w:p>
+            <w:r>
+              <w:rPr>
+                <w:color w:val="000000"/>
+                <w:sz w:val="18"/>
+                <w:szCs w:val="18"/>
+              </w:rPr>
+              <w:t>Azure Monitor ingestion delay</w:t>
+            </w:r>
+          </w:p>
+        </w:tc>
+        <w:tc>
+          <w:tcPr>
+            <w:tcW w:w="3160" w:type="dxa"/>
+            <w:shd w:val="clear" w:color="auto" w:fill="EBF3FB"/>
+            <w:tcMar>
+              <w:top w:w="80" w:type="dxa"/>
+              <w:left w:w="120" w:type="dxa"/>
+              <w:bottom w:w="80" w:type="dxa"/>
+              <w:right w:w="120" w:type="dxa"/>
+            </w:tcMar>
+          </w:tcPr>
+          <w:p>
+            <w:r>
+              <w:rPr>
+                <w:color w:val="000000"/>
+                <w:sz w:val="18"/>
+                <w:szCs w:val="18"/>
+              </w:rPr>
+              <w:t>If Azure Monitor data is delayed or unavailable, the analyzer may misclassify rising or draining conditions because rate-based decisions are secondary to the Service Bus Admin API.</w:t>
+            </w:r>
+          </w:p>
+        </w:tc>
+        <w:tc>
+          <w:tcPr>
+            <w:tcW w:w="1200" w:type="dxa"/>
+            <w:shd w:val="clear" w:color="auto" w:fill="EBF3FB"/>
+            <w:tcMar>
+              <w:top w:w="80" w:type="dxa"/>
+              <w:left w:w="120" w:type="dxa"/>
+              <w:bottom w:w="80" w:type="dxa"/>
+              <w:right w:w="120" w:type="dxa"/>
+            </w:tcMar>
+          </w:tcPr>
+          <w:p>
+            <w:r>
+              <w:rPr>
+                <w:color w:val="000000"/>
+                <w:sz w:val="18"/>
+                <w:szCs w:val="18"/>
+              </w:rPr>
+              <w:t>Direct match</w:t>
+            </w:r>
+          </w:p>
+        </w:tc>
+      </w:tr>
+      <w:tr>
+        <w:tblPrEx>
+          <w:tblCellMar>
+            <w:top w:w="0" w:type="dxa"/>
+            <w:bottom w:w="0" w:type="dxa"/>
+          </w:tblCellMar>
+        </w:tblPrEx>
+        <w:tc>
+          <w:tcPr>
+            <w:tcW w:w="1400" w:type="dxa"/>
+            <w:shd w:val="clear" w:color="auto" w:fill="D9D9D9"/>
+            <w:tcMar>
+              <w:top w:w="80" w:type="dxa"/>
+              <w:left w:w="120" w:type="dxa"/>
+              <w:bottom w:w="80" w:type="dxa"/>
+              <w:right w:w="120" w:type="dxa"/>
+            </w:tcMar>
+          </w:tcPr>
+          <w:p>
+            <w:r>
+              <w:rPr>
+                <w:b/>
+                <w:bCs/>
+                <w:color w:val="000000"/>
+                <w:sz w:val="18"/>
+                <w:szCs w:val="18"/>
+              </w:rPr>
+              <w:t>R2 (RETIRED)</w:t>
+            </w:r>
+          </w:p>
+        </w:tc>
+        <w:tc>
+          <w:tcPr>
+            <w:tcW w:w="1200" w:type="dxa"/>
+            <w:shd w:val="clear" w:color="auto" w:fill="D9D9D9"/>
+            <w:tcMar>
+              <w:top w:w="80" w:type="dxa"/>
+              <w:left w:w="120" w:type="dxa"/>
+              <w:bottom w:w="80" w:type="dxa"/>
+              <w:right w:w="120" w:type="dxa"/>
+            </w:tcMar>
+          </w:tcPr>
+          <w:p>
+            <w:r>
+              <w:rPr>
+                <w:color w:val="000000"/>
+                <w:sz w:val="18"/>
+                <w:szCs w:val="18"/>
+              </w:rPr>
+              <w:t>UE-2.3-01</w:t>
+            </w:r>
+          </w:p>
+        </w:tc>
+        <w:tc>
+          <w:tcPr>
+            <w:tcW w:w="2400" w:type="dxa"/>
+            <w:shd w:val="clear" w:color="auto" w:fill="D9D9D9"/>
+            <w:tcMar>
+              <w:top w:w="80" w:type="dxa"/>
+              <w:left w:w="120" w:type="dxa"/>
+              <w:bottom w:w="80" w:type="dxa"/>
+              <w:right w:w="120" w:type="dxa"/>
+            </w:tcMar>
+          </w:tcPr>
+          <w:p>
+            <w:r>
+              <w:rPr>
+                <w:color w:val="000000"/>
+                <w:sz w:val="18"/>
+                <w:szCs w:val="18"/>
+              </w:rPr>
+              <w:t>Division-by-zero in wait time</w:t>
+            </w:r>
+          </w:p>
+        </w:tc>
+        <w:tc>
+          <w:tcPr>
+            <w:tcW w:w="3160" w:type="dxa"/>
+            <w:shd w:val="clear" w:color="auto" w:fill="D9D9D9"/>
+            <w:tcMar>
+              <w:top w:w="80" w:type="dxa"/>
+              <w:left w:w="120" w:type="dxa"/>
+              <w:bottom w:w="80" w:type="dxa"/>
+              <w:right w:w="120" w:type="dxa"/>
+            </w:tcMar>
+          </w:tcPr>
+          <w:p>
+            <w:r>
+              <w:rPr>
+                <w:color w:val="000000"/>
+                <w:sz w:val="18"/>
+                <w:szCs w:val="18"/>
+              </w:rPr>
+              <w:t xml:space="preserve">If wait time or SLA status is estimated incorrectly, a queue may be treated as healthy when it is </w:t>
+            </w:r>
+            <w:proofErr w:type="gramStart"/>
+            <w:r>
+              <w:rPr>
+                <w:color w:val="000000"/>
+                <w:sz w:val="18"/>
+                <w:szCs w:val="18"/>
+              </w:rPr>
+              <w:t>actually breaching</w:t>
+            </w:r>
+            <w:proofErr w:type="gramEnd"/>
+            <w:r>
+              <w:rPr>
+                <w:color w:val="000000"/>
+                <w:sz w:val="18"/>
+                <w:szCs w:val="18"/>
+              </w:rPr>
+              <w:t>.</w:t>
+            </w:r>
+          </w:p>
+        </w:tc>
+        <w:tc>
+          <w:tcPr>
+            <w:tcW w:w="1200" w:type="dxa"/>
+            <w:shd w:val="clear" w:color="auto" w:fill="D9D9D9"/>
+            <w:tcMar>
+              <w:top w:w="80" w:type="dxa"/>
+              <w:left w:w="120" w:type="dxa"/>
+              <w:bottom w:w="80" w:type="dxa"/>
+              <w:right w:w="120" w:type="dxa"/>
+            </w:tcMar>
+          </w:tcPr>
+          <w:p>
+            <w:r>
+              <w:rPr>
+                <w:color w:val="000000"/>
+                <w:sz w:val="18"/>
+                <w:szCs w:val="18"/>
+              </w:rPr>
+              <w:t>Resolved v1.3.3</w:t>
+            </w:r>
+          </w:p>
+        </w:tc>
+      </w:tr>
+      <w:tr>
+        <w:tblPrEx>
+          <w:tblCellMar>
+            <w:top w:w="0" w:type="dxa"/>
+            <w:bottom w:w="0" w:type="dxa"/>
+          </w:tblCellMar>
+        </w:tblPrEx>
+        <w:tc>
+          <w:tcPr>
+            <w:tcW w:w="1400" w:type="dxa"/>
+            <w:shd w:val="clear" w:color="auto" w:fill="EBF3FB"/>
+            <w:tcMar>
+              <w:top w:w="80" w:type="dxa"/>
+              <w:left w:w="120" w:type="dxa"/>
+              <w:bottom w:w="80" w:type="dxa"/>
+              <w:right w:w="120" w:type="dxa"/>
+            </w:tcMar>
+          </w:tcPr>
+          <w:p>
+            <w:r>
+              <w:rPr>
+                <w:b/>
+                <w:bCs/>
+                <w:color w:val="000000"/>
+                <w:sz w:val="18"/>
+                <w:szCs w:val="18"/>
+              </w:rPr>
+              <w:t>R3</w:t>
+            </w:r>
+          </w:p>
+        </w:tc>
+        <w:tc>
+          <w:tcPr>
+            <w:tcW w:w="1200" w:type="dxa"/>
+            <w:shd w:val="clear" w:color="auto" w:fill="EBF3FB"/>
+            <w:tcMar>
+              <w:top w:w="80" w:type="dxa"/>
+              <w:left w:w="120" w:type="dxa"/>
+              <w:bottom w:w="80" w:type="dxa"/>
+              <w:right w:w="120" w:type="dxa"/>
+            </w:tcMar>
+          </w:tcPr>
+          <w:p>
+            <w:r>
+              <w:rPr>
+                <w:color w:val="000000"/>
+                <w:sz w:val="18"/>
+                <w:szCs w:val="18"/>
+              </w:rPr>
+              <w:t>UE-3.2-01</w:t>
+            </w:r>
+          </w:p>
+        </w:tc>
+        <w:tc>
+          <w:tcPr>
+            <w:tcW w:w="2400" w:type="dxa"/>
+            <w:shd w:val="clear" w:color="auto" w:fill="EBF3FB"/>
+            <w:tcMar>
+              <w:top w:w="80" w:type="dxa"/>
+              <w:left w:w="120" w:type="dxa"/>
+              <w:bottom w:w="80" w:type="dxa"/>
+              <w:right w:w="120" w:type="dxa"/>
+            </w:tcMar>
+          </w:tcPr>
+          <w:p>
+            <w:r>
+              <w:rPr>
+                <w:color w:val="000000"/>
+                <w:sz w:val="18"/>
+                <w:szCs w:val="18"/>
+              </w:rPr>
+              <w:t>Teams webhook silent rejection</w:t>
+            </w:r>
+          </w:p>
+        </w:tc>
+        <w:tc>
+          <w:tcPr>
+            <w:tcW w:w="3160" w:type="dxa"/>
+            <w:shd w:val="clear" w:color="auto" w:fill="EBF3FB"/>
+            <w:tcMar>
+              <w:top w:w="80" w:type="dxa"/>
+              <w:left w:w="120" w:type="dxa"/>
+              <w:bottom w:w="80" w:type="dxa"/>
+              <w:right w:w="120" w:type="dxa"/>
+            </w:tcMar>
+          </w:tcPr>
+          <w:p>
+            <w:r>
+              <w:rPr>
+                <w:color w:val="000000"/>
+                <w:sz w:val="18"/>
+                <w:szCs w:val="18"/>
+              </w:rPr>
+              <w:t>If Teams notifications fail, incident response may be delayed despite the underlying queue issue being valid.</w:t>
+            </w:r>
+          </w:p>
+        </w:tc>
+        <w:tc>
+          <w:tcPr>
+            <w:tcW w:w="1200" w:type="dxa"/>
+            <w:shd w:val="clear" w:color="auto" w:fill="EBF3FB"/>
+            <w:tcMar>
+              <w:top w:w="80" w:type="dxa"/>
+              <w:left w:w="120" w:type="dxa"/>
+              <w:bottom w:w="80" w:type="dxa"/>
+              <w:right w:w="120" w:type="dxa"/>
+            </w:tcMar>
+          </w:tcPr>
+          <w:p>
+            <w:r>
+              <w:rPr>
+                <w:color w:val="000000"/>
+                <w:sz w:val="18"/>
+                <w:szCs w:val="18"/>
+              </w:rPr>
+              <w:t>Direct match</w:t>
+            </w:r>
+          </w:p>
+        </w:tc>
+      </w:tr>
+      <w:tr>
+        <w:tblPrEx>
+          <w:tblCellMar>
+            <w:top w:w="0" w:type="dxa"/>
+            <w:bottom w:w="0" w:type="dxa"/>
+          </w:tblCellMar>
+        </w:tblPrEx>
+        <w:tc>
+          <w:tcPr>
+            <w:tcW w:w="1400" w:type="dxa"/>
+            <w:shd w:val="clear" w:color="auto" w:fill="FFFFFF"/>
+            <w:tcMar>
+              <w:top w:w="80" w:type="dxa"/>
+              <w:left w:w="120" w:type="dxa"/>
+              <w:bottom w:w="80" w:type="dxa"/>
+              <w:right w:w="120" w:type="dxa"/>
+            </w:tcMar>
+          </w:tcPr>
+          <w:p>
+            <w:r>
+              <w:rPr>
+                <w:b/>
+                <w:bCs/>
+                <w:color w:val="000000"/>
+                <w:sz w:val="18"/>
+                <w:szCs w:val="18"/>
+              </w:rPr>
+              <w:t>R4</w:t>
+            </w:r>
+          </w:p>
+        </w:tc>
+        <w:tc>
+          <w:tcPr>
+            <w:tcW w:w="1200" w:type="dxa"/>
+            <w:shd w:val="clear" w:color="auto" w:fill="FFFFFF"/>
+            <w:tcMar>
+              <w:top w:w="80" w:type="dxa"/>
+              <w:left w:w="120" w:type="dxa"/>
+              <w:bottom w:w="80" w:type="dxa"/>
+              <w:right w:w="120" w:type="dxa"/>
+            </w:tcMar>
+          </w:tcPr>
+          <w:p>
+            <w:r>
+              <w:rPr>
+                <w:color w:val="000000"/>
+                <w:sz w:val="18"/>
+                <w:szCs w:val="18"/>
+              </w:rPr>
+              <w:t>(none)</w:t>
+            </w:r>
+          </w:p>
+        </w:tc>
+        <w:tc>
+          <w:tcPr>
+            <w:tcW w:w="2400" w:type="dxa"/>
+            <w:shd w:val="clear" w:color="auto" w:fill="FFFFFF"/>
+            <w:tcMar>
+              <w:top w:w="80" w:type="dxa"/>
+              <w:left w:w="120" w:type="dxa"/>
+              <w:bottom w:w="80" w:type="dxa"/>
+              <w:right w:w="120" w:type="dxa"/>
+            </w:tcMar>
+          </w:tcPr>
+          <w:p>
+            <w:r>
+              <w:rPr>
+                <w:color w:val="000000"/>
+                <w:sz w:val="18"/>
+                <w:szCs w:val="18"/>
+              </w:rPr>
+              <w:t>Dashboard scope creep</w:t>
+            </w:r>
+          </w:p>
+        </w:tc>
+        <w:tc>
+          <w:tcPr>
+            <w:tcW w:w="3160" w:type="dxa"/>
+            <w:shd w:val="clear" w:color="auto" w:fill="FFFFFF"/>
+            <w:tcMar>
+              <w:top w:w="80" w:type="dxa"/>
+              <w:left w:w="120" w:type="dxa"/>
+              <w:bottom w:w="80" w:type="dxa"/>
+              <w:right w:w="120" w:type="dxa"/>
+            </w:tcMar>
+          </w:tcPr>
+          <w:p>
+            <w:r>
+              <w:rPr>
+                <w:color w:val="000000"/>
+                <w:sz w:val="18"/>
+                <w:szCs w:val="18"/>
+              </w:rPr>
+              <w:t>Not applicable — scope creep is a project management risk, not a product behavior risk.</w:t>
+            </w:r>
+          </w:p>
+        </w:tc>
+        <w:tc>
+          <w:tcPr>
+            <w:tcW w:w="1200" w:type="dxa"/>
+            <w:shd w:val="clear" w:color="auto" w:fill="FFFFFF"/>
+            <w:tcMar>
+              <w:top w:w="80" w:type="dxa"/>
+              <w:left w:w="120" w:type="dxa"/>
+              <w:bottom w:w="80" w:type="dxa"/>
+              <w:right w:w="120" w:type="dxa"/>
+            </w:tcMar>
+          </w:tcPr>
+          <w:p>
+            <w:r>
+              <w:rPr>
+                <w:color w:val="000000"/>
+                <w:sz w:val="18"/>
+                <w:szCs w:val="18"/>
+              </w:rPr>
+              <w:t>Project risk only; no PRD UE</w:t>
+            </w:r>
+          </w:p>
+        </w:tc>
+      </w:tr>
+      <w:tr>
+        <w:tblPrEx>
+          <w:tblCellMar>
+            <w:top w:w="0" w:type="dxa"/>
+            <w:bottom w:w="0" w:type="dxa"/>
+          </w:tblCellMar>
+        </w:tblPrEx>
+        <w:tc>
+          <w:tcPr>
+            <w:tcW w:w="1400" w:type="dxa"/>
+            <w:shd w:val="clear" w:color="auto" w:fill="EBF3FB"/>
+            <w:tcMar>
+              <w:top w:w="80" w:type="dxa"/>
+              <w:left w:w="120" w:type="dxa"/>
+              <w:bottom w:w="80" w:type="dxa"/>
+              <w:right w:w="120" w:type="dxa"/>
+            </w:tcMar>
+          </w:tcPr>
+          <w:p>
+            <w:r>
+              <w:rPr>
+                <w:b/>
+                <w:bCs/>
+                <w:color w:val="000000"/>
+                <w:sz w:val="18"/>
+                <w:szCs w:val="18"/>
+              </w:rPr>
+              <w:t>R5</w:t>
+            </w:r>
+          </w:p>
+        </w:tc>
+        <w:tc>
+          <w:tcPr>
+            <w:tcW w:w="1200" w:type="dxa"/>
+            <w:shd w:val="clear" w:color="auto" w:fill="EBF3FB"/>
+            <w:tcMar>
+              <w:top w:w="80" w:type="dxa"/>
+              <w:left w:w="120" w:type="dxa"/>
+              <w:bottom w:w="80" w:type="dxa"/>
+              <w:right w:w="120" w:type="dxa"/>
+            </w:tcMar>
+          </w:tcPr>
+          <w:p>
+            <w:r>
+              <w:rPr>
+                <w:color w:val="000000"/>
+                <w:sz w:val="18"/>
+                <w:szCs w:val="18"/>
+              </w:rPr>
+              <w:t>UE-3.2-01</w:t>
+            </w:r>
+          </w:p>
+        </w:tc>
+        <w:tc>
+          <w:tcPr>
+            <w:tcW w:w="2400" w:type="dxa"/>
+            <w:shd w:val="clear" w:color="auto" w:fill="EBF3FB"/>
+            <w:tcMar>
+              <w:top w:w="80" w:type="dxa"/>
+              <w:left w:w="120" w:type="dxa"/>
+              <w:bottom w:w="80" w:type="dxa"/>
+              <w:right w:w="120" w:type="dxa"/>
+            </w:tcMar>
+          </w:tcPr>
+          <w:p>
+            <w:r>
+              <w:rPr>
+                <w:color w:val="000000"/>
+                <w:sz w:val="18"/>
+                <w:szCs w:val="18"/>
+              </w:rPr>
+              <w:t>Teams URL pattern detection brittle</w:t>
+            </w:r>
+          </w:p>
+        </w:tc>
+        <w:tc>
+          <w:tcPr>
+            <w:tcW w:w="3160" w:type="dxa"/>
+            <w:shd w:val="clear" w:color="auto" w:fill="EBF3FB"/>
+            <w:tcMar>
+              <w:top w:w="80" w:type="dxa"/>
+              <w:left w:w="120" w:type="dxa"/>
+              <w:bottom w:w="80" w:type="dxa"/>
+              <w:right w:w="120" w:type="dxa"/>
+            </w:tcMar>
+          </w:tcPr>
+          <w:p>
+            <w:r>
+              <w:rPr>
+                <w:color w:val="000000"/>
+                <w:sz w:val="18"/>
+                <w:szCs w:val="18"/>
+              </w:rPr>
+              <w:t>If Teams notifications fail, incident response may be delayed despite the underlying queue issue being valid.</w:t>
+            </w:r>
+          </w:p>
+        </w:tc>
+        <w:tc>
+          <w:tcPr>
+            <w:tcW w:w="1200" w:type="dxa"/>
+            <w:shd w:val="clear" w:color="auto" w:fill="EBF3FB"/>
+            <w:tcMar>
+              <w:top w:w="80" w:type="dxa"/>
+              <w:left w:w="120" w:type="dxa"/>
+              <w:bottom w:w="80" w:type="dxa"/>
+              <w:right w:w="120" w:type="dxa"/>
+            </w:tcMar>
+          </w:tcPr>
+          <w:p>
+            <w:r>
+              <w:rPr>
+                <w:color w:val="000000"/>
+                <w:sz w:val="18"/>
+                <w:szCs w:val="18"/>
+              </w:rPr>
+              <w:t>Sub-risk of UE-3.2-01</w:t>
+            </w:r>
+          </w:p>
+        </w:tc>
+      </w:tr>
+      <w:tr>
+        <w:tblPrEx>
+          <w:tblCellMar>
+            <w:top w:w="0" w:type="dxa"/>
+            <w:bottom w:w="0" w:type="dxa"/>
+          </w:tblCellMar>
+        </w:tblPrEx>
+        <w:tc>
+          <w:tcPr>
+            <w:tcW w:w="1400" w:type="dxa"/>
+            <w:shd w:val="clear" w:color="auto" w:fill="FFFFFF"/>
+            <w:tcMar>
+              <w:top w:w="80" w:type="dxa"/>
+              <w:left w:w="120" w:type="dxa"/>
+              <w:bottom w:w="80" w:type="dxa"/>
+              <w:right w:w="120" w:type="dxa"/>
+            </w:tcMar>
+          </w:tcPr>
+          <w:p>
+            <w:r>
+              <w:rPr>
+                <w:b/>
+                <w:bCs/>
+                <w:color w:val="000000"/>
+                <w:sz w:val="18"/>
+                <w:szCs w:val="18"/>
+              </w:rPr>
+              <w:t>R6</w:t>
+            </w:r>
+          </w:p>
+        </w:tc>
+        <w:tc>
+          <w:tcPr>
+            <w:tcW w:w="1200" w:type="dxa"/>
+            <w:shd w:val="clear" w:color="auto" w:fill="FFFFFF"/>
+            <w:tcMar>
+              <w:top w:w="80" w:type="dxa"/>
+              <w:left w:w="120" w:type="dxa"/>
+              <w:bottom w:w="80" w:type="dxa"/>
+              <w:right w:w="120" w:type="dxa"/>
+            </w:tcMar>
+          </w:tcPr>
+          <w:p>
+            <w:r>
+              <w:rPr>
+                <w:color w:val="000000"/>
+                <w:sz w:val="18"/>
+                <w:szCs w:val="18"/>
+              </w:rPr>
+              <w:t>UE-2.3-01</w:t>
+            </w:r>
+          </w:p>
+        </w:tc>
+        <w:tc>
+          <w:tcPr>
+            <w:tcW w:w="2400" w:type="dxa"/>
+            <w:shd w:val="clear" w:color="auto" w:fill="FFFFFF"/>
+            <w:tcMar>
+              <w:top w:w="80" w:type="dxa"/>
+              <w:left w:w="120" w:type="dxa"/>
+              <w:bottom w:w="80" w:type="dxa"/>
+              <w:right w:w="120" w:type="dxa"/>
+            </w:tcMar>
+          </w:tcPr>
+          <w:p>
+            <w:r>
+              <w:rPr>
+                <w:color w:val="000000"/>
+                <w:sz w:val="18"/>
+                <w:szCs w:val="18"/>
+              </w:rPr>
+              <w:t>New queue UNKNOWN for 1–2 cycles</w:t>
+            </w:r>
+          </w:p>
+        </w:tc>
+        <w:tc>
+          <w:tcPr>
+            <w:tcW w:w="3160" w:type="dxa"/>
+            <w:shd w:val="clear" w:color="auto" w:fill="FFFFFF"/>
+            <w:tcMar>
+              <w:top w:w="80" w:type="dxa"/>
+              <w:left w:w="120" w:type="dxa"/>
+              <w:bottom w:w="80" w:type="dxa"/>
+              <w:right w:w="120" w:type="dxa"/>
+            </w:tcMar>
+          </w:tcPr>
+          <w:p>
+            <w:r>
+              <w:rPr>
+                <w:color w:val="000000"/>
+                <w:sz w:val="18"/>
+                <w:szCs w:val="18"/>
+              </w:rPr>
+              <w:t xml:space="preserve">If wait time or SLA status is estimated incorrectly, a queue may be treated as healthy when it is </w:t>
+            </w:r>
+            <w:proofErr w:type="gramStart"/>
+            <w:r>
+              <w:rPr>
+                <w:color w:val="000000"/>
+                <w:sz w:val="18"/>
+                <w:szCs w:val="18"/>
+              </w:rPr>
+              <w:t>actually breaching</w:t>
+            </w:r>
+            <w:proofErr w:type="gramEnd"/>
+            <w:r>
+              <w:rPr>
+                <w:color w:val="000000"/>
+                <w:sz w:val="18"/>
+                <w:szCs w:val="18"/>
+              </w:rPr>
+              <w:t>.</w:t>
+            </w:r>
+          </w:p>
+        </w:tc>
+        <w:tc>
+          <w:tcPr>
+            <w:tcW w:w="1200" w:type="dxa"/>
+            <w:shd w:val="clear" w:color="auto" w:fill="FFFFFF"/>
+            <w:tcMar>
+              <w:top w:w="80" w:type="dxa"/>
+              <w:left w:w="120" w:type="dxa"/>
+              <w:bottom w:w="80" w:type="dxa"/>
+              <w:right w:w="120" w:type="dxa"/>
+            </w:tcMar>
+          </w:tcPr>
+          <w:p>
+            <w:r>
+              <w:rPr>
+                <w:color w:val="000000"/>
+                <w:sz w:val="18"/>
+                <w:szCs w:val="18"/>
+              </w:rPr>
+              <w:t>Sub-risk of UE-2.3-01</w:t>
+            </w:r>
+          </w:p>
+        </w:tc>
+      </w:tr>
+      <w:tr>
+        <w:tblPrEx>
+          <w:tblCellMar>
+            <w:top w:w="0" w:type="dxa"/>
+            <w:bottom w:w="0" w:type="dxa"/>
+          </w:tblCellMar>
+        </w:tblPrEx>
+        <w:tc>
+          <w:tcPr>
+            <w:tcW w:w="1400" w:type="dxa"/>
+            <w:shd w:val="clear" w:color="auto" w:fill="EBF3FB"/>
+            <w:tcMar>
+              <w:top w:w="80" w:type="dxa"/>
+              <w:left w:w="120" w:type="dxa"/>
+              <w:bottom w:w="80" w:type="dxa"/>
+              <w:right w:w="120" w:type="dxa"/>
+            </w:tcMar>
+          </w:tcPr>
+          <w:p>
+            <w:r>
+              <w:rPr>
+                <w:b/>
+                <w:bCs/>
+                <w:color w:val="000000"/>
+                <w:sz w:val="18"/>
+                <w:szCs w:val="18"/>
+              </w:rPr>
+              <w:t>R7</w:t>
+            </w:r>
+          </w:p>
+        </w:tc>
+        <w:tc>
+          <w:tcPr>
+            <w:tcW w:w="1200" w:type="dxa"/>
+            <w:shd w:val="clear" w:color="auto" w:fill="EBF3FB"/>
+            <w:tcMar>
+              <w:top w:w="80" w:type="dxa"/>
+              <w:left w:w="120" w:type="dxa"/>
+              <w:bottom w:w="80" w:type="dxa"/>
+              <w:right w:w="120" w:type="dxa"/>
+            </w:tcMar>
+          </w:tcPr>
+          <w:p>
+            <w:r>
+              <w:rPr>
+                <w:color w:val="000000"/>
+                <w:sz w:val="18"/>
+                <w:szCs w:val="18"/>
+              </w:rPr>
+              <w:t>UE-5.1-01</w:t>
+            </w:r>
+          </w:p>
+        </w:tc>
+        <w:tc>
+          <w:tcPr>
+            <w:tcW w:w="2400" w:type="dxa"/>
+            <w:shd w:val="clear" w:color="auto" w:fill="EBF3FB"/>
+            <w:tcMar>
+              <w:top w:w="80" w:type="dxa"/>
+              <w:left w:w="120" w:type="dxa"/>
+              <w:bottom w:w="80" w:type="dxa"/>
+              <w:right w:w="120" w:type="dxa"/>
+            </w:tcMar>
+          </w:tcPr>
+          <w:p>
+            <w:r>
+              <w:rPr>
+                <w:color w:val="000000"/>
+                <w:sz w:val="18"/>
+                <w:szCs w:val="18"/>
+              </w:rPr>
+              <w:t>Dashboard 30s polling delay</w:t>
+            </w:r>
+          </w:p>
+        </w:tc>
+        <w:tc>
+          <w:tcPr>
+            <w:tcW w:w="3160" w:type="dxa"/>
+            <w:shd w:val="clear" w:color="auto" w:fill="EBF3FB"/>
+            <w:tcMar>
+              <w:top w:w="80" w:type="dxa"/>
+              <w:left w:w="120" w:type="dxa"/>
+              <w:bottom w:w="80" w:type="dxa"/>
+              <w:right w:w="120" w:type="dxa"/>
+            </w:tcMar>
+          </w:tcPr>
+          <w:p>
+            <w:r>
+              <w:rPr>
+                <w:color w:val="000000"/>
+                <w:sz w:val="18"/>
+                <w:szCs w:val="18"/>
+              </w:rPr>
+              <w:t>If queue summaries are stale or incomplete, the dashboard may mislead operators about the current multi-queue status.</w:t>
+            </w:r>
+          </w:p>
+        </w:tc>
+        <w:tc>
+          <w:tcPr>
+            <w:tcW w:w="1200" w:type="dxa"/>
+            <w:shd w:val="clear" w:color="auto" w:fill="EBF3FB"/>
+            <w:tcMar>
+              <w:top w:w="80" w:type="dxa"/>
+              <w:left w:w="120" w:type="dxa"/>
+              <w:bottom w:w="80" w:type="dxa"/>
+              <w:right w:w="120" w:type="dxa"/>
+            </w:tcMar>
+          </w:tcPr>
+          <w:p>
+            <w:r>
+              <w:rPr>
+                <w:color w:val="000000"/>
+                <w:sz w:val="18"/>
+                <w:szCs w:val="18"/>
+              </w:rPr>
+              <w:t>Direct match</w:t>
+            </w:r>
+          </w:p>
+        </w:tc>
+      </w:tr>
+      <w:tr>
+        <w:tblPrEx>
+          <w:tblCellMar>
+            <w:top w:w="0" w:type="dxa"/>
+            <w:bottom w:w="0" w:type="dxa"/>
+          </w:tblCellMar>
+        </w:tblPrEx>
+        <w:tc>
+          <w:tcPr>
+            <w:tcW w:w="1400" w:type="dxa"/>
+            <w:shd w:val="clear" w:color="auto" w:fill="FFFFFF"/>
+            <w:tcMar>
+              <w:top w:w="80" w:type="dxa"/>
+              <w:left w:w="120" w:type="dxa"/>
+              <w:bottom w:w="80" w:type="dxa"/>
+              <w:right w:w="120" w:type="dxa"/>
+            </w:tcMar>
+          </w:tcPr>
+          <w:p>
+            <w:r>
+              <w:rPr>
+                <w:b/>
+                <w:bCs/>
+                <w:color w:val="000000"/>
+                <w:sz w:val="18"/>
+                <w:szCs w:val="18"/>
+              </w:rPr>
+              <w:t>R8</w:t>
+            </w:r>
+          </w:p>
+        </w:tc>
+        <w:tc>
+          <w:tcPr>
+            <w:tcW w:w="1200" w:type="dxa"/>
+            <w:shd w:val="clear" w:color="auto" w:fill="FFFFFF"/>
+            <w:tcMar>
+              <w:top w:w="80" w:type="dxa"/>
+              <w:left w:w="120" w:type="dxa"/>
+              <w:bottom w:w="80" w:type="dxa"/>
+              <w:right w:w="120" w:type="dxa"/>
+            </w:tcMar>
+          </w:tcPr>
+          <w:p>
+            <w:r>
+              <w:rPr>
+                <w:color w:val="000000"/>
+                <w:sz w:val="18"/>
+                <w:szCs w:val="18"/>
+              </w:rPr>
+              <w:t>UE-7.1-01</w:t>
+            </w:r>
+          </w:p>
+        </w:tc>
+        <w:tc>
+          <w:tcPr>
+            <w:tcW w:w="2400" w:type="dxa"/>
+            <w:shd w:val="clear" w:color="auto" w:fill="FFFFFF"/>
+            <w:tcMar>
+              <w:top w:w="80" w:type="dxa"/>
+              <w:left w:w="120" w:type="dxa"/>
+              <w:bottom w:w="80" w:type="dxa"/>
+              <w:right w:w="120" w:type="dxa"/>
+            </w:tcMar>
+          </w:tcPr>
+          <w:p>
+            <w:r>
+              <w:rPr>
+                <w:color w:val="000000"/>
+                <w:sz w:val="18"/>
+                <w:szCs w:val="18"/>
+              </w:rPr>
+              <w:t>Azure AD Easy Auth failure</w:t>
+            </w:r>
+          </w:p>
+        </w:tc>
+        <w:tc>
+          <w:tcPr>
+            <w:tcW w:w="3160" w:type="dxa"/>
+            <w:shd w:val="clear" w:color="auto" w:fill="FFFFFF"/>
+            <w:tcMar>
+              <w:top w:w="80" w:type="dxa"/>
+              <w:left w:w="120" w:type="dxa"/>
+              <w:bottom w:w="80" w:type="dxa"/>
+              <w:right w:w="120" w:type="dxa"/>
+            </w:tcMar>
+          </w:tcPr>
+          <w:p>
+            <w:r>
+              <w:rPr>
+                <w:color w:val="000000"/>
+                <w:sz w:val="18"/>
+                <w:szCs w:val="18"/>
+              </w:rPr>
+              <w:t>If API protection through Azure AD Easy Auth fails, request handling may be blocked or exposed incorrectly in production.</w:t>
+            </w:r>
+          </w:p>
+        </w:tc>
+        <w:tc>
+          <w:tcPr>
+            <w:tcW w:w="1200" w:type="dxa"/>
+            <w:shd w:val="clear" w:color="auto" w:fill="FFFFFF"/>
+            <w:tcMar>
+              <w:top w:w="80" w:type="dxa"/>
+              <w:left w:w="120" w:type="dxa"/>
+              <w:bottom w:w="80" w:type="dxa"/>
+              <w:right w:w="120" w:type="dxa"/>
+            </w:tcMar>
+          </w:tcPr>
+          <w:p>
+            <w:r>
+              <w:rPr>
+                <w:color w:val="000000"/>
+                <w:sz w:val="18"/>
+                <w:szCs w:val="18"/>
+              </w:rPr>
+              <w:t>Added Week 9 — see below</w:t>
+            </w:r>
+          </w:p>
+        </w:tc>
+      </w:tr>
+    </w:tbl>
+    <w:p/>
+    <w:p>
+      <w:pPr>
+        <w:pStyle w:val="Heading2"/>
+      </w:pPr>
+      <w:r>
+        <w:t>R8: Azure AD Easy Auth Failure in Production (Risk Score: 10)</w:t>
+      </w:r>
+    </w:p>
+    <w:p>
+      <w:pPr>
+        <w:spacing w:after="120"/>
+        <w:ind w:firstLine="720"/>
+        <w:jc w:val="both"/>
+      </w:pPr>
+      <w:r>
+        <w:t>Azure AD Easy Auth was added to QBIS in v1.3.0 (July 13, 2026) as the production API protection mechanism. If Easy Auth is misconfigured or fails in the Azure Functions infrastructure layer, the entire API is either inaccessible to legitimate users (401 on all requests) or exposed without authentication. This risk was identified in Week 9 after the authentication feature was deployed and tested.</w:t>
+      </w:r>
+    </w:p>
+    <w:p>
+      <w:pPr>
+        <w:spacing w:after="120"/>
+        <w:ind w:firstLine="720"/>
+        <w:jc w:val="both"/>
+      </w:pPr>
+      <w:r>
+        <w:rPr>
+          <w:b/>
+          <w:bCs/>
+        </w:rPr>
+        <w:t xml:space="preserve">Likelihood Score: 2 / 5. </w:t>
+      </w:r>
+      <w:r>
+        <w:t>Easy Auth is an Azure-managed infrastructure feature that does not degrade due to code changes. The primary risk is misconfiguration during initial setup or during environment changes. Once correctly configured and verified, this risk is stable.</w:t>
+      </w:r>
+    </w:p>
+    <w:p>
+      <w:pPr>
+        <w:spacing w:after="120"/>
+        <w:ind w:firstLine="720"/>
+        <w:jc w:val="both"/>
+      </w:pPr>
+      <w:r>
+        <w:rPr>
+          <w:b/>
+          <w:bCs/>
+        </w:rPr>
+        <w:lastRenderedPageBreak/>
+        <w:t xml:space="preserve">Consequence Score: 5 / 5. </w:t>
+      </w:r>
+      <w:r>
+        <w:t>A misconfigured Easy Auth either denies all legitimate API access (total dashboard outage) or exposes all API endpoints publicly without authentication (security breach). Both outcomes are critical. A local development bypass (VITE_AUTH_ENABLED=false) ensures development is unaffected, but production impact is maximal.</w:t>
+      </w:r>
+    </w:p>
+    <w:p>
+      <w:pPr>
+        <w:spacing w:after="120"/>
+        <w:ind w:firstLine="720"/>
+        <w:jc w:val="both"/>
+      </w:pPr>
+      <w:r>
+        <w:rPr>
+          <w:b/>
+          <w:bCs/>
+        </w:rPr>
+        <w:t xml:space="preserve">Risk Score: 2 × 5 = 10 (High).  Net Score: 2 × 4 = 8 (Medium).  </w:t>
+      </w:r>
+      <w:r>
+        <w:t>Consequence reduced from 5 to 4 after Easy Auth was successfully validated in the Azure production environment and the local dev bypass confirmed working.</w:t>
+      </w:r>
+    </w:p>
+    <w:p>
+      <w:pPr>
+        <w:spacing w:after="120"/>
+        <w:ind w:firstLine="720"/>
+        <w:jc w:val="both"/>
+      </w:pPr>
+      <w:r>
+        <w:rPr>
+          <w:b/>
+          <w:bCs/>
+        </w:rPr>
+        <w:t xml:space="preserve">PRD Reference: </w:t>
+      </w:r>
+      <w:r>
+        <w:rPr>
+          <w:i/>
+          <w:iCs/>
+        </w:rPr>
+        <w:t>UE-7.1-01</w:t>
+      </w:r>
+      <w:r>
+        <w:t xml:space="preserve"> — </w:t>
+      </w:r>
+      <w:r>
+        <w:rPr>
+          <w:i/>
+          <w:iCs/>
+        </w:rPr>
+        <w:t>FR-7.1.1</w:t>
+      </w:r>
+      <w:r>
+        <w:t xml:space="preserve"> (Protect API access through Azure AD Easy Auth).</w:t>
+      </w:r>
+    </w:p>
+    <w:p>
+      <w:pPr>
+        <w:spacing w:after="120"/>
+        <w:ind w:firstLine="720"/>
+        <w:jc w:val="both"/>
+      </w:pPr>
+      <w:r>
+        <w:rPr>
+          <w:b/>
+          <w:bCs/>
+        </w:rPr>
+        <w:t xml:space="preserve">Mitigation. </w:t>
+      </w:r>
+      <w:r>
+        <w:t>Authentication is enforced at the Azure Functions infrastructure layer, not in application code, ensuring it cannot be bypassed by software bugs. The production configuration was verified by testing with a valid Bearer token (PASS) and an invalid/missing token (HTTP 401 confirmed). A local development bypass is provided via VITE_AUTH_ENABLED=false so test runs are unaffected by authentication requirements. The GET /</w:t>
+      </w:r>
+      <w:proofErr w:type="spellStart"/>
+      <w:r>
+        <w:t>api</w:t>
+      </w:r>
+      <w:proofErr w:type="spellEnd"/>
+      <w:r>
+        <w:t>/health endpoint monitors function liveness and is the first indicator if auth misconfiguration causes broader API failure.</w:t>
+      </w:r>
+    </w:p>
+    <w:p>
+      <w:pPr>
+        <w:spacing w:after="100"/>
+        <w:jc w:val="both"/>
+      </w:pPr>
+      <w:r>
+        <w:rPr>
+          <w:b/>
+          <w:bCs/>
+        </w:rPr>
+        <w:t>Weekly History:</w:t>
+      </w:r>
+    </w:p>
+    <w:tbl>
+      <w:tblPr>
+        <w:tblW w:w="9360" w:type="dxa"/>
+        <w:tblBorders>
+          <w:top w:val="single" w:sz="4" w:space="0" w:color="auto"/>
+          <w:left w:val="single" w:sz="4" w:space="0" w:color="auto"/>
+          <w:bottom w:val="single" w:sz="4" w:space="0" w:color="auto"/>
+          <w:right w:val="single" w:sz="4" w:space="0" w:color="auto"/>
+          <w:insideH w:val="single" w:sz="4" w:space="0" w:color="auto"/>
+          <w:insideV w:val="single" w:sz="4" w:space="0" w:color="auto"/>
+        </w:tblBorders>
+        <w:tblCellMar>
+          <w:left w:w="10" w:type="dxa"/>
+          <w:right w:w="10" w:type="dxa"/>
+        </w:tblCellMar>
+        <w:tblLook w:val="0000" w:firstRow="0" w:lastRow="0" w:firstColumn="0" w:lastColumn="0" w:noHBand="0" w:noVBand="0"/>
+      </w:tblPr>
+      <w:tblGrid>
+        <w:gridCol w:w="700"/>
+        <w:gridCol w:w="900"/>
+        <w:gridCol w:w="1200"/>
+        <w:gridCol w:w="6560"/>
+      </w:tblGrid>
+      <w:tr>
+        <w:tblPrEx>
+          <w:tblCellMar>
+            <w:top w:w="0" w:type="dxa"/>
+            <w:bottom w:w="0" w:type="dxa"/>
+          </w:tblCellMar>
+        </w:tblPrEx>
+        <w:trPr>
+          <w:tblHeader/>
+        </w:trPr>
+        <w:tc>
+          <w:tcPr>
+            <w:tcW w:w="700" w:type="dxa"/>
+            <w:shd w:val="clear" w:color="auto" w:fill="1F3864"/>
+            <w:tcMar>
+              <w:top w:w="80" w:type="dxa"/>
+              <w:left w:w="120" w:type="dxa"/>
+              <w:bottom w:w="80" w:type="dxa"/>
+              <w:right w:w="120" w:type="dxa"/>
+            </w:tcMar>
+          </w:tcPr>
+          <w:p>
+            <w:pPr>
+              <w:jc w:val="center"/>
+            </w:pPr>
+            <w:r>
+              <w:rPr>
+                <w:b/>
+                <w:bCs/>
+                <w:color w:val="FFFFFF"/>
+                <w:sz w:val="18"/>
+                <w:szCs w:val="18"/>
+              </w:rPr>
+              <w:t>Week</w:t>
+            </w:r>
+          </w:p>
+        </w:tc>
+        <w:tc>
+          <w:tcPr>
+            <w:tcW w:w="900" w:type="dxa"/>
+            <w:shd w:val="clear" w:color="auto" w:fill="1F3864"/>
+            <w:tcMar>
+              <w:top w:w="80" w:type="dxa"/>
+              <w:left w:w="120" w:type="dxa"/>
+              <w:bottom w:w="80" w:type="dxa"/>
+              <w:right w:w="120" w:type="dxa"/>
+            </w:tcMar>
+          </w:tcPr>
+          <w:p>
+            <w:pPr>
+              <w:jc w:val="center"/>
+            </w:pPr>
+            <w:r>
+              <w:rPr>
+                <w:b/>
+                <w:bCs/>
+                <w:color w:val="FFFFFF"/>
+                <w:sz w:val="18"/>
+                <w:szCs w:val="18"/>
+              </w:rPr>
+              <w:t>Date</w:t>
+            </w:r>
+          </w:p>
+        </w:tc>
+        <w:tc>
+          <w:tcPr>
+            <w:tcW w:w="1200" w:type="dxa"/>
+            <w:shd w:val="clear" w:color="auto" w:fill="1F3864"/>
+            <w:tcMar>
+              <w:top w:w="80" w:type="dxa"/>
+              <w:left w:w="120" w:type="dxa"/>
+              <w:bottom w:w="80" w:type="dxa"/>
+              <w:right w:w="120" w:type="dxa"/>
+            </w:tcMar>
+          </w:tcPr>
+          <w:p>
+            <w:pPr>
+              <w:jc w:val="center"/>
+            </w:pPr>
+            <w:r>
+              <w:rPr>
+                <w:b/>
+                <w:bCs/>
+                <w:color w:val="FFFFFF"/>
+                <w:sz w:val="18"/>
+                <w:szCs w:val="18"/>
+              </w:rPr>
+              <w:t>L × C = Score</w:t>
+            </w:r>
+          </w:p>
+        </w:tc>
+        <w:tc>
+          <w:tcPr>
+            <w:tcW w:w="6560" w:type="dxa"/>
+            <w:shd w:val="clear" w:color="auto" w:fill="1F3864"/>
+            <w:tcMar>
+              <w:top w:w="80" w:type="dxa"/>
+              <w:left w:w="120" w:type="dxa"/>
+              <w:bottom w:w="80" w:type="dxa"/>
+              <w:right w:w="120" w:type="dxa"/>
+            </w:tcMar>
+          </w:tcPr>
+          <w:p>
+            <w:pPr>
+              <w:jc w:val="center"/>
+            </w:pPr>
+            <w:r>
+              <w:rPr>
+                <w:b/>
+                <w:bCs/>
+                <w:color w:val="FFFFFF"/>
+                <w:sz w:val="18"/>
+                <w:szCs w:val="18"/>
+              </w:rPr>
+              <w:t>Notes</w:t>
+            </w:r>
+          </w:p>
+        </w:tc>
+      </w:tr>
+      <w:tr>
+        <w:tblPrEx>
+          <w:tblCellMar>
+            <w:top w:w="0" w:type="dxa"/>
+            <w:bottom w:w="0" w:type="dxa"/>
+          </w:tblCellMar>
+        </w:tblPrEx>
+        <w:tc>
+          <w:tcPr>
+            <w:tcW w:w="700" w:type="dxa"/>
+            <w:shd w:val="clear" w:color="auto" w:fill="EBF3FB"/>
+            <w:tcMar>
+              <w:top w:w="80" w:type="dxa"/>
+              <w:left w:w="120" w:type="dxa"/>
+              <w:bottom w:w="80" w:type="dxa"/>
+              <w:right w:w="120" w:type="dxa"/>
+            </w:tcMar>
+          </w:tcPr>
+          <w:p>
+            <w:r>
+              <w:rPr>
+                <w:color w:val="000000"/>
+                <w:sz w:val="18"/>
+                <w:szCs w:val="18"/>
+              </w:rPr>
+              <w:t>W1–W8</w:t>
+            </w:r>
+          </w:p>
+        </w:tc>
+        <w:tc>
+          <w:tcPr>
+            <w:tcW w:w="900" w:type="dxa"/>
+            <w:shd w:val="clear" w:color="auto" w:fill="EBF3FB"/>
+            <w:tcMar>
+              <w:top w:w="80" w:type="dxa"/>
+              <w:left w:w="120" w:type="dxa"/>
+              <w:bottom w:w="80" w:type="dxa"/>
+              <w:right w:w="120" w:type="dxa"/>
+            </w:tcMar>
+          </w:tcPr>
+          <w:p>
+            <w:r>
+              <w:rPr>
+                <w:color w:val="000000"/>
+                <w:sz w:val="18"/>
+                <w:szCs w:val="18"/>
+              </w:rPr>
+              <w:t>May 9 – Jun 27</w:t>
+            </w:r>
+          </w:p>
+        </w:tc>
+        <w:tc>
+          <w:tcPr>
+            <w:tcW w:w="1200" w:type="dxa"/>
+            <w:shd w:val="clear" w:color="auto" w:fill="D9D9D9"/>
+            <w:tcMar>
+              <w:top w:w="60" w:type="dxa"/>
+              <w:left w:w="80" w:type="dxa"/>
+              <w:bottom w:w="60" w:type="dxa"/>
+              <w:right w:w="80" w:type="dxa"/>
+            </w:tcMar>
+          </w:tcPr>
+          <w:p>
+            <w:pPr>
+              <w:jc w:val="center"/>
+            </w:pPr>
+            <w:r>
+              <w:rPr>
+                <w:b/>
+                <w:bCs/>
+                <w:sz w:val="18"/>
+                <w:szCs w:val="18"/>
+              </w:rPr>
+              <w:t>Not identified</w:t>
+            </w:r>
+          </w:p>
+        </w:tc>
+        <w:tc>
+          <w:tcPr>
+            <w:tcW w:w="6560" w:type="dxa"/>
+            <w:shd w:val="clear" w:color="auto" w:fill="EBF3FB"/>
+            <w:tcMar>
+              <w:top w:w="80" w:type="dxa"/>
+              <w:left w:w="120" w:type="dxa"/>
+              <w:bottom w:w="80" w:type="dxa"/>
+              <w:right w:w="120" w:type="dxa"/>
+            </w:tcMar>
+          </w:tcPr>
+          <w:p>
+            <w:r>
+              <w:rPr>
+                <w:color w:val="000000"/>
+                <w:sz w:val="18"/>
+                <w:szCs w:val="18"/>
+              </w:rPr>
+              <w:t>Risk not yet present — Azure AD Easy Auth not yet implemented (added v1.3.0, Jul 13).</w:t>
+            </w:r>
+          </w:p>
+        </w:tc>
+      </w:tr>
+      <w:tr>
+        <w:tblPrEx>
+          <w:tblCellMar>
+            <w:top w:w="0" w:type="dxa"/>
+            <w:bottom w:w="0" w:type="dxa"/>
+          </w:tblCellMar>
+        </w:tblPrEx>
+        <w:tc>
+          <w:tcPr>
+            <w:tcW w:w="700" w:type="dxa"/>
+            <w:shd w:val="clear" w:color="auto" w:fill="FFFFFF"/>
+            <w:tcMar>
+              <w:top w:w="80" w:type="dxa"/>
+              <w:left w:w="120" w:type="dxa"/>
+              <w:bottom w:w="80" w:type="dxa"/>
+              <w:right w:w="120" w:type="dxa"/>
+            </w:tcMar>
+          </w:tcPr>
+          <w:p>
+            <w:r>
+              <w:rPr>
+                <w:color w:val="000000"/>
+                <w:sz w:val="18"/>
+                <w:szCs w:val="18"/>
+              </w:rPr>
+              <w:t>W9</w:t>
+            </w:r>
+          </w:p>
+        </w:tc>
+        <w:tc>
+          <w:tcPr>
+            <w:tcW w:w="900" w:type="dxa"/>
+            <w:shd w:val="clear" w:color="auto" w:fill="FFFFFF"/>
+            <w:tcMar>
+              <w:top w:w="80" w:type="dxa"/>
+              <w:left w:w="120" w:type="dxa"/>
+              <w:bottom w:w="80" w:type="dxa"/>
+              <w:right w:w="120" w:type="dxa"/>
+            </w:tcMar>
+          </w:tcPr>
+          <w:p>
+            <w:r>
+              <w:rPr>
+                <w:color w:val="000000"/>
+                <w:sz w:val="18"/>
+                <w:szCs w:val="18"/>
+              </w:rPr>
+              <w:t>Jul 7</w:t>
+            </w:r>
+          </w:p>
+        </w:tc>
+        <w:tc>
+          <w:tcPr>
+            <w:tcW w:w="1200" w:type="dxa"/>
+            <w:shd w:val="clear" w:color="auto" w:fill="FFD966"/>
+            <w:tcMar>
+              <w:top w:w="60" w:type="dxa"/>
+              <w:left w:w="80" w:type="dxa"/>
+              <w:bottom w:w="60" w:type="dxa"/>
+              <w:right w:w="80" w:type="dxa"/>
+            </w:tcMar>
+          </w:tcPr>
+          <w:p>
+            <w:pPr>
+              <w:jc w:val="center"/>
+            </w:pPr>
+            <w:r>
+              <w:rPr>
+                <w:b/>
+                <w:bCs/>
+                <w:sz w:val="18"/>
+                <w:szCs w:val="18"/>
+              </w:rPr>
+              <w:t>2×5=10</w:t>
+            </w:r>
+          </w:p>
+        </w:tc>
+        <w:tc>
+          <w:tcPr>
+            <w:tcW w:w="6560" w:type="dxa"/>
+            <w:shd w:val="clear" w:color="auto" w:fill="FFFFFF"/>
+            <w:tcMar>
+              <w:top w:w="80" w:type="dxa"/>
+              <w:left w:w="120" w:type="dxa"/>
+              <w:bottom w:w="80" w:type="dxa"/>
+              <w:right w:w="120" w:type="dxa"/>
+            </w:tcMar>
+          </w:tcPr>
+          <w:p>
+            <w:r>
+              <w:rPr>
+                <w:color w:val="000000"/>
+                <w:sz w:val="18"/>
+                <w:szCs w:val="18"/>
+              </w:rPr>
+              <w:t>Identified after v1.3.0 auth implementation. Easy Auth deployed; production token validation verified. Initial score 10 (High).</w:t>
+            </w:r>
+          </w:p>
+        </w:tc>
+      </w:tr>
+      <w:tr>
+        <w:tblPrEx>
+          <w:tblCellMar>
+            <w:top w:w="0" w:type="dxa"/>
+            <w:bottom w:w="0" w:type="dxa"/>
+          </w:tblCellMar>
+        </w:tblPrEx>
+        <w:tc>
+          <w:tcPr>
+            <w:tcW w:w="700" w:type="dxa"/>
+            <w:shd w:val="clear" w:color="auto" w:fill="EBF3FB"/>
+            <w:tcMar>
+              <w:top w:w="80" w:type="dxa"/>
+              <w:left w:w="120" w:type="dxa"/>
+              <w:bottom w:w="80" w:type="dxa"/>
+              <w:right w:w="120" w:type="dxa"/>
+            </w:tcMar>
+          </w:tcPr>
+          <w:p>
+            <w:r>
+              <w:rPr>
+                <w:color w:val="000000"/>
+                <w:sz w:val="18"/>
+                <w:szCs w:val="18"/>
+              </w:rPr>
+              <w:t>W10</w:t>
+            </w:r>
+          </w:p>
+        </w:tc>
+        <w:tc>
+          <w:tcPr>
+            <w:tcW w:w="900" w:type="dxa"/>
+            <w:shd w:val="clear" w:color="auto" w:fill="EBF3FB"/>
+            <w:tcMar>
+              <w:top w:w="80" w:type="dxa"/>
+              <w:left w:w="120" w:type="dxa"/>
+              <w:bottom w:w="80" w:type="dxa"/>
+              <w:right w:w="120" w:type="dxa"/>
+            </w:tcMar>
+          </w:tcPr>
+          <w:p>
+            <w:r>
+              <w:rPr>
+                <w:color w:val="000000"/>
+                <w:sz w:val="18"/>
+                <w:szCs w:val="18"/>
+              </w:rPr>
+              <w:t>Jul 13</w:t>
+            </w:r>
+          </w:p>
+        </w:tc>
+        <w:tc>
+          <w:tcPr>
+            <w:tcW w:w="1200" w:type="dxa"/>
+            <w:shd w:val="clear" w:color="auto" w:fill="FFD966"/>
+            <w:tcMar>
+              <w:top w:w="60" w:type="dxa"/>
+              <w:left w:w="80" w:type="dxa"/>
+              <w:bottom w:w="60" w:type="dxa"/>
+              <w:right w:w="80" w:type="dxa"/>
+            </w:tcMar>
+          </w:tcPr>
+          <w:p>
+            <w:pPr>
+              <w:jc w:val="center"/>
+            </w:pPr>
+            <w:r>
+              <w:rPr>
+                <w:b/>
+                <w:bCs/>
+                <w:sz w:val="18"/>
+                <w:szCs w:val="18"/>
+              </w:rPr>
+              <w:t>2×4=8</w:t>
+            </w:r>
+          </w:p>
+        </w:tc>
+        <w:tc>
+          <w:tcPr>
+            <w:tcW w:w="6560" w:type="dxa"/>
+            <w:shd w:val="clear" w:color="auto" w:fill="EBF3FB"/>
+            <w:tcMar>
+              <w:top w:w="80" w:type="dxa"/>
+              <w:left w:w="120" w:type="dxa"/>
+              <w:bottom w:w="80" w:type="dxa"/>
+              <w:right w:w="120" w:type="dxa"/>
+            </w:tcMar>
+          </w:tcPr>
+          <w:p>
+            <w:r>
+              <w:rPr>
+                <w:color w:val="000000"/>
+                <w:sz w:val="18"/>
+                <w:szCs w:val="18"/>
+              </w:rPr>
+              <w:t>Consequence reduced to 4 after Easy Auth validated with valid and invalid tokens in production. Net score 8 (Medium).</w:t>
+            </w:r>
+          </w:p>
+        </w:tc>
+      </w:tr>
+      <w:tr>
+        <w:tblPrEx>
+          <w:tblCellMar>
+            <w:top w:w="0" w:type="dxa"/>
+            <w:bottom w:w="0" w:type="dxa"/>
+          </w:tblCellMar>
+        </w:tblPrEx>
+        <w:tc>
+          <w:tcPr>
+            <w:tcW w:w="700" w:type="dxa"/>
+            <w:shd w:val="clear" w:color="auto" w:fill="FFFFFF"/>
+            <w:tcMar>
+              <w:top w:w="80" w:type="dxa"/>
+              <w:left w:w="120" w:type="dxa"/>
+              <w:bottom w:w="80" w:type="dxa"/>
+              <w:right w:w="120" w:type="dxa"/>
+            </w:tcMar>
+          </w:tcPr>
+          <w:p>
+            <w:r>
+              <w:rPr>
+                <w:color w:val="000000"/>
+                <w:sz w:val="18"/>
+                <w:szCs w:val="18"/>
+              </w:rPr>
+              <w:t>W11</w:t>
+            </w:r>
+          </w:p>
+        </w:tc>
+        <w:tc>
+          <w:tcPr>
+            <w:tcW w:w="900" w:type="dxa"/>
+            <w:shd w:val="clear" w:color="auto" w:fill="FFFFFF"/>
+            <w:tcMar>
+              <w:top w:w="80" w:type="dxa"/>
+              <w:left w:w="120" w:type="dxa"/>
+              <w:bottom w:w="80" w:type="dxa"/>
+              <w:right w:w="120" w:type="dxa"/>
+            </w:tcMar>
+          </w:tcPr>
+          <w:p>
+            <w:r>
+              <w:rPr>
+                <w:color w:val="000000"/>
+                <w:sz w:val="18"/>
+                <w:szCs w:val="18"/>
+              </w:rPr>
+              <w:t>Jul 21</w:t>
+            </w:r>
+          </w:p>
+        </w:tc>
+        <w:tc>
+          <w:tcPr>
+            <w:tcW w:w="1200" w:type="dxa"/>
+            <w:shd w:val="clear" w:color="auto" w:fill="FFD966"/>
+            <w:tcMar>
+              <w:top w:w="60" w:type="dxa"/>
+              <w:left w:w="80" w:type="dxa"/>
+              <w:bottom w:w="60" w:type="dxa"/>
+              <w:right w:w="80" w:type="dxa"/>
+            </w:tcMar>
+          </w:tcPr>
+          <w:p>
+            <w:pPr>
+              <w:jc w:val="center"/>
+            </w:pPr>
+            <w:r>
+              <w:rPr>
+                <w:b/>
+                <w:bCs/>
+                <w:sz w:val="18"/>
+                <w:szCs w:val="18"/>
+              </w:rPr>
+              <w:t>2×4=8</w:t>
+            </w:r>
+          </w:p>
+        </w:tc>
+        <w:tc>
+          <w:tcPr>
+            <w:tcW w:w="6560" w:type="dxa"/>
+            <w:shd w:val="clear" w:color="auto" w:fill="FFFFFF"/>
+            <w:tcMar>
+              <w:top w:w="80" w:type="dxa"/>
+              <w:left w:w="120" w:type="dxa"/>
+              <w:bottom w:w="80" w:type="dxa"/>
+              <w:right w:w="120" w:type="dxa"/>
+            </w:tcMar>
+          </w:tcPr>
+          <w:p>
+            <w:r>
+              <w:rPr>
+                <w:color w:val="000000"/>
+                <w:sz w:val="18"/>
+                <w:szCs w:val="18"/>
+              </w:rPr>
+              <w:t>Current state. Risk accepted — Easy Auth is correctly configured and verified. Residual risk is Azure infrastructure-level failure beyond project control.</w:t>
+            </w:r>
+          </w:p>
+        </w:tc>
+      </w:tr>
+    </w:tbl>
+    <w:p/>
+    <w:p>
+      <w:pPr>
+        <w:pStyle w:val="Heading1"/>
+      </w:pPr>
+    </w:p>
+    <w:p>
+      <w:pPr>
+        <w:pStyle w:val="Heading1"/>
+      </w:pPr>
+    </w:p>
+    <w:p>
+      <w:pPr>
+        <w:pStyle w:val="Heading1"/>
+      </w:pPr>
+    </w:p>
+    <w:p>
+      <w:pPr>
+        <w:pStyle w:val="Heading1"/>
+      </w:pPr>
+    </w:p>
+    <w:p>
+      <w:pPr>
+        <w:pStyle w:val="Heading1"/>
+      </w:pPr>
+    </w:p>
     <w:p>
       <w:pPr>
         <w:spacing w:after="120"/>
         <w:jc w:val="both"/>
       </w:pPr>
-      <w:r>
-        <w:t xml:space="preserve"> </w:t>
-      </w:r>
     </w:p>
     <w:sectPr>
       <w:headerReference w:type="default" r:id="rId7"/>
@@ -24613,10 +29197,10 @@
 <file path=word/numbering.xml><?xml version="1.0" encoding="utf-8"?>
 <w:numbering xmlns:wpc="http://schemas.microsoft.com/office/word/2010/wordprocessingCanvas" xmlns:cx="http://schemas.microsoft.com/office/drawing/2014/chartex" xmlns:cx1="http://schemas.microsoft.com/office/drawing/2015/9/8/chartex" xmlns:cx2="http://schemas.microsoft.com/office/drawing/2015/10/21/chartex" xmlns:cx3="http://schemas.microsoft.com/office/drawing/2016/5/9/chartex" xmlns:cx4="http://schemas.microsoft.com/office/drawing/2016/5/10/chartex" xmlns:cx5="http://schemas.microsoft.com/office/drawing/2016/5/11/chartex" xmlns:cx6="http://schemas.microsoft.com/office/drawing/2016/5/12/chartex" xmlns:cx7="http://schemas.microsoft.com/office/drawing/2016/5/13/chartex" xmlns:cx8="http://schemas.microsoft.com/office/drawing/2016/5/14/chartex" xmlns:mc="http://schemas.openxmlformats.org/markup-compatibility/2006" xmlns:m="http://schemas.openxmlformats.org/officeDocument/2006/math" xmlns:aink="http://schemas.microsoft.com/office/drawing/2016/ink" xmlns:am3d="http://schemas.microsoft.com/office/drawing/2017/model3d" xmlns:oel="http://schemas.microsoft.com/office/2019/extlst" xmlns:r="http://schemas.openxmlformats.org/officeDocument/2006/relationships" xmlns:wp14="http://schemas.microsoft.com/office/word/2010/wordprocessingDrawing" xmlns:wp="http://schemas.openxmlformats.org/drawingml/2006/wordprocessingDrawing" xmlns:wpg="http://schemas.microsoft.com/office/word/2010/wordprocessingGroup" xmlns:wpi="http://schemas.microsoft.com/office/word/2010/wordprocessingInk" xmlns:wps="http://schemas.microsoft.com/office/word/2010/wordprocessingShape" xmlns:o="urn:schemas-microsoft-com:office:office" xmlns:v="urn:schemas-microsoft-com:vml" xmlns:w10="urn:schemas-microsoft-com:office:word" xmlns:w="http://schemas.openxmlformats.org/wordprocessingml/2006/main" xmlns:w14="http://schemas.microsoft.com/office/word/2010/wordml" xmlns:w15="http://schemas.microsoft.com/office/word/2012/wordml" xmlns:w16cex="http://schemas.microsoft.com/office/word/2018/wordml/cex" xmlns:w16cid="http://schemas.microsoft.com/office/word/2016/wordml/cid" xmlns:w16="http://schemas.microsoft.com/office/word/2018/wordml" xmlns:w16sdtdh="http://schemas.microsoft.com/office/word/2020/wordml/sdtdatahash" xmlns:w16sdtfl="http://schemas.microsoft.com/office/word/2024/wordml/sdtformatlock" xmlns:w16se="http://schemas.microsoft.com/office/word/2015/wordml/symex" xmlns:w16du="http://schemas.microsoft.com/office/word/2023/wordml/word16du" xmlns:wne="http://schemas.microsoft.com/office/word/2006/wordml" mc:Ignorable="w14 w15 w16se w16cid w16 w16cex w16sdtdh w16sdtfl w16du wp14">
   <w:abstractNum w:abstractNumId="0" w15:restartNumberingAfterBreak="0">
-    <w:nsid w:val="3B8B0B89"/>
+    <w:nsid w:val="4C1919E6"/>
     <w:multiLevelType w:val="hybridMultilevel"/>
-    <w:tmpl w:val="8EC82EF6"/>
-    <w:lvl w:ilvl="0" w:tplc="145423AE">
+    <w:tmpl w:val="6B528694"/>
+    <w:lvl w:ilvl="0" w:tplc="5BD08ED2">
       <w:start w:val="1"/>
       <w:numFmt w:val="bullet"/>
       <w:lvlText w:val="●"/>
@@ -24625,7 +29209,7 @@
         <w:ind w:left="720" w:hanging="360"/>
       </w:pPr>
     </w:lvl>
-    <w:lvl w:ilvl="1" w:tplc="3F5C3076">
+    <w:lvl w:ilvl="1" w:tplc="B8841BC2">
       <w:start w:val="1"/>
       <w:numFmt w:val="bullet"/>
       <w:lvlText w:val="○"/>
@@ -24634,7 +29218,7 @@
         <w:ind w:left="1440" w:hanging="360"/>
       </w:pPr>
     </w:lvl>
-    <w:lvl w:ilvl="2" w:tplc="9E06F0C2">
+    <w:lvl w:ilvl="2" w:tplc="4F3AE93E">
       <w:start w:val="1"/>
       <w:numFmt w:val="bullet"/>
       <w:lvlText w:val="■"/>
@@ -24643,7 +29227,7 @@
         <w:ind w:left="2160" w:hanging="360"/>
       </w:pPr>
     </w:lvl>
-    <w:lvl w:ilvl="3" w:tplc="C3041114">
+    <w:lvl w:ilvl="3" w:tplc="81401DA8">
       <w:start w:val="1"/>
       <w:numFmt w:val="bullet"/>
       <w:lvlText w:val="●"/>
@@ -24652,7 +29236,7 @@
         <w:ind w:left="2880" w:hanging="360"/>
       </w:pPr>
     </w:lvl>
-    <w:lvl w:ilvl="4" w:tplc="7A020588">
+    <w:lvl w:ilvl="4" w:tplc="32C8839E">
       <w:start w:val="1"/>
       <w:numFmt w:val="bullet"/>
       <w:lvlText w:val="○"/>
@@ -24661,7 +29245,7 @@
         <w:ind w:left="3600" w:hanging="360"/>
       </w:pPr>
     </w:lvl>
-    <w:lvl w:ilvl="5" w:tplc="A4605FB4">
+    <w:lvl w:ilvl="5" w:tplc="A860EF42">
       <w:start w:val="1"/>
       <w:numFmt w:val="bullet"/>
       <w:lvlText w:val="■"/>
@@ -24670,7 +29254,7 @@
         <w:ind w:left="4320" w:hanging="360"/>
       </w:pPr>
     </w:lvl>
-    <w:lvl w:ilvl="6" w:tplc="02A237E6">
+    <w:lvl w:ilvl="6" w:tplc="6E22A350">
       <w:start w:val="1"/>
       <w:numFmt w:val="bullet"/>
       <w:lvlText w:val="●"/>
@@ -24679,7 +29263,7 @@
         <w:ind w:left="5040" w:hanging="360"/>
       </w:pPr>
     </w:lvl>
-    <w:lvl w:ilvl="7" w:tplc="D5444588">
+    <w:lvl w:ilvl="7" w:tplc="D496FC36">
       <w:start w:val="1"/>
       <w:numFmt w:val="bullet"/>
       <w:lvlText w:val="●"/>
@@ -24688,7 +29272,7 @@
         <w:ind w:left="5760" w:hanging="360"/>
       </w:pPr>
     </w:lvl>
-    <w:lvl w:ilvl="8" w:tplc="C6E608EA">
+    <w:lvl w:ilvl="8" w:tplc="6910F5C8">
       <w:start w:val="1"/>
       <w:numFmt w:val="bullet"/>
       <w:lvlText w:val="●"/>
@@ -24698,7 +29282,7 @@
       </w:pPr>
     </w:lvl>
   </w:abstractNum>
-  <w:num w:numId="1" w16cid:durableId="572546960">
+  <w:num w:numId="1" w16cid:durableId="1704671808">
     <w:abstractNumId w:val="0"/>
     <w:lvlOverride w:ilvl="0">
       <w:startOverride w:val="1"/>
@@ -25307,24 +29891,13 @@
       <w:szCs w:val="20"/>
     </w:rPr>
   </w:style>
-  <w:style w:type="character" w:styleId="Strong">
-    <w:name w:val="Strong"/>
-    <w:basedOn w:val="DefaultParagraphFont"/>
-    <w:uiPriority w:val="22"/>
-    <w:qFormat/>
-    <w:rsid w:val="000206FC"/>
-    <w:rPr>
-      <w:b/>
-      <w:bCs/>
-    </w:rPr>
-  </w:style>
   <w:style w:type="paragraph" w:styleId="Header">
     <w:name w:val="header"/>
     <w:basedOn w:val="Normal"/>
     <w:link w:val="HeaderChar"/>
     <w:uiPriority w:val="99"/>
     <w:unhideWhenUsed/>
-    <w:rsid w:val="000206FC"/>
+    <w:rsid w:val="001F5ED6"/>
     <w:pPr>
       <w:tabs>
         <w:tab w:val="center" w:pos="4680"/>
@@ -25337,7 +29910,7 @@
     <w:basedOn w:val="DefaultParagraphFont"/>
     <w:link w:val="Header"/>
     <w:uiPriority w:val="99"/>
-    <w:rsid w:val="000206FC"/>
+    <w:rsid w:val="001F5ED6"/>
   </w:style>
   <w:style w:type="paragraph" w:styleId="Footer">
     <w:name w:val="footer"/>
@@ -25345,7 +29918,7 @@
     <w:link w:val="FooterChar"/>
     <w:uiPriority w:val="99"/>
     <w:unhideWhenUsed/>
-    <w:rsid w:val="000206FC"/>
+    <w:rsid w:val="001F5ED6"/>
     <w:pPr>
       <w:tabs>
         <w:tab w:val="center" w:pos="4680"/>
@@ -25358,19 +29931,7 @@
     <w:basedOn w:val="DefaultParagraphFont"/>
     <w:link w:val="Footer"/>
     <w:uiPriority w:val="99"/>
-    <w:rsid w:val="000206FC"/>
-  </w:style>
-  <w:style w:type="character" w:styleId="UnresolvedMention">
-    <w:name w:val="Unresolved Mention"/>
-    <w:basedOn w:val="DefaultParagraphFont"/>
-    <w:uiPriority w:val="99"/>
-    <w:semiHidden/>
-    <w:unhideWhenUsed/>
-    <w:rsid w:val="000206FC"/>
-    <w:rPr>
-      <w:color w:val="605E5C"/>
-      <w:shd w:val="clear" w:color="auto" w:fill="E1DFDD"/>
-    </w:rPr>
+    <w:rsid w:val="001F5ED6"/>
   </w:style>
 </w:styles>
 </file>
